--- a/courts/third-circuit/court-of-appeals/answering-brief/usage/OUTPUT-answering-brief.docx
+++ b/courts/third-circuit/court-of-appeals/answering-brief/usage/OUTPUT-answering-brief.docx
@@ -4,502 +4,4043 @@
   <w:body>
     <w:p>
       <w:pPr>
-        <w:pStyle w:val="Date"/>
-      </w:pPr>
-      <w:r>
-        <w:t xml:space="preserve">September 12, 2024</w:t>
-      </w:r>
-    </w:p>
-    <w:p>
-      <w:pPr>
-        <w:spacing w:before="0" w:after="0" w:line="240" w:lineRule="auto"/>
+        <w:keepNext/>
+        <w:keepLines/>
+        <w:spacing w:before="0" w:after="0" w:line="408" w:lineRule="exact"/>
+        <w:ind w:left="0" w:firstLine="0"/>
         <w:jc w:val="center"/>
       </w:pPr>
       <w:r>
         <w:rPr>
           <w:b/>
-        </w:rPr>
-        <w:t xml:space="preserve">No. 24-1997</w:t>
-      </w:r>
-    </w:p>
-    <w:p>
-      <w:pPr>
-        <w:spacing w:before="0" w:after="0" w:line="240" w:lineRule="auto"/>
+          <w:bCs/>
+        </w:rPr>
+        <w:t xml:space="preserve">No. </w:t>
+      </w:r>
+      <w:r>
+        <w:rPr>
+          <w:b/>
+          <w:bCs/>
+        </w:rPr>
+        <w:t xml:space="preserve">24</w:t>
+        <w:noBreakHyphen/>
+        <w:t xml:space="preserve">1997</w:t>
+      </w:r>
+    </w:p>
+    <w:p>
+      <w:pPr>
+        <w:keepNext/>
+        <w:keepLines/>
+        <w:pBdr>
+          <w:bottom w:val="thickThinSmallGap" w:sz="12" w:space="1" w:color="000000"/>
+        </w:pBdr>
+        <w:spacing w:before="280" w:after="0" w:line="120" w:lineRule="exact"/>
+        <w:ind w:left="0" w:right="0"/>
+      </w:pPr>
+    </w:p>
+    <w:p>
+      <w:pPr>
+        <w:keepNext/>
+        <w:keepLines/>
+        <w:spacing w:before="280" w:after="0" w:line="408" w:lineRule="exact"/>
+        <w:ind w:left="0" w:firstLine="0"/>
         <w:jc w:val="center"/>
       </w:pPr>
       <w:r>
-        <w:t xml:space="preserve"/>
-      </w:r>
-    </w:p>
-    <w:p>
-      <w:pPr>
-        <w:spacing w:before="0" w:after="0" w:line="240" w:lineRule="auto"/>
+        <w:rPr>
+          <w:b/>
+          <w:bCs/>
+        </w:rPr>
+        <w:t xml:space="preserve">IN THE UNITED STATES COURT OF APPEALS</w:t>
+      </w:r>
+      <w:r>
+        <w:br/>
+      </w:r>
+      <w:r>
+        <w:rPr>
+          <w:b/>
+          <w:bCs/>
+        </w:rPr>
+        <w:t xml:space="preserve">FOR THE THIRD CIRCUIT</w:t>
+      </w:r>
+    </w:p>
+    <w:p>
+      <w:pPr>
+        <w:keepNext/>
+        <w:keepLines/>
+        <w:pBdr>
+          <w:bottom w:val="single" w:sz="6" w:space="1" w:color="000000"/>
+        </w:pBdr>
+        <w:spacing w:before="280" w:after="0" w:line="120" w:lineRule="exact"/>
+        <w:ind w:left="3240" w:right="3240"/>
+      </w:pPr>
+    </w:p>
+    <w:p>
+      <w:pPr>
+        <w:keepNext/>
+        <w:keepLines/>
+        <w:spacing w:before="280" w:after="0" w:line="408" w:lineRule="exact"/>
+        <w:ind w:left="0" w:firstLine="0"/>
         <w:jc w:val="center"/>
       </w:pPr>
       <w:r>
-        <w:rPr>
-          <w:b/>
-        </w:rPr>
-        <w:t xml:space="preserve">IN THE UNITED STATES COURT OF APPEALS</w:t>
-      </w:r>
-    </w:p>
-    <w:p>
-      <w:pPr>
-        <w:spacing w:before="0" w:after="0" w:line="240" w:lineRule="auto"/>
+        <w:t xml:space="preserve">Neil</w:t>
+      </w:r>
+      <w:r>
+        <w:t xml:space="preserve"> </w:t>
+      </w:r>
+      <w:r>
+        <w:t xml:space="preserve">Binder,</w:t>
+      </w:r>
+    </w:p>
+    <w:p>
+      <w:pPr>
+        <w:keepNext/>
+        <w:keepLines/>
+        <w:spacing w:before="0" w:after="0" w:line="408" w:lineRule="exact"/>
+        <w:ind w:left="4680" w:firstLine="0"/>
+      </w:pPr>
+      <w:r>
+        <w:t xml:space="preserve">Plaintiff/Appellant,</w:t>
+      </w:r>
+    </w:p>
+    <w:p>
+      <w:pPr>
+        <w:keepNext/>
+        <w:keepLines/>
+        <w:spacing w:before="84" w:after="84" w:line="408" w:lineRule="exact"/>
+        <w:ind w:left="0" w:firstLine="0"/>
         <w:jc w:val="center"/>
       </w:pPr>
       <w:r>
-        <w:rPr>
-          <w:b/>
-        </w:rPr>
-        <w:t xml:space="preserve">FOR THE THIRD CIRCUIT</w:t>
-      </w:r>
-    </w:p>
-    <w:p>
-      <w:pPr>
-        <w:spacing w:before="0" w:after="0" w:line="240" w:lineRule="auto"/>
+        <w:t xml:space="preserve">v.</w:t>
+      </w:r>
+    </w:p>
+    <w:p>
+      <w:pPr>
+        <w:keepNext/>
+        <w:keepLines/>
+        <w:spacing w:before="0" w:after="0" w:line="408" w:lineRule="exact"/>
+        <w:ind w:left="0" w:firstLine="0"/>
         <w:jc w:val="center"/>
       </w:pPr>
       <w:r>
-        <w:t xml:space="preserve"/>
-      </w:r>
-    </w:p>
-    <w:p>
-      <w:pPr>
-        <w:spacing w:before="0" w:after="0" w:line="240" w:lineRule="auto"/>
+        <w:t xml:space="preserve">Coldwell</w:t>
+      </w:r>
+      <w:r>
+        <w:t xml:space="preserve"> </w:t>
+      </w:r>
+      <w:r>
+        <w:t xml:space="preserve">Banker</w:t>
+      </w:r>
+      <w:r>
+        <w:t xml:space="preserve"> </w:t>
+      </w:r>
+      <w:r>
+        <w:t xml:space="preserve">Real</w:t>
+      </w:r>
+      <w:r>
+        <w:t xml:space="preserve"> </w:t>
+      </w:r>
+      <w:r>
+        <w:t xml:space="preserve">Estate</w:t>
+      </w:r>
+      <w:r>
+        <w:t xml:space="preserve"> </w:t>
+      </w:r>
+      <w:r>
+        <w:t xml:space="preserve">LLC,</w:t>
+      </w:r>
+    </w:p>
+    <w:p>
+      <w:pPr>
+        <w:keepNext/>
+        <w:keepLines/>
+        <w:spacing w:before="0" w:after="0" w:line="408" w:lineRule="exact"/>
+        <w:ind w:left="4680" w:firstLine="0"/>
+      </w:pPr>
+      <w:r>
+        <w:t xml:space="preserve">Defendant/Appellee.</w:t>
+      </w:r>
+    </w:p>
+    <w:p>
+      <w:pPr>
+        <w:keepNext/>
+        <w:keepLines/>
+        <w:pBdr>
+          <w:bottom w:val="single" w:sz="6" w:space="1" w:color="000000"/>
+        </w:pBdr>
+        <w:spacing w:before="280" w:after="0" w:line="120" w:lineRule="exact"/>
+        <w:ind w:left="3240" w:right="3240"/>
+      </w:pPr>
+    </w:p>
+    <w:p>
+      <w:pPr>
+        <w:keepNext/>
+        <w:keepLines/>
+        <w:spacing w:before="280" w:after="0" w:line="408" w:lineRule="exact"/>
+        <w:ind w:left="0" w:firstLine="0"/>
         <w:jc w:val="center"/>
       </w:pPr>
       <w:r>
-        <w:t xml:space="preserve">Neil Binder,</w:t>
-      </w:r>
-    </w:p>
-    <w:p>
-      <w:pPr>
-        <w:spacing w:before="0" w:after="0" w:line="240" w:lineRule="auto"/>
+        <w:t xml:space="preserve">On</w:t>
+      </w:r>
+      <w:r>
+        <w:t xml:space="preserve"> </w:t>
+      </w:r>
+      <w:r>
+        <w:t xml:space="preserve">appeal</w:t>
+      </w:r>
+      <w:r>
+        <w:t xml:space="preserve"> </w:t>
+      </w:r>
+      <w:r>
+        <w:t xml:space="preserve">from</w:t>
+      </w:r>
+      <w:r>
+        <w:t xml:space="preserve"> </w:t>
+      </w:r>
+      <w:r>
+        <w:t xml:space="preserve">the</w:t>
+      </w:r>
+      <w:r>
+        <w:t xml:space="preserve"> </w:t>
+      </w:r>
+      <w:r>
+        <w:t xml:space="preserve">Orders</w:t>
+      </w:r>
+      <w:r>
+        <w:t xml:space="preserve"> </w:t>
+      </w:r>
+      <w:r>
+        <w:t xml:space="preserve">entered</w:t>
+      </w:r>
+      <w:r>
+        <w:t xml:space="preserve"> </w:t>
+      </w:r>
+      <w:r>
+        <w:t xml:space="preserve">in</w:t>
+      </w:r>
+      <w:r>
+        <w:t xml:space="preserve"> </w:t>
+      </w:r>
+      <w:r>
+        <w:t xml:space="preserve">the</w:t>
+      </w:r>
+      <w:r>
+        <w:t xml:space="preserve"> </w:t>
+      </w:r>
+      <w:r>
+        <w:t xml:space="preserve">United</w:t>
+      </w:r>
+      <w:r>
+        <w:t xml:space="preserve"> </w:t>
+      </w:r>
+      <w:r>
+        <w:t xml:space="preserve">States</w:t>
+      </w:r>
+      <w:r>
+        <w:t xml:space="preserve"> </w:t>
+      </w:r>
+      <w:r>
+        <w:t xml:space="preserve">District</w:t>
+      </w:r>
+      <w:r>
+        <w:t xml:space="preserve"> </w:t>
+      </w:r>
+      <w:r>
+        <w:t xml:space="preserve">Court</w:t>
+      </w:r>
+      <w:r>
+        <w:t xml:space="preserve"> </w:t>
+      </w:r>
+      <w:r>
+        <w:t xml:space="preserve">for</w:t>
+      </w:r>
+      <w:r>
+        <w:t xml:space="preserve"> </w:t>
+      </w:r>
+      <w:r>
+        <w:t xml:space="preserve">the</w:t>
+      </w:r>
+      <w:r>
+        <w:t xml:space="preserve"> </w:t>
+      </w:r>
+      <w:r>
+        <w:t xml:space="preserve">District</w:t>
+      </w:r>
+      <w:r>
+        <w:t xml:space="preserve"> </w:t>
+      </w:r>
+      <w:r>
+        <w:t xml:space="preserve">of</w:t>
+      </w:r>
+      <w:r>
+        <w:t xml:space="preserve"> </w:t>
+      </w:r>
+      <w:r>
+        <w:t xml:space="preserve">New</w:t>
+      </w:r>
+      <w:r>
+        <w:t xml:space="preserve"> </w:t>
+      </w:r>
+      <w:r>
+        <w:t xml:space="preserve">Jersey</w:t>
+      </w:r>
+      <w:r>
+        <w:t xml:space="preserve"> </w:t>
+      </w:r>
+      <w:r>
+        <w:t xml:space="preserve">dated</w:t>
+      </w:r>
+      <w:r>
+        <w:t xml:space="preserve"> </w:t>
+      </w:r>
+      <w:r>
+        <w:t xml:space="preserve">October</w:t>
+      </w:r>
+      <w:r>
+        <w:t xml:space="preserve"> </w:t>
+      </w:r>
+      <w:r>
+        <w:t xml:space="preserve">5,</w:t>
+      </w:r>
+      <w:r>
+        <w:t xml:space="preserve"> </w:t>
+      </w:r>
+      <w:r>
+        <w:t xml:space="preserve">2023,</w:t>
+      </w:r>
+      <w:r>
+        <w:t xml:space="preserve"> </w:t>
+      </w:r>
+      <w:r>
+        <w:t xml:space="preserve">and</w:t>
+      </w:r>
+      <w:r>
+        <w:t xml:space="preserve"> </w:t>
+      </w:r>
+      <w:r>
+        <w:t xml:space="preserve">May</w:t>
+      </w:r>
+      <w:r>
+        <w:t xml:space="preserve"> </w:t>
+      </w:r>
+      <w:r>
+        <w:t xml:space="preserve">16,</w:t>
+      </w:r>
+      <w:r>
+        <w:t xml:space="preserve"> </w:t>
+      </w:r>
+      <w:r>
+        <w:t xml:space="preserve">2024,</w:t>
+      </w:r>
+      <w:r>
+        <w:t xml:space="preserve"> </w:t>
+      </w:r>
+      <w:r>
+        <w:t xml:space="preserve">in</w:t>
+      </w:r>
+      <w:r>
+        <w:t xml:space="preserve"> </w:t>
+      </w:r>
+      <w:r>
+        <w:t xml:space="preserve">No.</w:t>
+      </w:r>
+      <w:r>
+        <w:t xml:space="preserve"> </w:t>
+      </w:r>
+      <w:r>
+        <w:t xml:space="preserve">22</w:t>
+        <w:noBreakHyphen/>
+        <w:t xml:space="preserve">07425</w:t>
+      </w:r>
+    </w:p>
+    <w:p>
+      <w:pPr>
+        <w:keepNext/>
+        <w:keepLines/>
+        <w:pBdr>
+          <w:bottom w:val="single" w:sz="6" w:space="1" w:color="000000"/>
+        </w:pBdr>
+        <w:spacing w:before="280" w:after="0" w:line="120" w:lineRule="exact"/>
+        <w:ind w:left="3240" w:right="3240"/>
+      </w:pPr>
+    </w:p>
+    <w:p>
+      <w:pPr>
+        <w:keepNext/>
+        <w:keepLines/>
+        <w:spacing w:before="280" w:after="0" w:line="408" w:lineRule="exact"/>
+        <w:ind w:left="0" w:firstLine="0"/>
         <w:jc w:val="center"/>
       </w:pPr>
       <w:r>
-        <w:t xml:space="preserve">Plaintiff/Appellant,</w:t>
-      </w:r>
-    </w:p>
-    <w:p>
-      <w:pPr>
-        <w:spacing w:before="0" w:after="0" w:line="240" w:lineRule="auto"/>
+        <w:rPr>
+          <w:b/>
+          <w:bCs/>
+          <w:caps/>
+        </w:rPr>
+        <w:t xml:space="preserve">Brief</w:t>
+      </w:r>
+      <w:r>
+        <w:rPr>
+          <w:b/>
+          <w:bCs/>
+          <w:caps/>
+        </w:rPr>
+        <w:t xml:space="preserve"> </w:t>
+      </w:r>
+      <w:r>
+        <w:rPr>
+          <w:b/>
+          <w:bCs/>
+          <w:caps/>
+        </w:rPr>
+        <w:t xml:space="preserve">for</w:t>
+      </w:r>
+      <w:r>
+        <w:rPr>
+          <w:b/>
+          <w:bCs/>
+          <w:caps/>
+        </w:rPr>
+        <w:t xml:space="preserve"> </w:t>
+      </w:r>
+      <w:r>
+        <w:rPr>
+          <w:b/>
+          <w:bCs/>
+          <w:caps/>
+        </w:rPr>
+        <w:t xml:space="preserve">Appellee</w:t>
+      </w:r>
+      <w:r>
+        <w:rPr>
+          <w:b/>
+          <w:bCs/>
+          <w:caps/>
+        </w:rPr>
+        <w:t xml:space="preserve"> </w:t>
+      </w:r>
+      <w:r>
+        <w:rPr>
+          <w:b/>
+          <w:bCs/>
+          <w:caps/>
+        </w:rPr>
+        <w:t xml:space="preserve">Coldwell</w:t>
+      </w:r>
+      <w:r>
+        <w:rPr>
+          <w:b/>
+          <w:bCs/>
+          <w:caps/>
+        </w:rPr>
+        <w:t xml:space="preserve"> </w:t>
+      </w:r>
+      <w:r>
+        <w:rPr>
+          <w:b/>
+          <w:bCs/>
+          <w:caps/>
+        </w:rPr>
+        <w:t xml:space="preserve">Banker</w:t>
+      </w:r>
+      <w:r>
+        <w:rPr>
+          <w:b/>
+          <w:bCs/>
+          <w:caps/>
+        </w:rPr>
+        <w:t xml:space="preserve"> </w:t>
+      </w:r>
+      <w:r>
+        <w:rPr>
+          <w:b/>
+          <w:bCs/>
+          <w:caps/>
+        </w:rPr>
+        <w:t xml:space="preserve">Real</w:t>
+      </w:r>
+      <w:r>
+        <w:rPr>
+          <w:b/>
+          <w:bCs/>
+          <w:caps/>
+        </w:rPr>
+        <w:t xml:space="preserve"> </w:t>
+      </w:r>
+      <w:r>
+        <w:rPr>
+          <w:b/>
+          <w:bCs/>
+          <w:caps/>
+        </w:rPr>
+        <w:t xml:space="preserve">Estate</w:t>
+      </w:r>
+      <w:r>
+        <w:rPr>
+          <w:b/>
+          <w:bCs/>
+          <w:caps/>
+        </w:rPr>
+        <w:t xml:space="preserve"> </w:t>
+      </w:r>
+      <w:r>
+        <w:rPr>
+          <w:b/>
+          <w:bCs/>
+          <w:caps/>
+        </w:rPr>
+        <w:t xml:space="preserve">LLC</w:t>
+      </w:r>
+    </w:p>
+    <w:p>
+      <w:pPr>
+        <w:keepNext/>
+        <w:keepLines/>
+        <w:pBdr>
+          <w:bottom w:val="single" w:sz="6" w:space="1" w:color="000000"/>
+        </w:pBdr>
+        <w:spacing w:before="280" w:after="0" w:line="120" w:lineRule="exact"/>
+        <w:ind w:left="3240" w:right="3240"/>
+      </w:pPr>
+    </w:p>
+    <w:p>
+      <w:pPr>
+        <w:keepLines/>
+        <w:spacing w:before="280" w:after="0" w:line="408" w:lineRule="exact"/>
+        <w:ind w:left="4680" w:firstLine="0"/>
+      </w:pPr>
+      <w:r>
+        <w:t xml:space="preserve">Daniel</w:t>
+      </w:r>
+      <w:r>
+        <w:t xml:space="preserve"> </w:t>
+      </w:r>
+      <w:r>
+        <w:t xml:space="preserve">M.</w:t>
+      </w:r>
+      <w:r>
+        <w:t xml:space="preserve"> </w:t>
+      </w:r>
+      <w:r>
+        <w:t xml:space="preserve">Eliades</w:t>
+      </w:r>
+    </w:p>
+    <w:p>
+      <w:pPr>
+        <w:keepLines/>
+        <w:spacing w:before="0" w:after="0" w:line="408" w:lineRule="exact"/>
+        <w:ind w:left="4680" w:firstLine="140"/>
+      </w:pPr>
+      <w:r>
+        <w:rPr>
+          <w:i/>
+          <w:iCs/>
+        </w:rPr>
+        <w:t xml:space="preserve">K&amp;L</w:t>
+      </w:r>
+      <w:r>
+        <w:rPr>
+          <w:i/>
+          <w:iCs/>
+        </w:rPr>
+        <w:t xml:space="preserve"> </w:t>
+      </w:r>
+      <w:r>
+        <w:rPr>
+          <w:i/>
+          <w:iCs/>
+        </w:rPr>
+        <w:t xml:space="preserve">GATES</w:t>
+      </w:r>
+      <w:r>
+        <w:rPr>
+          <w:i/>
+          <w:iCs/>
+        </w:rPr>
+        <w:t xml:space="preserve"> </w:t>
+      </w:r>
+      <w:r>
+        <w:rPr>
+          <w:i/>
+          <w:iCs/>
+        </w:rPr>
+        <w:t xml:space="preserve">LLP</w:t>
+      </w:r>
+    </w:p>
+    <w:p>
+      <w:pPr>
+        <w:keepLines/>
+        <w:spacing w:before="0" w:after="0" w:line="408" w:lineRule="exact"/>
+        <w:ind w:left="4680" w:firstLine="140"/>
+      </w:pPr>
+      <w:r>
+        <w:rPr>
+          <w:i/>
+          <w:iCs/>
+        </w:rPr>
+        <w:t xml:space="preserve">One</w:t>
+      </w:r>
+      <w:r>
+        <w:rPr>
+          <w:i/>
+          <w:iCs/>
+        </w:rPr>
+        <w:t xml:space="preserve"> </w:t>
+      </w:r>
+      <w:r>
+        <w:rPr>
+          <w:i/>
+          <w:iCs/>
+        </w:rPr>
+        <w:t xml:space="preserve">Newark</w:t>
+      </w:r>
+      <w:r>
+        <w:rPr>
+          <w:i/>
+          <w:iCs/>
+        </w:rPr>
+        <w:t xml:space="preserve"> </w:t>
+      </w:r>
+      <w:r>
+        <w:rPr>
+          <w:i/>
+          <w:iCs/>
+        </w:rPr>
+        <w:t xml:space="preserve">Center,</w:t>
+      </w:r>
+      <w:r>
+        <w:rPr>
+          <w:i/>
+          <w:iCs/>
+        </w:rPr>
+        <w:t xml:space="preserve"> </w:t>
+      </w:r>
+      <w:r>
+        <w:rPr>
+          <w:i/>
+          <w:iCs/>
+        </w:rPr>
+        <w:t xml:space="preserve">10th</w:t>
+      </w:r>
+      <w:r>
+        <w:rPr>
+          <w:i/>
+          <w:iCs/>
+        </w:rPr>
+        <w:t xml:space="preserve"> </w:t>
+      </w:r>
+      <w:r>
+        <w:rPr>
+          <w:i/>
+          <w:iCs/>
+        </w:rPr>
+        <w:t xml:space="preserve">Floor</w:t>
+      </w:r>
+    </w:p>
+    <w:p>
+      <w:pPr>
+        <w:keepLines/>
+        <w:spacing w:before="0" w:after="0" w:line="408" w:lineRule="exact"/>
+        <w:ind w:left="4680" w:firstLine="140"/>
+      </w:pPr>
+      <w:r>
+        <w:rPr>
+          <w:i/>
+          <w:iCs/>
+        </w:rPr>
+        <w:t xml:space="preserve">Newark,</w:t>
+      </w:r>
+      <w:r>
+        <w:rPr>
+          <w:i/>
+          <w:iCs/>
+        </w:rPr>
+        <w:t xml:space="preserve"> </w:t>
+      </w:r>
+      <w:r>
+        <w:rPr>
+          <w:i/>
+          <w:iCs/>
+        </w:rPr>
+        <w:t xml:space="preserve">NJ</w:t>
+      </w:r>
+      <w:r>
+        <w:rPr>
+          <w:i/>
+          <w:iCs/>
+        </w:rPr>
+        <w:t xml:space="preserve"> </w:t>
+      </w:r>
+      <w:r>
+        <w:rPr>
+          <w:i/>
+          <w:iCs/>
+        </w:rPr>
+        <w:t xml:space="preserve">07102</w:t>
+      </w:r>
+    </w:p>
+    <w:p>
+      <w:pPr>
+        <w:keepLines/>
+        <w:spacing w:before="0" w:after="0" w:line="408" w:lineRule="exact"/>
+        <w:ind w:left="4680" w:firstLine="140"/>
+      </w:pPr>
+      <w:r>
+        <w:rPr>
+          <w:i/>
+          <w:iCs/>
+        </w:rPr>
+        <w:t xml:space="preserve">Counsel</w:t>
+      </w:r>
+      <w:r>
+        <w:rPr>
+          <w:i/>
+          <w:iCs/>
+        </w:rPr>
+        <w:t xml:space="preserve"> </w:t>
+      </w:r>
+      <w:r>
+        <w:rPr>
+          <w:i/>
+          <w:iCs/>
+        </w:rPr>
+        <w:t xml:space="preserve">for</w:t>
+      </w:r>
+      <w:r>
+        <w:rPr>
+          <w:i/>
+          <w:iCs/>
+        </w:rPr>
+        <w:t xml:space="preserve"> </w:t>
+      </w:r>
+      <w:r>
+        <w:rPr>
+          <w:i/>
+          <w:iCs/>
+        </w:rPr>
+        <w:t xml:space="preserve">Appellee</w:t>
+      </w:r>
+      <w:r>
+        <w:rPr>
+          <w:i/>
+          <w:iCs/>
+        </w:rPr>
+        <w:t xml:space="preserve"> </w:t>
+      </w:r>
+      <w:r>
+        <w:rPr>
+          <w:i/>
+          <w:iCs/>
+        </w:rPr>
+        <w:t xml:space="preserve">Coldwell</w:t>
+      </w:r>
+      <w:r>
+        <w:rPr>
+          <w:i/>
+          <w:iCs/>
+        </w:rPr>
+        <w:t xml:space="preserve"> </w:t>
+      </w:r>
+      <w:r>
+        <w:rPr>
+          <w:i/>
+          <w:iCs/>
+        </w:rPr>
+        <w:t xml:space="preserve">Banker</w:t>
+      </w:r>
+      <w:r>
+        <w:rPr>
+          <w:i/>
+          <w:iCs/>
+        </w:rPr>
+        <w:t xml:space="preserve"> </w:t>
+      </w:r>
+      <w:r>
+        <w:rPr>
+          <w:i/>
+          <w:iCs/>
+        </w:rPr>
+        <w:t xml:space="preserve">Real</w:t>
+      </w:r>
+      <w:r>
+        <w:rPr>
+          <w:i/>
+          <w:iCs/>
+        </w:rPr>
+        <w:t xml:space="preserve"> </w:t>
+      </w:r>
+      <w:r>
+        <w:rPr>
+          <w:i/>
+          <w:iCs/>
+        </w:rPr>
+        <w:t xml:space="preserve">Estate</w:t>
+      </w:r>
+      <w:r>
+        <w:rPr>
+          <w:i/>
+          <w:iCs/>
+        </w:rPr>
+        <w:t xml:space="preserve"> </w:t>
+      </w:r>
+      <w:r>
+        <w:rPr>
+          <w:i/>
+          <w:iCs/>
+        </w:rPr>
+        <w:t xml:space="preserve">LLC</w:t>
+      </w:r>
+    </w:p>
+    <w:p>
+      <w:pPr>
+        <w:keepLines/>
+        <w:spacing w:before="0" w:after="0" w:line="408" w:lineRule="exact"/>
+        <w:ind w:left="4680" w:firstLine="140"/>
+      </w:pPr>
+      <w:r>
+        <w:rPr>
+          <w:i/>
+          <w:iCs/>
+        </w:rPr>
+        <w:t xml:space="preserve">(973)</w:t>
+      </w:r>
+      <w:r>
+        <w:rPr>
+          <w:i/>
+          <w:iCs/>
+        </w:rPr>
+        <w:t xml:space="preserve"> </w:t>
+      </w:r>
+      <w:r>
+        <w:rPr>
+          <w:i/>
+          <w:iCs/>
+        </w:rPr>
+        <w:t xml:space="preserve">848</w:t>
+        <w:noBreakHyphen/>
+        <w:t xml:space="preserve">4000</w:t>
+      </w:r>
+      <w:r>
+        <w:rPr>
+          <w:i/>
+          <w:iCs/>
+        </w:rPr>
+        <w:t xml:space="preserve"> </w:t>
+      </w:r>
+      <w:r>
+        <w:rPr>
+          <w:i/>
+          <w:iCs/>
+        </w:rPr>
+        <w:t xml:space="preserve">(telephone)</w:t>
+      </w:r>
+    </w:p>
+    <w:p>
+      <w:pPr>
+        <w:keepNext/>
+        <w:keepLines/>
+        <w:pBdr>
+          <w:bottom w:val="thickThinSmallGap" w:sz="12" w:space="1" w:color="000000"/>
+        </w:pBdr>
+        <w:spacing w:before="280" w:after="0" w:line="120" w:lineRule="exact"/>
+        <w:ind w:left="0" w:right="0"/>
+      </w:pPr>
+    </w:p>
+    <w:p>
+      <w:pPr>
+        <w:spacing w:before="0" w:after="0" w:line="20" w:lineRule="exact"/>
+        <w:sectPr>
+          <w:footerReference w:type="default" r:id="rIdFtrNone"/>
+          <w:pgSz w:w="12240" w:h="15840"/>
+          <w:pgMar w:top="1440" w:right="1444" w:bottom="1440" w:left="1440" w:header="720" w:footer="676" w:gutter="0"/>
+        </w:sectPr>
+      </w:pPr>
+    </w:p>
+    <w:p>
+      <w:pPr>
+        <w:keepNext/>
+        <w:keepLines/>
+        <w:spacing w:before="0" w:after="308" w:line="480" w:lineRule="exact"/>
+        <w:ind w:left="0" w:firstLine="0"/>
         <w:jc w:val="center"/>
       </w:pPr>
       <w:r>
-        <w:t xml:space="preserve">v.</w:t>
-      </w:r>
-    </w:p>
-    <w:p>
-      <w:pPr>
-        <w:spacing w:before="0" w:after="0" w:line="240" w:lineRule="auto"/>
+        <w:rPr>
+          <w:b/>
+          <w:bCs/>
+          <w:sz w:val="32"/>
+          <w:szCs w:val="32"/>
+        </w:rPr>
+        <w:t xml:space="preserve">CORPORATE DISCLOSURE STATEMENT</w:t>
+      </w:r>
+    </w:p>
+    <w:p>
+      <w:pPr>
+        <w:spacing w:before="0" w:after="0" w:line="408" w:lineRule="exact"/>
+        <w:ind w:left="0" w:firstLine="0"/>
+      </w:pPr>
+      <w:r>
+        <w:t xml:space="preserve">Appellee</w:t>
+      </w:r>
+      <w:r>
+        <w:t xml:space="preserve"> </w:t>
+      </w:r>
+      <w:r>
+        <w:t xml:space="preserve">Coldwell</w:t>
+      </w:r>
+      <w:r>
+        <w:t xml:space="preserve"> </w:t>
+      </w:r>
+      <w:r>
+        <w:t xml:space="preserve">Banker</w:t>
+      </w:r>
+      <w:r>
+        <w:t xml:space="preserve"> </w:t>
+      </w:r>
+      <w:r>
+        <w:t xml:space="preserve">Real</w:t>
+      </w:r>
+      <w:r>
+        <w:t xml:space="preserve"> </w:t>
+      </w:r>
+      <w:r>
+        <w:t xml:space="preserve">Estate</w:t>
+      </w:r>
+      <w:r>
+        <w:t xml:space="preserve"> </w:t>
+      </w:r>
+      <w:r>
+        <w:t xml:space="preserve">LLC</w:t>
+      </w:r>
+      <w:r>
+        <w:t xml:space="preserve"> </w:t>
+      </w:r>
+      <w:r>
+        <w:t xml:space="preserve">is</w:t>
+      </w:r>
+      <w:r>
+        <w:t xml:space="preserve"> </w:t>
+      </w:r>
+      <w:r>
+        <w:t xml:space="preserve">a</w:t>
+      </w:r>
+      <w:r>
+        <w:t xml:space="preserve"> </w:t>
+      </w:r>
+      <w:r>
+        <w:t xml:space="preserve">wholly-owned</w:t>
+      </w:r>
+      <w:r>
+        <w:t xml:space="preserve"> </w:t>
+      </w:r>
+      <w:r>
+        <w:t xml:space="preserve">subsidiary</w:t>
+      </w:r>
+      <w:r>
+        <w:t xml:space="preserve"> </w:t>
+      </w:r>
+      <w:r>
+        <w:t xml:space="preserve">of</w:t>
+      </w:r>
+      <w:r>
+        <w:t xml:space="preserve"> </w:t>
+      </w:r>
+      <w:r>
+        <w:t xml:space="preserve">Coldwell</w:t>
+      </w:r>
+      <w:r>
+        <w:t xml:space="preserve"> </w:t>
+      </w:r>
+      <w:r>
+        <w:t xml:space="preserve">Banker</w:t>
+      </w:r>
+      <w:r>
+        <w:t xml:space="preserve"> </w:t>
+      </w:r>
+      <w:r>
+        <w:t xml:space="preserve">LLC,</w:t>
+      </w:r>
+      <w:r>
+        <w:t xml:space="preserve"> </w:t>
+      </w:r>
+      <w:r>
+        <w:t xml:space="preserve">which</w:t>
+      </w:r>
+      <w:r>
+        <w:t xml:space="preserve"> </w:t>
+      </w:r>
+      <w:r>
+        <w:t xml:space="preserve">is</w:t>
+      </w:r>
+      <w:r>
+        <w:t xml:space="preserve"> </w:t>
+      </w:r>
+      <w:r>
+        <w:t xml:space="preserve">a</w:t>
+      </w:r>
+      <w:r>
+        <w:t xml:space="preserve"> </w:t>
+      </w:r>
+      <w:r>
+        <w:t xml:space="preserve">wholly-owned</w:t>
+      </w:r>
+      <w:r>
+        <w:t xml:space="preserve"> </w:t>
+      </w:r>
+      <w:r>
+        <w:t xml:space="preserve">subsidiary</w:t>
+      </w:r>
+      <w:r>
+        <w:t xml:space="preserve"> </w:t>
+      </w:r>
+      <w:r>
+        <w:t xml:space="preserve">of</w:t>
+      </w:r>
+      <w:r>
+        <w:t xml:space="preserve"> </w:t>
+      </w:r>
+      <w:r>
+        <w:t xml:space="preserve">Anywhere</w:t>
+      </w:r>
+      <w:r>
+        <w:t xml:space="preserve"> </w:t>
+      </w:r>
+      <w:r>
+        <w:t xml:space="preserve">Real</w:t>
+      </w:r>
+      <w:r>
+        <w:t xml:space="preserve"> </w:t>
+      </w:r>
+      <w:r>
+        <w:t xml:space="preserve">Estate</w:t>
+      </w:r>
+      <w:r>
+        <w:t xml:space="preserve"> </w:t>
+      </w:r>
+      <w:r>
+        <w:t xml:space="preserve">Services</w:t>
+      </w:r>
+      <w:r>
+        <w:t xml:space="preserve"> </w:t>
+      </w:r>
+      <w:r>
+        <w:t xml:space="preserve">Group</w:t>
+      </w:r>
+      <w:r>
+        <w:t xml:space="preserve"> </w:t>
+      </w:r>
+      <w:r>
+        <w:t xml:space="preserve">LLC,</w:t>
+      </w:r>
+      <w:r>
+        <w:t xml:space="preserve"> </w:t>
+      </w:r>
+      <w:r>
+        <w:t xml:space="preserve">which</w:t>
+      </w:r>
+      <w:r>
+        <w:t xml:space="preserve"> </w:t>
+      </w:r>
+      <w:r>
+        <w:t xml:space="preserve">is</w:t>
+      </w:r>
+      <w:r>
+        <w:t xml:space="preserve"> </w:t>
+      </w:r>
+      <w:r>
+        <w:t xml:space="preserve">a</w:t>
+      </w:r>
+      <w:r>
+        <w:t xml:space="preserve"> </w:t>
+      </w:r>
+      <w:r>
+        <w:t xml:space="preserve">wholly-owned</w:t>
+      </w:r>
+      <w:r>
+        <w:t xml:space="preserve"> </w:t>
+      </w:r>
+      <w:r>
+        <w:t xml:space="preserve">subsidiary</w:t>
+      </w:r>
+      <w:r>
+        <w:t xml:space="preserve"> </w:t>
+      </w:r>
+      <w:r>
+        <w:t xml:space="preserve">of</w:t>
+      </w:r>
+      <w:r>
+        <w:t xml:space="preserve"> </w:t>
+      </w:r>
+      <w:r>
+        <w:t xml:space="preserve">Anywhere</w:t>
+      </w:r>
+      <w:r>
+        <w:t xml:space="preserve"> </w:t>
+      </w:r>
+      <w:r>
+        <w:t xml:space="preserve">Real</w:t>
+      </w:r>
+      <w:r>
+        <w:t xml:space="preserve"> </w:t>
+      </w:r>
+      <w:r>
+        <w:t xml:space="preserve">Estate</w:t>
+      </w:r>
+      <w:r>
+        <w:t xml:space="preserve"> </w:t>
+      </w:r>
+      <w:r>
+        <w:t xml:space="preserve">Group</w:t>
+      </w:r>
+      <w:r>
+        <w:t xml:space="preserve"> </w:t>
+      </w:r>
+      <w:r>
+        <w:t xml:space="preserve">LLC,</w:t>
+      </w:r>
+      <w:r>
+        <w:t xml:space="preserve"> </w:t>
+      </w:r>
+      <w:r>
+        <w:t xml:space="preserve">which</w:t>
+      </w:r>
+      <w:r>
+        <w:t xml:space="preserve"> </w:t>
+      </w:r>
+      <w:r>
+        <w:t xml:space="preserve">is</w:t>
+      </w:r>
+      <w:r>
+        <w:t xml:space="preserve"> </w:t>
+      </w:r>
+      <w:r>
+        <w:t xml:space="preserve">a</w:t>
+      </w:r>
+      <w:r>
+        <w:t xml:space="preserve"> </w:t>
+      </w:r>
+      <w:r>
+        <w:t xml:space="preserve">wholly-owned</w:t>
+      </w:r>
+      <w:r>
+        <w:t xml:space="preserve"> </w:t>
+      </w:r>
+      <w:r>
+        <w:t xml:space="preserve">subsidiary</w:t>
+      </w:r>
+      <w:r>
+        <w:t xml:space="preserve"> </w:t>
+      </w:r>
+      <w:r>
+        <w:t xml:space="preserve">of</w:t>
+      </w:r>
+      <w:r>
+        <w:t xml:space="preserve"> </w:t>
+      </w:r>
+      <w:r>
+        <w:t xml:space="preserve">Anywhere</w:t>
+      </w:r>
+      <w:r>
+        <w:t xml:space="preserve"> </w:t>
+      </w:r>
+      <w:r>
+        <w:t xml:space="preserve">Real</w:t>
+      </w:r>
+      <w:r>
+        <w:t xml:space="preserve"> </w:t>
+      </w:r>
+      <w:r>
+        <w:t xml:space="preserve">Estate</w:t>
+      </w:r>
+      <w:r>
+        <w:t xml:space="preserve"> </w:t>
+      </w:r>
+      <w:r>
+        <w:t xml:space="preserve">Intermediate</w:t>
+      </w:r>
+      <w:r>
+        <w:t xml:space="preserve"> </w:t>
+      </w:r>
+      <w:r>
+        <w:t xml:space="preserve">Holdings</w:t>
+      </w:r>
+      <w:r>
+        <w:t xml:space="preserve"> </w:t>
+      </w:r>
+      <w:r>
+        <w:t xml:space="preserve">LLC,</w:t>
+      </w:r>
+      <w:r>
+        <w:t xml:space="preserve"> </w:t>
+      </w:r>
+      <w:r>
+        <w:t xml:space="preserve">which</w:t>
+      </w:r>
+      <w:r>
+        <w:t xml:space="preserve"> </w:t>
+      </w:r>
+      <w:r>
+        <w:t xml:space="preserve">is</w:t>
+      </w:r>
+      <w:r>
+        <w:t xml:space="preserve"> </w:t>
+      </w:r>
+      <w:r>
+        <w:t xml:space="preserve">a</w:t>
+      </w:r>
+      <w:r>
+        <w:t xml:space="preserve"> </w:t>
+      </w:r>
+      <w:r>
+        <w:t xml:space="preserve">wholly-owned</w:t>
+      </w:r>
+      <w:r>
+        <w:t xml:space="preserve"> </w:t>
+      </w:r>
+      <w:r>
+        <w:t xml:space="preserve">subsidiary</w:t>
+      </w:r>
+      <w:r>
+        <w:t xml:space="preserve"> </w:t>
+      </w:r>
+      <w:r>
+        <w:t xml:space="preserve">of</w:t>
+      </w:r>
+      <w:r>
+        <w:t xml:space="preserve"> </w:t>
+      </w:r>
+      <w:r>
+        <w:t xml:space="preserve">Anywhere</w:t>
+      </w:r>
+      <w:r>
+        <w:t xml:space="preserve"> </w:t>
+      </w:r>
+      <w:r>
+        <w:t xml:space="preserve">Real</w:t>
+      </w:r>
+      <w:r>
+        <w:t xml:space="preserve"> </w:t>
+      </w:r>
+      <w:r>
+        <w:t xml:space="preserve">Estate</w:t>
+      </w:r>
+      <w:r>
+        <w:t xml:space="preserve"> </w:t>
+      </w:r>
+      <w:r>
+        <w:t xml:space="preserve">Inc.</w:t>
+      </w:r>
+    </w:p>
+    <w:p>
+      <w:pPr>
+        <w:spacing w:before="280" w:after="0" w:line="408" w:lineRule="exact"/>
+        <w:ind w:left="0" w:firstLine="0"/>
+      </w:pPr>
+      <w:r>
+        <w:t xml:space="preserve">Anywhere</w:t>
+      </w:r>
+      <w:r>
+        <w:t xml:space="preserve"> </w:t>
+      </w:r>
+      <w:r>
+        <w:t xml:space="preserve">Real</w:t>
+      </w:r>
+      <w:r>
+        <w:t xml:space="preserve"> </w:t>
+      </w:r>
+      <w:r>
+        <w:t xml:space="preserve">Estate</w:t>
+      </w:r>
+      <w:r>
+        <w:t xml:space="preserve"> </w:t>
+      </w:r>
+      <w:r>
+        <w:t xml:space="preserve">Inc.</w:t>
+      </w:r>
+      <w:r>
+        <w:t xml:space="preserve"> </w:t>
+      </w:r>
+      <w:r>
+        <w:t xml:space="preserve">is</w:t>
+      </w:r>
+      <w:r>
+        <w:t xml:space="preserve"> </w:t>
+      </w:r>
+      <w:r>
+        <w:t xml:space="preserve">a</w:t>
+      </w:r>
+      <w:r>
+        <w:t xml:space="preserve"> </w:t>
+      </w:r>
+      <w:r>
+        <w:t xml:space="preserve">publicly</w:t>
+      </w:r>
+      <w:r>
+        <w:t xml:space="preserve"> </w:t>
+      </w:r>
+      <w:r>
+        <w:t xml:space="preserve">traded</w:t>
+      </w:r>
+      <w:r>
+        <w:t xml:space="preserve"> </w:t>
+      </w:r>
+      <w:r>
+        <w:t xml:space="preserve">corporation.</w:t>
+      </w:r>
+    </w:p>
+    <w:p>
+      <w:pPr>
+        <w:keepNext/>
+        <w:keepLines/>
+        <w:pageBreakBefore/>
+        <w:spacing w:before="0" w:after="308" w:line="480" w:lineRule="exact"/>
+        <w:ind w:left="0" w:firstLine="0"/>
         <w:jc w:val="center"/>
       </w:pPr>
       <w:r>
-        <w:t xml:space="preserve">Coldwell Banker Real Estate LLC,</w:t>
-      </w:r>
-    </w:p>
-    <w:p>
-      <w:pPr>
-        <w:spacing w:before="0" w:after="0" w:line="240" w:lineRule="auto"/>
-        <w:jc w:val="center"/>
-      </w:pPr>
-      <w:r>
-        <w:t xml:space="preserve">Defendant/Appellee.</w:t>
-      </w:r>
-    </w:p>
-    <w:p>
-      <w:pPr>
-        <w:spacing w:before="0" w:after="0" w:line="240" w:lineRule="auto"/>
-        <w:jc w:val="center"/>
-      </w:pPr>
-      <w:r>
-        <w:t xml:space="preserve"/>
-      </w:r>
-    </w:p>
-    <w:p>
-      <w:pPr>
-        <w:spacing w:before="0" w:after="0" w:line="240" w:lineRule="auto"/>
-        <w:jc w:val="center"/>
-      </w:pPr>
-      <w:r>
-        <w:t xml:space="preserve">On appeal from the Orders entered in the United States District Court for the District of New Jersey dated October 5, 2023, and May 16, 2024, in No. 22-07425</w:t>
-      </w:r>
-    </w:p>
-    <w:p>
-      <w:pPr>
-        <w:spacing w:before="0" w:after="0" w:line="240" w:lineRule="auto"/>
-        <w:jc w:val="center"/>
-      </w:pPr>
-      <w:r>
-        <w:t xml:space="preserve"/>
-      </w:r>
-    </w:p>
-    <w:p>
-      <w:pPr>
-        <w:spacing w:before="0" w:after="0" w:line="240" w:lineRule="auto"/>
-        <w:jc w:val="center"/>
-      </w:pPr>
-      <w:r>
-        <w:rPr>
-          <w:b/>
-        </w:rPr>
-        <w:t xml:space="preserve">BRIEF FOR APPELLEE COLDWELL BANKER REAL ESTATE LLC</w:t>
-      </w:r>
-    </w:p>
-    <w:p>
-      <w:pPr>
-        <w:spacing w:before="0" w:after="0" w:line="240" w:lineRule="auto"/>
-        <w:jc w:val="center"/>
-      </w:pPr>
-      <w:r>
-        <w:t xml:space="preserve"/>
-      </w:r>
-    </w:p>
-    <w:p>
-      <w:pPr>
-        <w:spacing w:before="0" w:after="0" w:line="240" w:lineRule="auto"/>
-        <w:jc w:val="center"/>
-      </w:pPr>
-      <w:r>
-        <w:t xml:space="preserve">Daniel M. Eliades</w:t>
-      </w:r>
-    </w:p>
-    <w:p>
-      <w:pPr>
-        <w:spacing w:before="0" w:after="0" w:line="240" w:lineRule="auto"/>
-        <w:jc w:val="center"/>
-      </w:pPr>
-      <w:r>
-        <w:t xml:space="preserve">K&amp;L GATES LLP</w:t>
-      </w:r>
-    </w:p>
-    <w:p>
-      <w:pPr>
-        <w:spacing w:before="0" w:after="0" w:line="240" w:lineRule="auto"/>
-        <w:jc w:val="center"/>
-      </w:pPr>
-      <w:r>
-        <w:t xml:space="preserve">One Newark Center, 10th Floor</w:t>
-      </w:r>
-    </w:p>
-    <w:p>
-      <w:pPr>
-        <w:spacing w:before="0" w:after="0" w:line="240" w:lineRule="auto"/>
-        <w:jc w:val="center"/>
-      </w:pPr>
-      <w:r>
-        <w:t xml:space="preserve">Newark, NJ 07102</w:t>
-      </w:r>
-    </w:p>
-    <w:p>
-      <w:pPr>
-        <w:spacing w:before="0" w:after="0" w:line="240" w:lineRule="auto"/>
-        <w:jc w:val="center"/>
-      </w:pPr>
-      <w:r>
-        <w:t xml:space="preserve">Counsel for Appellee Coldwell Banker Real Estate LLC</w:t>
-      </w:r>
-    </w:p>
-    <w:p>
-      <w:pPr>
-        <w:spacing w:before="0" w:after="0" w:line="240" w:lineRule="auto"/>
-        <w:jc w:val="center"/>
-      </w:pPr>
-      <w:r>
-        <w:t xml:space="preserve"/>
-      </w:r>
-    </w:p>
-    <w:p>
-      <w:pPr>
-        <w:spacing w:before="0" w:after="0" w:line="240" w:lineRule="auto"/>
-        <w:jc w:val="center"/>
-      </w:pPr>
-      <w:r>
-        <w:t xml:space="preserve">(973) 848-4000 (telephone)</w:t>
-      </w:r>
-    </w:p>
-    <w:p>
-      <w:pPr>
-        <w:spacing w:before="0" w:after="0" w:line="240" w:lineRule="auto"/>
-      </w:pPr>
-      <w:r>
-        <w:t xml:space="preserve"/>
-      </w:r>
-    </w:p>
-    <w:p>
-      <w:pPr>
-        <w:pStyle w:val="Heading1"/>
-        <w:pageBreakBefore/>
-        <w:spacing w:before="0" w:after="240" w:line="240" w:lineRule="auto"/>
-        <w:jc w:val="center"/>
-      </w:pPr>
-      <w:r>
-        <w:t xml:space="preserve">Table of Contents</w:t>
-      </w:r>
-    </w:p>
-    <w:p>
-      <w:r>
-        <w:fldChar w:fldCharType="begin" w:dirty="true"/>
-      </w:r>
-      <w:r>
-        <w:instrText xml:space="preserve"> TOC \o "1-5" \h </w:instrText>
-      </w:r>
-      <w:r>
-        <w:fldChar w:fldCharType="separate"/>
-      </w:r>
-      <w:r>
-        <w:t>Update field to show the table of contents.</w:t>
-      </w:r>
-      <w:r>
-        <w:fldChar w:fldCharType="end"/>
-      </w:r>
-    </w:p>
-    <w:p>
-      <w:pPr>
-        <w:pStyle w:val="Heading1"/>
-        <w:pageBreakBefore/>
-        <w:spacing w:before="0" w:after="240" w:line="240" w:lineRule="auto"/>
-        <w:jc w:val="center"/>
-      </w:pPr>
-      <w:r>
-        <w:t xml:space="preserve">Table of Authorities</w:t>
+        <w:rPr>
+          <w:b/>
+          <w:bCs/>
+          <w:sz w:val="32"/>
+          <w:szCs w:val="32"/>
+        </w:rPr>
+        <w:t xml:space="preserve">TABLE OF CONTENTS</w:t>
       </w:r>
     </w:p>
     <w:p>
       <w:pPr>
         <w:keepNext/>
-        <w:spacing w:before="0" w:after="120" w:line="240" w:lineRule="auto"/>
-      </w:pPr>
-      <w:r>
-        <w:rPr>
-          <w:b/>
-        </w:rPr>
-        <w:t xml:space="preserve">Cases:</w:t>
-      </w:r>
-    </w:p>
-    <w:p>
-      <w:pPr>
-        <w:spacing w:before="0" w:after="120" w:line="240" w:lineRule="auto"/>
-        <w:ind w:left="360"/>
-      </w:pPr>
-      <w:r>
-        <w:t xml:space="preserve">800 Servs., Inc. v. AT&amp;T Corp., 822 F. App’x 98 (3d Cir. 2020)</w:t>
-      </w:r>
-    </w:p>
-    <w:p>
-      <w:pPr>
-        <w:spacing w:before="0" w:after="120" w:line="240" w:lineRule="auto"/>
-        <w:ind w:left="360"/>
-      </w:pPr>
-      <w:r>
-        <w:t xml:space="preserve">Children’s Seashore House v. Waldman, 197 F.3d 654 (3d Cir. 1999)</w:t>
-      </w:r>
-    </w:p>
-    <w:p>
-      <w:pPr>
-        <w:spacing w:before="0" w:after="120" w:line="240" w:lineRule="auto"/>
-        <w:ind w:left="360"/>
-      </w:pPr>
-      <w:r>
-        <w:t xml:space="preserve">Coldwell Banker Real Est. LLC v. Bellmarc Grp. LLC, No. 21-2862, 2022 WL 3644183 (3d Cir. Aug. 24, 2022)</w:t>
-      </w:r>
-    </w:p>
-    <w:p>
-      <w:pPr>
-        <w:spacing w:before="0" w:after="120" w:line="240" w:lineRule="auto"/>
-        <w:ind w:left="360"/>
-      </w:pPr>
-      <w:r>
-        <w:t xml:space="preserve">Hancock Indus. v. Schaeffer, 811 F.2d 225 (3d Cir. 1987)</w:t>
-      </w:r>
-    </w:p>
-    <w:p>
-      <w:pPr>
-        <w:spacing w:before="0" w:after="120" w:line="240" w:lineRule="auto"/>
-        <w:ind w:left="360"/>
-      </w:pPr>
-      <w:r>
-        <w:t xml:space="preserve">Herring v. United States, 424 F.3d 384 (3d Cir. 2005)</w:t>
-      </w:r>
-    </w:p>
-    <w:p>
-      <w:pPr>
-        <w:spacing w:before="0" w:after="120" w:line="240" w:lineRule="auto"/>
-        <w:ind w:left="360"/>
-      </w:pPr>
-      <w:r>
-        <w:t xml:space="preserve">In re Mullarkey, 536 F.3d 215 (3d Cir. 2008)</w:t>
-      </w:r>
-    </w:p>
-    <w:p>
-      <w:pPr>
-        <w:spacing w:before="0" w:after="120" w:line="240" w:lineRule="auto"/>
-        <w:ind w:left="360"/>
-      </w:pPr>
-      <w:r>
-        <w:t xml:space="preserve">Lubrizol Corp. v. Exxon Corp., 929 F.2d 960 (3d Cir. 1991)</w:t>
-      </w:r>
-    </w:p>
-    <w:p>
-      <w:pPr>
-        <w:spacing w:before="0" w:after="120" w:line="240" w:lineRule="auto"/>
-        <w:ind w:left="360"/>
-      </w:pPr>
-      <w:r>
-        <w:t xml:space="preserve">Migra v. Warren City School District, 465 U.S. 75 (1984)</w:t>
-      </w:r>
-    </w:p>
-    <w:p>
-      <w:pPr>
-        <w:spacing w:before="0" w:after="120" w:line="240" w:lineRule="auto"/>
-        <w:ind w:left="360"/>
-      </w:pPr>
-      <w:r>
-        <w:t xml:space="preserve">Montana v. United States, 440 U.S. 147 (1979)</w:t>
-      </w:r>
-    </w:p>
-    <w:p>
-      <w:pPr>
-        <w:spacing w:before="0" w:after="120" w:line="240" w:lineRule="auto"/>
-        <w:ind w:left="360"/>
-      </w:pPr>
-      <w:r>
-        <w:t xml:space="preserve">Parkland Hosiery Co. v. Shore, 439 U.S. 322 (1979)</w:t>
-      </w:r>
-    </w:p>
-    <w:p>
-      <w:pPr>
-        <w:spacing w:before="0" w:after="120" w:line="240" w:lineRule="auto"/>
-        <w:ind w:left="360"/>
-      </w:pPr>
-      <w:r>
-        <w:t xml:space="preserve">Taylor v. Sturgell, 553 U.S. 880 (2008)</w:t>
-      </w:r>
-    </w:p>
-    <w:p>
-      <w:pPr>
-        <w:spacing w:before="0" w:after="120" w:line="240" w:lineRule="auto"/>
-        <w:ind w:left="360"/>
-      </w:pPr>
-      <w:r>
-        <w:t xml:space="preserve">Turner v. Crawford Square Apartments III, L.P., 449 F.3d 542 (3d Cir. 2006)</w:t>
-      </w:r>
-    </w:p>
-    <w:p>
-      <w:pPr>
-        <w:keepNext/>
-        <w:spacing w:before="0" w:after="120" w:line="240" w:lineRule="auto"/>
-      </w:pPr>
-      <w:r>
-        <w:rPr>
-          <w:b/>
-        </w:rPr>
-        <w:t xml:space="preserve">Statutes:</w:t>
-      </w:r>
-    </w:p>
-    <w:p>
-      <w:pPr>
-        <w:spacing w:before="0" w:after="120" w:line="240" w:lineRule="auto"/>
-        <w:ind w:left="360"/>
-      </w:pPr>
-      <w:r>
-        <w:t xml:space="preserve">28 U.S.C. § 1291</w:t>
-      </w:r>
-    </w:p>
-    <w:p>
-      <w:pPr>
-        <w:spacing w:before="0" w:after="120" w:line="240" w:lineRule="auto"/>
-        <w:ind w:left="360"/>
-      </w:pPr>
-      <w:r>
-        <w:t xml:space="preserve">28 U.S.C. § 1332</w:t>
-      </w:r>
-    </w:p>
-    <w:p>
-      <w:pPr>
-        <w:keepNext/>
-        <w:spacing w:before="0" w:after="120" w:line="240" w:lineRule="auto"/>
-      </w:pPr>
-      <w:r>
-        <w:rPr>
-          <w:b/>
-        </w:rPr>
-        <w:t xml:space="preserve">Rules:</w:t>
-      </w:r>
-    </w:p>
-    <w:p>
-      <w:pPr>
-        <w:spacing w:before="0" w:after="120" w:line="240" w:lineRule="auto"/>
-        <w:ind w:left="360"/>
-      </w:pPr>
-      <w:r>
-        <w:t xml:space="preserve">Fed. R. Civ. P. 60</w:t>
-      </w:r>
-    </w:p>
-    <w:p>
-      <w:r>
-        <w:br w:type="page"/>
+        <w:keepLines/>
+        <w:spacing w:before="84" w:after="0" w:line="408" w:lineRule="exact"/>
+        <w:ind w:left="0" w:right="20" w:firstLine="0"/>
+        <w:jc w:val="right"/>
+      </w:pPr>
+      <w:r>
+        <w:rPr>
+          <w:b/>
+          <w:bCs/>
+          <w:u w:val="single"/>
+        </w:rPr>
+        <w:t xml:space="preserve">Page</w:t>
+      </w:r>
+    </w:p>
+    <w:p>
+      <w:pPr>
+        <w:keepLines/>
+        <w:tabs>
+          <w:tab w:val="right" w:leader="dot" w:pos="9356"/>
+        </w:tabs>
+        <w:spacing w:before="168" w:after="0" w:line="408" w:lineRule="exact"/>
+        <w:ind w:left="720" w:right="720" w:hanging="720"/>
+      </w:pPr>
+      <w:r>
+        <w:t xml:space="preserve">TABLE OF AUTHORITIES</w:t>
+      </w:r>
+      <w:r>
+        <w:rPr>
+          <w:sz w:val="24"/>
+          <w:szCs w:val="24"/>
+        </w:rPr>
+        <w:t xml:space="preserve">  </w:t>
+      </w:r>
+      <w:r>
+        <w:tab/>
+      </w:r>
+      <w:r>
+        <w:t xml:space="preserve">iv</w:t>
+      </w:r>
+    </w:p>
+    <w:p>
+      <w:pPr>
+        <w:keepLines/>
+        <w:tabs>
+          <w:tab w:val="right" w:leader="dot" w:pos="9356"/>
+        </w:tabs>
+        <w:spacing w:before="168" w:after="0" w:line="408" w:lineRule="exact"/>
+        <w:ind w:left="720" w:right="720" w:hanging="720"/>
+      </w:pPr>
+      <w:r>
+        <w:t xml:space="preserve">JURISDICTIONAL STATEMENT</w:t>
+      </w:r>
+      <w:r>
+        <w:rPr>
+          <w:sz w:val="24"/>
+          <w:szCs w:val="24"/>
+        </w:rPr>
+        <w:t xml:space="preserve">  </w:t>
+      </w:r>
+      <w:r>
+        <w:tab/>
+      </w:r>
+      <w:r>
+        <w:t xml:space="preserve">1</w:t>
+      </w:r>
+    </w:p>
+    <w:p>
+      <w:pPr>
+        <w:keepLines/>
+        <w:tabs>
+          <w:tab w:val="right" w:leader="dot" w:pos="9356"/>
+        </w:tabs>
+        <w:spacing w:before="168" w:after="0" w:line="408" w:lineRule="exact"/>
+        <w:ind w:left="720" w:right="720" w:hanging="720"/>
+      </w:pPr>
+      <w:r>
+        <w:t xml:space="preserve">ISSUE PRESENTED</w:t>
+      </w:r>
+      <w:r>
+        <w:rPr>
+          <w:sz w:val="24"/>
+          <w:szCs w:val="24"/>
+        </w:rPr>
+        <w:t xml:space="preserve">  </w:t>
+      </w:r>
+      <w:r>
+        <w:tab/>
+      </w:r>
+      <w:r>
+        <w:t xml:space="preserve">1</w:t>
+      </w:r>
+    </w:p>
+    <w:p>
+      <w:pPr>
+        <w:keepLines/>
+        <w:tabs>
+          <w:tab w:val="right" w:leader="dot" w:pos="9356"/>
+        </w:tabs>
+        <w:spacing w:before="168" w:after="0" w:line="408" w:lineRule="exact"/>
+        <w:ind w:left="720" w:right="720" w:hanging="720"/>
+      </w:pPr>
+      <w:r>
+        <w:t xml:space="preserve">STATEMENT OF THE CASE</w:t>
+      </w:r>
+      <w:r>
+        <w:rPr>
+          <w:sz w:val="24"/>
+          <w:szCs w:val="24"/>
+        </w:rPr>
+        <w:t xml:space="preserve">  </w:t>
+      </w:r>
+      <w:r>
+        <w:tab/>
+      </w:r>
+      <w:r>
+        <w:t xml:space="preserve">1</w:t>
+      </w:r>
+    </w:p>
+    <w:p>
+      <w:pPr>
+        <w:keepLines/>
+        <w:tabs>
+          <w:tab w:val="right" w:leader="dot" w:pos="9356"/>
+        </w:tabs>
+        <w:spacing w:before="98" w:after="0" w:line="408" w:lineRule="exact"/>
+        <w:ind w:left="1440" w:right="720" w:hanging="720"/>
+      </w:pPr>
+      <w:r>
+        <w:t xml:space="preserve">A.</w:t>
+      </w:r>
+      <w:r>
+        <w:tab/>
+      </w:r>
+      <w:r>
+        <w:t xml:space="preserve">Factual</w:t>
+      </w:r>
+      <w:r>
+        <w:t xml:space="preserve"> </w:t>
+      </w:r>
+      <w:r>
+        <w:t xml:space="preserve">Background</w:t>
+      </w:r>
+      <w:r>
+        <w:rPr>
+          <w:sz w:val="24"/>
+          <w:szCs w:val="24"/>
+        </w:rPr>
+        <w:t xml:space="preserve">  </w:t>
+      </w:r>
+      <w:r>
+        <w:tab/>
+      </w:r>
+      <w:r>
+        <w:t xml:space="preserve">1</w:t>
+      </w:r>
+    </w:p>
+    <w:p>
+      <w:pPr>
+        <w:keepLines/>
+        <w:tabs>
+          <w:tab w:val="right" w:leader="dot" w:pos="9356"/>
+        </w:tabs>
+        <w:spacing w:before="98" w:after="0" w:line="408" w:lineRule="exact"/>
+        <w:ind w:left="1440" w:right="720" w:hanging="720"/>
+      </w:pPr>
+      <w:r>
+        <w:t xml:space="preserve">B.</w:t>
+      </w:r>
+      <w:r>
+        <w:tab/>
+      </w:r>
+      <w:r>
+        <w:t xml:space="preserve">Procedural</w:t>
+      </w:r>
+      <w:r>
+        <w:t xml:space="preserve"> </w:t>
+      </w:r>
+      <w:r>
+        <w:t xml:space="preserve">Background</w:t>
+      </w:r>
+      <w:r>
+        <w:rPr>
+          <w:sz w:val="24"/>
+          <w:szCs w:val="24"/>
+        </w:rPr>
+        <w:t xml:space="preserve">  </w:t>
+      </w:r>
+      <w:r>
+        <w:tab/>
+      </w:r>
+      <w:r>
+        <w:t xml:space="preserve">3</w:t>
+      </w:r>
+    </w:p>
+    <w:p>
+      <w:pPr>
+        <w:keepLines/>
+        <w:tabs>
+          <w:tab w:val="right" w:leader="dot" w:pos="9356"/>
+        </w:tabs>
+        <w:spacing w:before="168" w:after="0" w:line="408" w:lineRule="exact"/>
+        <w:ind w:left="720" w:right="720" w:hanging="720"/>
+      </w:pPr>
+      <w:r>
+        <w:t xml:space="preserve">SUMMARY OF THE ARGUMENT</w:t>
+      </w:r>
+      <w:r>
+        <w:rPr>
+          <w:sz w:val="24"/>
+          <w:szCs w:val="24"/>
+        </w:rPr>
+        <w:t xml:space="preserve">  </w:t>
+      </w:r>
+      <w:r>
+        <w:tab/>
+      </w:r>
+      <w:r>
+        <w:t xml:space="preserve">4</w:t>
+      </w:r>
+    </w:p>
+    <w:p>
+      <w:pPr>
+        <w:keepLines/>
+        <w:tabs>
+          <w:tab w:val="right" w:leader="dot" w:pos="9356"/>
+        </w:tabs>
+        <w:spacing w:before="168" w:after="0" w:line="408" w:lineRule="exact"/>
+        <w:ind w:left="720" w:right="720" w:hanging="720"/>
+      </w:pPr>
+      <w:r>
+        <w:t xml:space="preserve">THE STANDARD OF REVIEW</w:t>
+      </w:r>
+      <w:r>
+        <w:rPr>
+          <w:sz w:val="24"/>
+          <w:szCs w:val="24"/>
+        </w:rPr>
+        <w:t xml:space="preserve">  </w:t>
+      </w:r>
+      <w:r>
+        <w:tab/>
+      </w:r>
+      <w:r>
+        <w:t xml:space="preserve">5</w:t>
+      </w:r>
+    </w:p>
+    <w:p>
+      <w:pPr>
+        <w:keepLines/>
+        <w:tabs>
+          <w:tab w:val="right" w:leader="dot" w:pos="9356"/>
+        </w:tabs>
+        <w:spacing w:before="168" w:after="0" w:line="408" w:lineRule="exact"/>
+        <w:ind w:left="720" w:right="720" w:hanging="720"/>
+      </w:pPr>
+      <w:r>
+        <w:t xml:space="preserve">ARGUMENT</w:t>
+      </w:r>
+      <w:r>
+        <w:rPr>
+          <w:sz w:val="24"/>
+          <w:szCs w:val="24"/>
+        </w:rPr>
+        <w:t xml:space="preserve">  </w:t>
+      </w:r>
+      <w:r>
+        <w:tab/>
+      </w:r>
+      <w:r>
+        <w:t xml:space="preserve">6</w:t>
+      </w:r>
+    </w:p>
+    <w:p>
+      <w:pPr>
+        <w:keepLines/>
+        <w:tabs>
+          <w:tab w:val="right" w:leader="dot" w:pos="9356"/>
+        </w:tabs>
+        <w:spacing w:before="98" w:after="0" w:line="408" w:lineRule="exact"/>
+        <w:ind w:left="720" w:right="720" w:hanging="720"/>
+      </w:pPr>
+      <w:r>
+        <w:t xml:space="preserve">I.</w:t>
+      </w:r>
+      <w:r>
+        <w:tab/>
+      </w:r>
+      <w:r>
+        <w:t xml:space="preserve">Res</w:t>
+      </w:r>
+      <w:r>
+        <w:t xml:space="preserve"> </w:t>
+      </w:r>
+      <w:r>
+        <w:t xml:space="preserve">judicata</w:t>
+      </w:r>
+      <w:r>
+        <w:t xml:space="preserve"> </w:t>
+      </w:r>
+      <w:r>
+        <w:t xml:space="preserve">precludes</w:t>
+      </w:r>
+      <w:r>
+        <w:t xml:space="preserve"> </w:t>
+      </w:r>
+      <w:r>
+        <w:t xml:space="preserve">Mr.</w:t>
+      </w:r>
+      <w:r>
+        <w:t xml:space="preserve"> </w:t>
+      </w:r>
+      <w:r>
+        <w:t xml:space="preserve">Binder’s</w:t>
+      </w:r>
+      <w:r>
+        <w:t xml:space="preserve"> </w:t>
+      </w:r>
+      <w:r>
+        <w:t xml:space="preserve">attempt</w:t>
+      </w:r>
+      <w:r>
+        <w:t xml:space="preserve"> </w:t>
+      </w:r>
+      <w:r>
+        <w:t xml:space="preserve">to</w:t>
+      </w:r>
+      <w:r>
+        <w:t xml:space="preserve"> </w:t>
+      </w:r>
+      <w:r>
+        <w:t xml:space="preserve">relitigate</w:t>
+      </w:r>
+      <w:r>
+        <w:t xml:space="preserve"> </w:t>
+      </w:r>
+      <w:r>
+        <w:t xml:space="preserve">the</w:t>
+      </w:r>
+      <w:r>
+        <w:t xml:space="preserve"> </w:t>
+      </w:r>
+      <w:r>
+        <w:t xml:space="preserve">Prior</w:t>
+      </w:r>
+      <w:r>
+        <w:t xml:space="preserve"> </w:t>
+      </w:r>
+      <w:r>
+        <w:t xml:space="preserve">Action.</w:t>
+      </w:r>
+      <w:r>
+        <w:rPr>
+          <w:sz w:val="24"/>
+          <w:szCs w:val="24"/>
+        </w:rPr>
+        <w:t xml:space="preserve">  </w:t>
+      </w:r>
+      <w:r>
+        <w:tab/>
+      </w:r>
+      <w:r>
+        <w:t xml:space="preserve">6</w:t>
+      </w:r>
+    </w:p>
+    <w:p>
+      <w:pPr>
+        <w:keepLines/>
+        <w:tabs>
+          <w:tab w:val="right" w:leader="dot" w:pos="9356"/>
+        </w:tabs>
+        <w:spacing w:before="98" w:after="0" w:line="408" w:lineRule="exact"/>
+        <w:ind w:left="720" w:right="720" w:hanging="720"/>
+      </w:pPr>
+      <w:r>
+        <w:t xml:space="preserve">II.</w:t>
+      </w:r>
+      <w:r>
+        <w:tab/>
+      </w:r>
+      <w:r>
+        <w:t xml:space="preserve">Collateral</w:t>
+      </w:r>
+      <w:r>
+        <w:t xml:space="preserve"> </w:t>
+      </w:r>
+      <w:r>
+        <w:t xml:space="preserve">estoppel</w:t>
+      </w:r>
+      <w:r>
+        <w:t xml:space="preserve"> </w:t>
+      </w:r>
+      <w:r>
+        <w:t xml:space="preserve">also</w:t>
+      </w:r>
+      <w:r>
+        <w:t xml:space="preserve"> </w:t>
+      </w:r>
+      <w:r>
+        <w:t xml:space="preserve">precludes</w:t>
+      </w:r>
+      <w:r>
+        <w:t xml:space="preserve"> </w:t>
+      </w:r>
+      <w:r>
+        <w:t xml:space="preserve">Mr.</w:t>
+      </w:r>
+      <w:r>
+        <w:t xml:space="preserve"> </w:t>
+      </w:r>
+      <w:r>
+        <w:t xml:space="preserve">Binder’s</w:t>
+      </w:r>
+      <w:r>
+        <w:t xml:space="preserve"> </w:t>
+      </w:r>
+      <w:r>
+        <w:t xml:space="preserve">attempt</w:t>
+      </w:r>
+      <w:r>
+        <w:t xml:space="preserve"> </w:t>
+      </w:r>
+      <w:r>
+        <w:t xml:space="preserve">to</w:t>
+      </w:r>
+      <w:r>
+        <w:t xml:space="preserve"> </w:t>
+      </w:r>
+      <w:r>
+        <w:t xml:space="preserve">relitigate</w:t>
+      </w:r>
+      <w:r>
+        <w:t xml:space="preserve"> </w:t>
+      </w:r>
+      <w:r>
+        <w:t xml:space="preserve">the</w:t>
+      </w:r>
+      <w:r>
+        <w:t xml:space="preserve"> </w:t>
+      </w:r>
+      <w:r>
+        <w:t xml:space="preserve">Prior</w:t>
+      </w:r>
+      <w:r>
+        <w:t xml:space="preserve"> </w:t>
+      </w:r>
+      <w:r>
+        <w:t xml:space="preserve">Appeal.</w:t>
+      </w:r>
+      <w:r>
+        <w:rPr>
+          <w:sz w:val="24"/>
+          <w:szCs w:val="24"/>
+        </w:rPr>
+        <w:t xml:space="preserve">  </w:t>
+      </w:r>
+      <w:r>
+        <w:tab/>
+      </w:r>
+      <w:r>
+        <w:t xml:space="preserve">9</w:t>
+      </w:r>
+    </w:p>
+    <w:p>
+      <w:pPr>
+        <w:keepLines/>
+        <w:tabs>
+          <w:tab w:val="right" w:leader="dot" w:pos="9356"/>
+        </w:tabs>
+        <w:spacing w:before="98" w:after="0" w:line="408" w:lineRule="exact"/>
+        <w:ind w:left="720" w:right="720" w:hanging="720"/>
+      </w:pPr>
+      <w:r>
+        <w:t xml:space="preserve">III.</w:t>
+      </w:r>
+      <w:r>
+        <w:tab/>
+      </w:r>
+      <w:r>
+        <w:t xml:space="preserve">Mr.</w:t>
+      </w:r>
+      <w:r>
+        <w:t xml:space="preserve"> </w:t>
+      </w:r>
+      <w:r>
+        <w:t xml:space="preserve">Binder’s</w:t>
+      </w:r>
+      <w:r>
+        <w:t xml:space="preserve"> </w:t>
+      </w:r>
+      <w:r>
+        <w:t xml:space="preserve">attempt</w:t>
+      </w:r>
+      <w:r>
+        <w:t xml:space="preserve"> </w:t>
+      </w:r>
+      <w:r>
+        <w:t xml:space="preserve">to</w:t>
+      </w:r>
+      <w:r>
+        <w:t xml:space="preserve"> </w:t>
+      </w:r>
+      <w:r>
+        <w:t xml:space="preserve">seek</w:t>
+      </w:r>
+      <w:r>
+        <w:t xml:space="preserve"> </w:t>
+      </w:r>
+      <w:r>
+        <w:t xml:space="preserve">relief</w:t>
+      </w:r>
+      <w:r>
+        <w:t xml:space="preserve"> </w:t>
+      </w:r>
+      <w:r>
+        <w:t xml:space="preserve">under</w:t>
+      </w:r>
+      <w:r>
+        <w:t xml:space="preserve"> </w:t>
+      </w:r>
+      <w:r>
+        <w:t xml:space="preserve">F.R.C.P.</w:t>
+      </w:r>
+      <w:r>
+        <w:t xml:space="preserve"> </w:t>
+      </w:r>
+      <w:r>
+        <w:t xml:space="preserve">Rule</w:t>
+      </w:r>
+      <w:r>
+        <w:t xml:space="preserve"> </w:t>
+      </w:r>
+      <w:r>
+        <w:t xml:space="preserve">60</w:t>
+      </w:r>
+      <w:r>
+        <w:t xml:space="preserve"> </w:t>
+      </w:r>
+      <w:r>
+        <w:t xml:space="preserve">is</w:t>
+      </w:r>
+      <w:r>
+        <w:t xml:space="preserve"> </w:t>
+      </w:r>
+      <w:r>
+        <w:t xml:space="preserve">improper.</w:t>
+      </w:r>
+      <w:r>
+        <w:rPr>
+          <w:sz w:val="24"/>
+          <w:szCs w:val="24"/>
+        </w:rPr>
+        <w:t xml:space="preserve">  </w:t>
+      </w:r>
+      <w:r>
+        <w:tab/>
+      </w:r>
+      <w:r>
+        <w:t xml:space="preserve">11</w:t>
+      </w:r>
+    </w:p>
+    <w:p>
+      <w:pPr>
+        <w:keepLines/>
+        <w:tabs>
+          <w:tab w:val="right" w:leader="dot" w:pos="9356"/>
+        </w:tabs>
+        <w:spacing w:before="98" w:after="0" w:line="408" w:lineRule="exact"/>
+        <w:ind w:left="1440" w:right="720" w:hanging="720"/>
+      </w:pPr>
+      <w:r>
+        <w:t xml:space="preserve">A.</w:t>
+      </w:r>
+      <w:r>
+        <w:tab/>
+      </w:r>
+      <w:r>
+        <w:t xml:space="preserve">Mr.</w:t>
+      </w:r>
+      <w:r>
+        <w:t xml:space="preserve"> </w:t>
+      </w:r>
+      <w:r>
+        <w:t xml:space="preserve">Binder</w:t>
+      </w:r>
+      <w:r>
+        <w:t xml:space="preserve"> </w:t>
+      </w:r>
+      <w:r>
+        <w:t xml:space="preserve">has</w:t>
+      </w:r>
+      <w:r>
+        <w:t xml:space="preserve"> </w:t>
+      </w:r>
+      <w:r>
+        <w:t xml:space="preserve">not</w:t>
+      </w:r>
+      <w:r>
+        <w:t xml:space="preserve"> </w:t>
+      </w:r>
+      <w:r>
+        <w:t xml:space="preserve">properly</w:t>
+      </w:r>
+      <w:r>
+        <w:t xml:space="preserve"> </w:t>
+      </w:r>
+      <w:r>
+        <w:t xml:space="preserve">pled</w:t>
+      </w:r>
+      <w:r>
+        <w:t xml:space="preserve"> </w:t>
+      </w:r>
+      <w:r>
+        <w:t xml:space="preserve">that</w:t>
+      </w:r>
+      <w:r>
+        <w:t xml:space="preserve"> </w:t>
+      </w:r>
+      <w:r>
+        <w:t xml:space="preserve">the</w:t>
+      </w:r>
+      <w:r>
+        <w:t xml:space="preserve"> </w:t>
+      </w:r>
+      <w:r>
+        <w:t xml:space="preserve">Prior</w:t>
+      </w:r>
+      <w:r>
+        <w:t xml:space="preserve"> </w:t>
+      </w:r>
+      <w:r>
+        <w:t xml:space="preserve">Appeal</w:t>
+      </w:r>
+      <w:r>
+        <w:t xml:space="preserve"> </w:t>
+      </w:r>
+      <w:r>
+        <w:t xml:space="preserve">should</w:t>
+      </w:r>
+      <w:r>
+        <w:t xml:space="preserve"> </w:t>
+      </w:r>
+      <w:r>
+        <w:t xml:space="preserve">be</w:t>
+      </w:r>
+      <w:r>
+        <w:t xml:space="preserve"> </w:t>
+      </w:r>
+      <w:r>
+        <w:t xml:space="preserve">overturned</w:t>
+      </w:r>
+      <w:r>
+        <w:t xml:space="preserve"> </w:t>
+      </w:r>
+      <w:r>
+        <w:t xml:space="preserve">because</w:t>
+      </w:r>
+      <w:r>
+        <w:t xml:space="preserve"> </w:t>
+      </w:r>
+      <w:r>
+        <w:t xml:space="preserve">of</w:t>
+      </w:r>
+      <w:r>
+        <w:t xml:space="preserve"> </w:t>
+      </w:r>
+      <w:r>
+        <w:t xml:space="preserve">alleged</w:t>
+      </w:r>
+      <w:r>
+        <w:t xml:space="preserve"> </w:t>
+      </w:r>
+      <w:r>
+        <w:t xml:space="preserve">fraud</w:t>
+      </w:r>
+      <w:r>
+        <w:t xml:space="preserve"> </w:t>
+      </w:r>
+      <w:r>
+        <w:t xml:space="preserve">on</w:t>
+      </w:r>
+      <w:r>
+        <w:t xml:space="preserve"> </w:t>
+      </w:r>
+      <w:r>
+        <w:t xml:space="preserve">the</w:t>
+      </w:r>
+      <w:r>
+        <w:t xml:space="preserve"> </w:t>
+      </w:r>
+      <w:r>
+        <w:t xml:space="preserve">court</w:t>
+      </w:r>
+      <w:r>
+        <w:t xml:space="preserve"> </w:t>
+      </w:r>
+      <w:r>
+        <w:t xml:space="preserve">pursuant</w:t>
+      </w:r>
+      <w:r>
+        <w:t xml:space="preserve"> </w:t>
+      </w:r>
+      <w:r>
+        <w:t xml:space="preserve">to</w:t>
+      </w:r>
+      <w:r>
+        <w:t xml:space="preserve"> </w:t>
+      </w:r>
+      <w:r>
+        <w:t xml:space="preserve">Rule</w:t>
+      </w:r>
+      <w:r>
+        <w:t xml:space="preserve"> </w:t>
+      </w:r>
+      <w:r>
+        <w:t xml:space="preserve">60(d)⁠(3).</w:t>
+      </w:r>
+      <w:r>
+        <w:rPr>
+          <w:sz w:val="24"/>
+          <w:szCs w:val="24"/>
+        </w:rPr>
+        <w:t xml:space="preserve">  </w:t>
+      </w:r>
+      <w:r>
+        <w:tab/>
+      </w:r>
+      <w:r>
+        <w:t xml:space="preserve">11</w:t>
+      </w:r>
+    </w:p>
+    <w:p>
+      <w:pPr>
+        <w:keepLines/>
+        <w:tabs>
+          <w:tab w:val="right" w:leader="dot" w:pos="9356"/>
+        </w:tabs>
+        <w:spacing w:before="98" w:after="0" w:line="408" w:lineRule="exact"/>
+        <w:ind w:left="1440" w:right="720" w:hanging="720"/>
+      </w:pPr>
+      <w:r>
+        <w:t xml:space="preserve">B.</w:t>
+      </w:r>
+      <w:r>
+        <w:tab/>
+      </w:r>
+      <w:r>
+        <w:t xml:space="preserve">Mr.</w:t>
+      </w:r>
+      <w:r>
+        <w:t xml:space="preserve"> </w:t>
+      </w:r>
+      <w:r>
+        <w:t xml:space="preserve">Binder’s</w:t>
+      </w:r>
+      <w:r>
+        <w:t xml:space="preserve"> </w:t>
+      </w:r>
+      <w:r>
+        <w:t xml:space="preserve">Rule</w:t>
+      </w:r>
+      <w:r>
+        <w:t xml:space="preserve"> </w:t>
+      </w:r>
+      <w:r>
+        <w:t xml:space="preserve">60(b)</w:t>
+      </w:r>
+      <w:r>
+        <w:t xml:space="preserve"> </w:t>
+      </w:r>
+      <w:r>
+        <w:t xml:space="preserve">challenge</w:t>
+      </w:r>
+      <w:r>
+        <w:t xml:space="preserve"> </w:t>
+      </w:r>
+      <w:r>
+        <w:t xml:space="preserve">is</w:t>
+      </w:r>
+      <w:r>
+        <w:t xml:space="preserve"> </w:t>
+      </w:r>
+      <w:r>
+        <w:t xml:space="preserve">untimely.</w:t>
+      </w:r>
+      <w:r>
+        <w:rPr>
+          <w:sz w:val="24"/>
+          <w:szCs w:val="24"/>
+        </w:rPr>
+        <w:t xml:space="preserve">  </w:t>
+      </w:r>
+      <w:r>
+        <w:tab/>
+      </w:r>
+      <w:r>
+        <w:t xml:space="preserve">12</w:t>
+      </w:r>
+    </w:p>
+    <w:p>
+      <w:pPr>
+        <w:keepLines/>
+        <w:tabs>
+          <w:tab w:val="right" w:leader="dot" w:pos="9356"/>
+        </w:tabs>
+        <w:spacing w:before="168" w:after="0" w:line="408" w:lineRule="exact"/>
+        <w:ind w:left="720" w:right="720" w:hanging="720"/>
+      </w:pPr>
+      <w:r>
+        <w:t xml:space="preserve">CONCLUSION</w:t>
+      </w:r>
+      <w:r>
+        <w:rPr>
+          <w:sz w:val="24"/>
+          <w:szCs w:val="24"/>
+        </w:rPr>
+        <w:t xml:space="preserve">  </w:t>
+      </w:r>
+      <w:r>
+        <w:tab/>
+      </w:r>
+      <w:r>
+        <w:t xml:space="preserve">13</w:t>
+      </w:r>
+    </w:p>
+    <w:p>
+      <w:pPr>
+        <w:keepLines/>
+        <w:tabs>
+          <w:tab w:val="right" w:leader="dot" w:pos="9356"/>
+        </w:tabs>
+        <w:spacing w:before="168" w:after="0" w:line="408" w:lineRule="exact"/>
+        <w:ind w:left="720" w:right="720" w:hanging="720"/>
+      </w:pPr>
+      <w:r>
+        <w:t xml:space="preserve">CERTIFICATE OF BAR MEMBERSHIP</w:t>
+      </w:r>
+      <w:r>
+        <w:rPr>
+          <w:sz w:val="24"/>
+          <w:szCs w:val="24"/>
+        </w:rPr>
+        <w:t xml:space="preserve">  </w:t>
+      </w:r>
+      <w:r>
+        <w:tab/>
+      </w:r>
+      <w:r>
+        <w:t xml:space="preserve">14</w:t>
+      </w:r>
+    </w:p>
+    <w:p>
+      <w:pPr>
+        <w:keepLines/>
+        <w:tabs>
+          <w:tab w:val="right" w:leader="dot" w:pos="9356"/>
+        </w:tabs>
+        <w:spacing w:before="168" w:after="0" w:line="408" w:lineRule="exact"/>
+        <w:ind w:left="720" w:right="720" w:hanging="720"/>
+      </w:pPr>
+      <w:r>
+        <w:t xml:space="preserve">ELECTRONIC-FILING CERTIFICATION</w:t>
+      </w:r>
+      <w:r>
+        <w:rPr>
+          <w:sz w:val="24"/>
+          <w:szCs w:val="24"/>
+        </w:rPr>
+        <w:t xml:space="preserve">  </w:t>
+      </w:r>
+      <w:r>
+        <w:tab/>
+      </w:r>
+      <w:r>
+        <w:t xml:space="preserve">15</w:t>
+      </w:r>
+    </w:p>
+    <w:p>
+      <w:pPr>
+        <w:keepLines/>
+        <w:tabs>
+          <w:tab w:val="right" w:leader="dot" w:pos="9356"/>
+        </w:tabs>
+        <w:spacing w:before="168" w:after="0" w:line="408" w:lineRule="exact"/>
+        <w:ind w:left="720" w:right="720" w:hanging="720"/>
+      </w:pPr>
+      <w:r>
+        <w:t xml:space="preserve">CERTIFICATE OF COMPLIANCE</w:t>
+      </w:r>
+      <w:r>
+        <w:rPr>
+          <w:sz w:val="24"/>
+          <w:szCs w:val="24"/>
+        </w:rPr>
+        <w:t xml:space="preserve">  </w:t>
+      </w:r>
+      <w:r>
+        <w:tab/>
+      </w:r>
+      <w:r>
+        <w:t xml:space="preserve">16</w:t>
+      </w:r>
+    </w:p>
+    <w:p>
+      <w:pPr>
+        <w:keepLines/>
+        <w:tabs>
+          <w:tab w:val="right" w:leader="dot" w:pos="9356"/>
+        </w:tabs>
+        <w:spacing w:before="168" w:after="0" w:line="408" w:lineRule="exact"/>
+        <w:ind w:left="720" w:right="720" w:hanging="720"/>
+      </w:pPr>
+      <w:r>
+        <w:t xml:space="preserve">CERTIFICATE OF SERVICE</w:t>
+      </w:r>
+      <w:r>
+        <w:rPr>
+          <w:sz w:val="24"/>
+          <w:szCs w:val="24"/>
+        </w:rPr>
+        <w:t xml:space="preserve">  </w:t>
+      </w:r>
+      <w:r>
+        <w:tab/>
+      </w:r>
+      <w:r>
+        <w:t xml:space="preserve">17</w:t>
       </w:r>
     </w:p>
     <w:p>
       <w:pPr>
         <w:pStyle w:val="Heading1"/>
         <w:keepNext/>
-        <w:spacing w:before="0" w:after="240" w:line="240" w:lineRule="auto"/>
+        <w:keepLines/>
+        <w:pageBreakBefore/>
+        <w:spacing w:before="0" w:after="308" w:line="480" w:lineRule="exact"/>
+        <w:ind w:left="0" w:firstLine="0"/>
         <w:jc w:val="center"/>
       </w:pPr>
       <w:r>
-        <w:t xml:space="preserve">JURISDICTIONAL STATEMENT</w:t>
-      </w:r>
-    </w:p>
-    <w:p>
-      <w:pPr>
-        <w:pStyle w:val="FirstParagraph"/>
-      </w:pPr>
-      <w:r>
-        <w:t xml:space="preserve">The district court had jurisdiction pursuant to 28 U.S.C. § 1332. This Court has jurisdiction under 28 U.S.C. § 1291. The district court granted Coldwell Banker’s Motion to Dismiss on September 25, 2023, and denied a subsequent Motion for Reconsideration on May 16, 2024. The appellant filed his notice of appeal on May 21, 2024.</w:t>
-      </w:r>
+        <w:rPr>
+          <w:b/>
+          <w:bCs/>
+          <w:sz w:val="32"/>
+          <w:szCs w:val="32"/>
+        </w:rPr>
+        <w:t xml:space="preserve">TABLE OF AUTHORITIES</w:t>
+      </w:r>
+    </w:p>
+    <w:p>
+      <w:pPr>
+        <w:keepNext/>
+        <w:keepLines/>
+        <w:tabs>
+          <w:tab w:val="right" w:pos="9356"/>
+        </w:tabs>
+        <w:spacing w:before="280" w:after="56" w:line="408" w:lineRule="exact"/>
+      </w:pPr>
+      <w:r>
+        <w:rPr>
+          <w:b/>
+          <w:bCs/>
+        </w:rPr>
+        <w:t xml:space="preserve">Cases:</w:t>
+      </w:r>
+      <w:r>
+        <w:tab/>
+      </w:r>
+      <w:r>
+        <w:rPr>
+          <w:b/>
+          <w:bCs/>
+          <w:u w:val="single"/>
+        </w:rPr>
+        <w:t xml:space="preserve">Page(s)</w:t>
+      </w:r>
+    </w:p>
+    <w:p>
+      <w:pPr>
+        <w:keepLines/>
+        <w:tabs>
+          <w:tab w:val="right" w:leader="dot" w:pos="9356"/>
+        </w:tabs>
+        <w:spacing w:before="196" w:after="0" w:line="408" w:lineRule="exact"/>
+        <w:ind w:left="504" w:right="1120" w:hanging="504"/>
+      </w:pPr>
+      <w:r>
+        <w:rPr>
+          <w:i/>
+          <w:iCs/>
+        </w:rPr>
+        <w:t xml:space="preserve">800</w:t>
+      </w:r>
+      <w:r>
+        <w:rPr>
+          <w:i/>
+          <w:iCs/>
+        </w:rPr>
+        <w:t xml:space="preserve"> </w:t>
+      </w:r>
+      <w:r>
+        <w:rPr>
+          <w:i/>
+          <w:iCs/>
+        </w:rPr>
+        <w:t xml:space="preserve">Servs.,</w:t>
+      </w:r>
+      <w:r>
+        <w:rPr>
+          <w:i/>
+          <w:iCs/>
+        </w:rPr>
+        <w:t xml:space="preserve"> </w:t>
+      </w:r>
+      <w:r>
+        <w:rPr>
+          <w:i/>
+          <w:iCs/>
+        </w:rPr>
+        <w:t xml:space="preserve">Inc.</w:t>
+      </w:r>
+      <w:r>
+        <w:rPr>
+          <w:i/>
+          <w:iCs/>
+        </w:rPr>
+        <w:t xml:space="preserve"> </w:t>
+      </w:r>
+      <w:r>
+        <w:rPr>
+          <w:i/>
+          <w:iCs/>
+        </w:rPr>
+        <w:t xml:space="preserve">v.</w:t>
+      </w:r>
+      <w:r>
+        <w:rPr>
+          <w:i/>
+          <w:iCs/>
+        </w:rPr>
+        <w:t xml:space="preserve"> </w:t>
+      </w:r>
+      <w:r>
+        <w:rPr>
+          <w:i/>
+          <w:iCs/>
+        </w:rPr>
+        <w:t xml:space="preserve">AT&amp;T</w:t>
+      </w:r>
+      <w:r>
+        <w:rPr>
+          <w:i/>
+          <w:iCs/>
+        </w:rPr>
+        <w:t xml:space="preserve"> </w:t>
+      </w:r>
+      <w:r>
+        <w:rPr>
+          <w:i/>
+          <w:iCs/>
+        </w:rPr>
+        <w:t xml:space="preserve">Corp.</w:t>
+      </w:r>
+      <w:r>
+        <w:t xml:space="preserve">,</w:t>
+      </w:r>
+      <w:r>
+        <w:br/>
+      </w:r>
+      <w:r>
+        <w:t xml:space="preserve">822</w:t>
+      </w:r>
+      <w:r>
+        <w:t xml:space="preserve"> </w:t>
+      </w:r>
+      <w:r>
+        <w:t xml:space="preserve">F.</w:t>
+      </w:r>
+      <w:r>
+        <w:t xml:space="preserve"> </w:t>
+      </w:r>
+      <w:r>
+        <w:t xml:space="preserve">App’x</w:t>
+      </w:r>
+      <w:r>
+        <w:t xml:space="preserve"> </w:t>
+      </w:r>
+      <w:r>
+        <w:t xml:space="preserve">98</w:t>
+      </w:r>
+      <w:r>
+        <w:t xml:space="preserve"> </w:t>
+      </w:r>
+      <w:r>
+        <w:t xml:space="preserve">(3d</w:t>
+      </w:r>
+      <w:r>
+        <w:t xml:space="preserve"> </w:t>
+      </w:r>
+      <w:r>
+        <w:t xml:space="preserve">Cir.</w:t>
+      </w:r>
+      <w:r>
+        <w:t xml:space="preserve"> </w:t>
+      </w:r>
+      <w:r>
+        <w:t xml:space="preserve">2020)</w:t>
+      </w:r>
+      <w:r>
+        <w:rPr>
+          <w:sz w:val="24"/>
+          <w:szCs w:val="24"/>
+        </w:rPr>
+        <w:t xml:space="preserve">  </w:t>
+      </w:r>
+      <w:r>
+        <w:tab/>
+      </w:r>
+      <w:r>
+        <w:t xml:space="preserve">9, 11</w:t>
+      </w:r>
+    </w:p>
+    <w:p>
+      <w:pPr>
+        <w:keepLines/>
+        <w:tabs>
+          <w:tab w:val="right" w:leader="dot" w:pos="9356"/>
+        </w:tabs>
+        <w:spacing w:before="196" w:after="0" w:line="408" w:lineRule="exact"/>
+        <w:ind w:left="504" w:right="1120" w:hanging="504"/>
+      </w:pPr>
+      <w:r>
+        <w:rPr>
+          <w:i/>
+          <w:iCs/>
+        </w:rPr>
+        <w:t xml:space="preserve">Children’s</w:t>
+      </w:r>
+      <w:r>
+        <w:rPr>
+          <w:i/>
+          <w:iCs/>
+        </w:rPr>
+        <w:t xml:space="preserve"> </w:t>
+      </w:r>
+      <w:r>
+        <w:rPr>
+          <w:i/>
+          <w:iCs/>
+        </w:rPr>
+        <w:t xml:space="preserve">Seashore</w:t>
+      </w:r>
+      <w:r>
+        <w:rPr>
+          <w:i/>
+          <w:iCs/>
+        </w:rPr>
+        <w:t xml:space="preserve"> </w:t>
+      </w:r>
+      <w:r>
+        <w:rPr>
+          <w:i/>
+          <w:iCs/>
+        </w:rPr>
+        <w:t xml:space="preserve">House</w:t>
+      </w:r>
+      <w:r>
+        <w:rPr>
+          <w:i/>
+          <w:iCs/>
+        </w:rPr>
+        <w:t xml:space="preserve"> </w:t>
+      </w:r>
+      <w:r>
+        <w:rPr>
+          <w:i/>
+          <w:iCs/>
+        </w:rPr>
+        <w:t xml:space="preserve">v.</w:t>
+      </w:r>
+      <w:r>
+        <w:rPr>
+          <w:i/>
+          <w:iCs/>
+        </w:rPr>
+        <w:t xml:space="preserve"> </w:t>
+      </w:r>
+      <w:r>
+        <w:rPr>
+          <w:i/>
+          <w:iCs/>
+        </w:rPr>
+        <w:t xml:space="preserve">Waldman</w:t>
+      </w:r>
+      <w:r>
+        <w:t xml:space="preserve">,</w:t>
+      </w:r>
+      <w:r>
+        <w:br/>
+      </w:r>
+      <w:r>
+        <w:t xml:space="preserve">197</w:t>
+      </w:r>
+      <w:r>
+        <w:t xml:space="preserve"> </w:t>
+      </w:r>
+      <w:r>
+        <w:t xml:space="preserve">F.3d</w:t>
+      </w:r>
+      <w:r>
+        <w:t xml:space="preserve"> </w:t>
+      </w:r>
+      <w:r>
+        <w:t xml:space="preserve">654</w:t>
+      </w:r>
+      <w:r>
+        <w:t xml:space="preserve"> </w:t>
+      </w:r>
+      <w:r>
+        <w:t xml:space="preserve">(3d</w:t>
+      </w:r>
+      <w:r>
+        <w:t xml:space="preserve"> </w:t>
+      </w:r>
+      <w:r>
+        <w:t xml:space="preserve">Cir.</w:t>
+      </w:r>
+      <w:r>
+        <w:t xml:space="preserve"> </w:t>
+      </w:r>
+      <w:r>
+        <w:t xml:space="preserve">1999)</w:t>
+      </w:r>
+      <w:r>
+        <w:rPr>
+          <w:sz w:val="24"/>
+          <w:szCs w:val="24"/>
+        </w:rPr>
+        <w:t xml:space="preserve">  </w:t>
+      </w:r>
+      <w:r>
+        <w:tab/>
+      </w:r>
+      <w:r>
+        <w:t xml:space="preserve">5</w:t>
+      </w:r>
+    </w:p>
+    <w:p>
+      <w:pPr>
+        <w:keepLines/>
+        <w:tabs>
+          <w:tab w:val="right" w:leader="dot" w:pos="9356"/>
+        </w:tabs>
+        <w:spacing w:before="196" w:after="0" w:line="408" w:lineRule="exact"/>
+        <w:ind w:left="504" w:right="1120" w:hanging="504"/>
+      </w:pPr>
+      <w:r>
+        <w:rPr>
+          <w:i/>
+          <w:iCs/>
+        </w:rPr>
+        <w:t xml:space="preserve">Coldwell</w:t>
+      </w:r>
+      <w:r>
+        <w:rPr>
+          <w:i/>
+          <w:iCs/>
+        </w:rPr>
+        <w:t xml:space="preserve"> </w:t>
+      </w:r>
+      <w:r>
+        <w:rPr>
+          <w:i/>
+          <w:iCs/>
+        </w:rPr>
+        <w:t xml:space="preserve">Banker</w:t>
+      </w:r>
+      <w:r>
+        <w:rPr>
+          <w:i/>
+          <w:iCs/>
+        </w:rPr>
+        <w:t xml:space="preserve"> </w:t>
+      </w:r>
+      <w:r>
+        <w:rPr>
+          <w:i/>
+          <w:iCs/>
+        </w:rPr>
+        <w:t xml:space="preserve">Real</w:t>
+      </w:r>
+      <w:r>
+        <w:rPr>
+          <w:i/>
+          <w:iCs/>
+        </w:rPr>
+        <w:t xml:space="preserve"> </w:t>
+      </w:r>
+      <w:r>
+        <w:rPr>
+          <w:i/>
+          <w:iCs/>
+        </w:rPr>
+        <w:t xml:space="preserve">Est.</w:t>
+      </w:r>
+      <w:r>
+        <w:rPr>
+          <w:i/>
+          <w:iCs/>
+        </w:rPr>
+        <w:t xml:space="preserve"> </w:t>
+      </w:r>
+      <w:r>
+        <w:rPr>
+          <w:i/>
+          <w:iCs/>
+        </w:rPr>
+        <w:t xml:space="preserve">LLC</w:t>
+      </w:r>
+      <w:r>
+        <w:rPr>
+          <w:i/>
+          <w:iCs/>
+        </w:rPr>
+        <w:t xml:space="preserve"> </w:t>
+      </w:r>
+      <w:r>
+        <w:rPr>
+          <w:i/>
+          <w:iCs/>
+        </w:rPr>
+        <w:t xml:space="preserve">v.</w:t>
+      </w:r>
+      <w:r>
+        <w:rPr>
+          <w:i/>
+          <w:iCs/>
+        </w:rPr>
+        <w:t xml:space="preserve"> </w:t>
+      </w:r>
+      <w:r>
+        <w:rPr>
+          <w:i/>
+          <w:iCs/>
+        </w:rPr>
+        <w:t xml:space="preserve">Bellmarc</w:t>
+      </w:r>
+      <w:r>
+        <w:rPr>
+          <w:i/>
+          <w:iCs/>
+        </w:rPr>
+        <w:t xml:space="preserve"> </w:t>
+      </w:r>
+      <w:r>
+        <w:rPr>
+          <w:i/>
+          <w:iCs/>
+        </w:rPr>
+        <w:t xml:space="preserve">Grp.</w:t>
+      </w:r>
+      <w:r>
+        <w:rPr>
+          <w:i/>
+          <w:iCs/>
+        </w:rPr>
+        <w:t xml:space="preserve"> </w:t>
+      </w:r>
+      <w:r>
+        <w:rPr>
+          <w:i/>
+          <w:iCs/>
+        </w:rPr>
+        <w:t xml:space="preserve">LLC</w:t>
+      </w:r>
+      <w:r>
+        <w:t xml:space="preserve">,</w:t>
+      </w:r>
+      <w:r>
+        <w:br/>
+      </w:r>
+      <w:r>
+        <w:t xml:space="preserve">No.</w:t>
+      </w:r>
+      <w:r>
+        <w:t xml:space="preserve"> </w:t>
+      </w:r>
+      <w:r>
+        <w:t xml:space="preserve">21</w:t>
+        <w:noBreakHyphen/>
+        <w:t xml:space="preserve">2862,</w:t>
+      </w:r>
+      <w:r>
+        <w:t xml:space="preserve"> </w:t>
+      </w:r>
+      <w:r>
+        <w:t xml:space="preserve">2022</w:t>
+      </w:r>
+      <w:r>
+        <w:t xml:space="preserve"> </w:t>
+      </w:r>
+      <w:r>
+        <w:t xml:space="preserve">WL</w:t>
+      </w:r>
+      <w:r>
+        <w:t xml:space="preserve"> </w:t>
+      </w:r>
+      <w:r>
+        <w:t xml:space="preserve">3644183</w:t>
+      </w:r>
+      <w:r>
+        <w:t xml:space="preserve"> </w:t>
+      </w:r>
+      <w:r>
+        <w:t xml:space="preserve">(3d</w:t>
+      </w:r>
+      <w:r>
+        <w:t xml:space="preserve"> </w:t>
+      </w:r>
+      <w:r>
+        <w:t xml:space="preserve">Cir.</w:t>
+      </w:r>
+      <w:r>
+        <w:t xml:space="preserve"> </w:t>
+      </w:r>
+      <w:r>
+        <w:t xml:space="preserve">Aug.</w:t>
+      </w:r>
+      <w:r>
+        <w:t xml:space="preserve"> </w:t>
+      </w:r>
+      <w:r>
+        <w:t xml:space="preserve">24,</w:t>
+      </w:r>
+      <w:r>
+        <w:t xml:space="preserve"> </w:t>
+      </w:r>
+      <w:r>
+        <w:t xml:space="preserve">2022)</w:t>
+      </w:r>
+      <w:r>
+        <w:rPr>
+          <w:sz w:val="24"/>
+          <w:szCs w:val="24"/>
+        </w:rPr>
+        <w:t xml:space="preserve">  </w:t>
+      </w:r>
+      <w:r>
+        <w:tab/>
+      </w:r>
+      <w:r>
+        <w:t xml:space="preserve">1</w:t>
+      </w:r>
+    </w:p>
+    <w:p>
+      <w:pPr>
+        <w:keepLines/>
+        <w:tabs>
+          <w:tab w:val="right" w:leader="dot" w:pos="9356"/>
+        </w:tabs>
+        <w:spacing w:before="196" w:after="0" w:line="408" w:lineRule="exact"/>
+        <w:ind w:left="504" w:right="1120" w:hanging="504"/>
+      </w:pPr>
+      <w:r>
+        <w:rPr>
+          <w:i/>
+          <w:iCs/>
+        </w:rPr>
+        <w:t xml:space="preserve">Hancock</w:t>
+      </w:r>
+      <w:r>
+        <w:rPr>
+          <w:i/>
+          <w:iCs/>
+        </w:rPr>
+        <w:t xml:space="preserve"> </w:t>
+      </w:r>
+      <w:r>
+        <w:rPr>
+          <w:i/>
+          <w:iCs/>
+        </w:rPr>
+        <w:t xml:space="preserve">Indus.</w:t>
+      </w:r>
+      <w:r>
+        <w:rPr>
+          <w:i/>
+          <w:iCs/>
+        </w:rPr>
+        <w:t xml:space="preserve"> </w:t>
+      </w:r>
+      <w:r>
+        <w:rPr>
+          <w:i/>
+          <w:iCs/>
+        </w:rPr>
+        <w:t xml:space="preserve">v.</w:t>
+      </w:r>
+      <w:r>
+        <w:rPr>
+          <w:i/>
+          <w:iCs/>
+        </w:rPr>
+        <w:t xml:space="preserve"> </w:t>
+      </w:r>
+      <w:r>
+        <w:rPr>
+          <w:i/>
+          <w:iCs/>
+        </w:rPr>
+        <w:t xml:space="preserve">Schaeffer</w:t>
+      </w:r>
+      <w:r>
+        <w:t xml:space="preserve">,</w:t>
+      </w:r>
+      <w:r>
+        <w:br/>
+      </w:r>
+      <w:r>
+        <w:t xml:space="preserve">811</w:t>
+      </w:r>
+      <w:r>
+        <w:t xml:space="preserve"> </w:t>
+      </w:r>
+      <w:r>
+        <w:t xml:space="preserve">F.2d</w:t>
+      </w:r>
+      <w:r>
+        <w:t xml:space="preserve"> </w:t>
+      </w:r>
+      <w:r>
+        <w:t xml:space="preserve">225</w:t>
+      </w:r>
+      <w:r>
+        <w:t xml:space="preserve"> </w:t>
+      </w:r>
+      <w:r>
+        <w:t xml:space="preserve">(3d</w:t>
+      </w:r>
+      <w:r>
+        <w:t xml:space="preserve"> </w:t>
+      </w:r>
+      <w:r>
+        <w:t xml:space="preserve">Cir.</w:t>
+      </w:r>
+      <w:r>
+        <w:t xml:space="preserve"> </w:t>
+      </w:r>
+      <w:r>
+        <w:t xml:space="preserve">1987)</w:t>
+      </w:r>
+      <w:r>
+        <w:rPr>
+          <w:sz w:val="24"/>
+          <w:szCs w:val="24"/>
+        </w:rPr>
+        <w:t xml:space="preserve">  </w:t>
+      </w:r>
+      <w:r>
+        <w:tab/>
+      </w:r>
+      <w:r>
+        <w:t xml:space="preserve">12</w:t>
+      </w:r>
+    </w:p>
+    <w:p>
+      <w:pPr>
+        <w:keepLines/>
+        <w:tabs>
+          <w:tab w:val="right" w:leader="dot" w:pos="9356"/>
+        </w:tabs>
+        <w:spacing w:before="196" w:after="0" w:line="408" w:lineRule="exact"/>
+        <w:ind w:left="504" w:right="1248" w:hanging="504"/>
+      </w:pPr>
+      <w:r>
+        <w:rPr>
+          <w:i/>
+          <w:iCs/>
+        </w:rPr>
+        <w:t xml:space="preserve">Herring</w:t>
+      </w:r>
+      <w:r>
+        <w:rPr>
+          <w:i/>
+          <w:iCs/>
+        </w:rPr>
+        <w:t xml:space="preserve"> </w:t>
+      </w:r>
+      <w:r>
+        <w:rPr>
+          <w:i/>
+          <w:iCs/>
+        </w:rPr>
+        <w:t xml:space="preserve">v.</w:t>
+      </w:r>
+      <w:r>
+        <w:rPr>
+          <w:i/>
+          <w:iCs/>
+        </w:rPr>
+        <w:t xml:space="preserve"> </w:t>
+      </w:r>
+      <w:r>
+        <w:rPr>
+          <w:i/>
+          <w:iCs/>
+        </w:rPr>
+        <w:t xml:space="preserve">United</w:t>
+      </w:r>
+      <w:r>
+        <w:rPr>
+          <w:i/>
+          <w:iCs/>
+        </w:rPr>
+        <w:t xml:space="preserve"> </w:t>
+      </w:r>
+      <w:r>
+        <w:rPr>
+          <w:i/>
+          <w:iCs/>
+        </w:rPr>
+        <w:t xml:space="preserve">States</w:t>
+      </w:r>
+      <w:r>
+        <w:t xml:space="preserve">,</w:t>
+      </w:r>
+      <w:r>
+        <w:br/>
+      </w:r>
+      <w:r>
+        <w:t xml:space="preserve">424</w:t>
+      </w:r>
+      <w:r>
+        <w:t xml:space="preserve"> </w:t>
+      </w:r>
+      <w:r>
+        <w:t xml:space="preserve">F.3d</w:t>
+      </w:r>
+      <w:r>
+        <w:t xml:space="preserve"> </w:t>
+      </w:r>
+      <w:r>
+        <w:t xml:space="preserve">384</w:t>
+      </w:r>
+      <w:r>
+        <w:t xml:space="preserve"> </w:t>
+      </w:r>
+      <w:r>
+        <w:t xml:space="preserve">(3d</w:t>
+      </w:r>
+      <w:r>
+        <w:t xml:space="preserve"> </w:t>
+      </w:r>
+      <w:r>
+        <w:t xml:space="preserve">Cir.</w:t>
+      </w:r>
+      <w:r>
+        <w:t xml:space="preserve"> </w:t>
+      </w:r>
+      <w:r>
+        <w:t xml:space="preserve">2005)</w:t>
+      </w:r>
+      <w:r>
+        <w:rPr>
+          <w:sz w:val="24"/>
+          <w:szCs w:val="24"/>
+        </w:rPr>
+        <w:t xml:space="preserve">  </w:t>
+      </w:r>
+      <w:r>
+        <w:tab/>
+      </w:r>
+      <w:r>
+        <w:t xml:space="preserve">10, 11, 12</w:t>
+      </w:r>
+    </w:p>
+    <w:p>
+      <w:pPr>
+        <w:keepLines/>
+        <w:tabs>
+          <w:tab w:val="right" w:leader="dot" w:pos="9356"/>
+        </w:tabs>
+        <w:spacing w:before="196" w:after="0" w:line="408" w:lineRule="exact"/>
+        <w:ind w:left="504" w:right="1120" w:hanging="504"/>
+      </w:pPr>
+      <w:r>
+        <w:rPr>
+          <w:i/>
+          <w:iCs/>
+        </w:rPr>
+        <w:t xml:space="preserve">In</w:t>
+      </w:r>
+      <w:r>
+        <w:rPr>
+          <w:i/>
+          <w:iCs/>
+        </w:rPr>
+        <w:t xml:space="preserve"> </w:t>
+      </w:r>
+      <w:r>
+        <w:rPr>
+          <w:i/>
+          <w:iCs/>
+        </w:rPr>
+        <w:t xml:space="preserve">re</w:t>
+      </w:r>
+      <w:r>
+        <w:rPr>
+          <w:i/>
+          <w:iCs/>
+        </w:rPr>
+        <w:t xml:space="preserve"> </w:t>
+      </w:r>
+      <w:r>
+        <w:rPr>
+          <w:i/>
+          <w:iCs/>
+        </w:rPr>
+        <w:t xml:space="preserve">Mullarkey</w:t>
+      </w:r>
+      <w:r>
+        <w:t xml:space="preserve">,</w:t>
+      </w:r>
+      <w:r>
+        <w:br/>
+      </w:r>
+      <w:r>
+        <w:t xml:space="preserve">536</w:t>
+      </w:r>
+      <w:r>
+        <w:t xml:space="preserve"> </w:t>
+      </w:r>
+      <w:r>
+        <w:t xml:space="preserve">F.3d</w:t>
+      </w:r>
+      <w:r>
+        <w:t xml:space="preserve"> </w:t>
+      </w:r>
+      <w:r>
+        <w:t xml:space="preserve">215</w:t>
+      </w:r>
+      <w:r>
+        <w:t xml:space="preserve"> </w:t>
+      </w:r>
+      <w:r>
+        <w:t xml:space="preserve">(3d</w:t>
+      </w:r>
+      <w:r>
+        <w:t xml:space="preserve"> </w:t>
+      </w:r>
+      <w:r>
+        <w:t xml:space="preserve">Cir.</w:t>
+      </w:r>
+      <w:r>
+        <w:t xml:space="preserve"> </w:t>
+      </w:r>
+      <w:r>
+        <w:t xml:space="preserve">2008)</w:t>
+      </w:r>
+      <w:r>
+        <w:rPr>
+          <w:sz w:val="24"/>
+          <w:szCs w:val="24"/>
+        </w:rPr>
+        <w:t xml:space="preserve">  </w:t>
+      </w:r>
+      <w:r>
+        <w:tab/>
+      </w:r>
+      <w:r>
+        <w:t xml:space="preserve">6, 9, 10</w:t>
+      </w:r>
+    </w:p>
+    <w:p>
+      <w:pPr>
+        <w:keepLines/>
+        <w:tabs>
+          <w:tab w:val="right" w:leader="dot" w:pos="9356"/>
+        </w:tabs>
+        <w:spacing w:before="196" w:after="0" w:line="408" w:lineRule="exact"/>
+        <w:ind w:left="504" w:right="1120" w:hanging="504"/>
+      </w:pPr>
+      <w:r>
+        <w:rPr>
+          <w:i/>
+          <w:iCs/>
+        </w:rPr>
+        <w:t xml:space="preserve">Lubrizol</w:t>
+      </w:r>
+      <w:r>
+        <w:rPr>
+          <w:i/>
+          <w:iCs/>
+        </w:rPr>
+        <w:t xml:space="preserve"> </w:t>
+      </w:r>
+      <w:r>
+        <w:rPr>
+          <w:i/>
+          <w:iCs/>
+        </w:rPr>
+        <w:t xml:space="preserve">Corp.</w:t>
+      </w:r>
+      <w:r>
+        <w:rPr>
+          <w:i/>
+          <w:iCs/>
+        </w:rPr>
+        <w:t xml:space="preserve"> </w:t>
+      </w:r>
+      <w:r>
+        <w:rPr>
+          <w:i/>
+          <w:iCs/>
+        </w:rPr>
+        <w:t xml:space="preserve">v.</w:t>
+      </w:r>
+      <w:r>
+        <w:rPr>
+          <w:i/>
+          <w:iCs/>
+        </w:rPr>
+        <w:t xml:space="preserve"> </w:t>
+      </w:r>
+      <w:r>
+        <w:rPr>
+          <w:i/>
+          <w:iCs/>
+        </w:rPr>
+        <w:t xml:space="preserve">Exxon</w:t>
+      </w:r>
+      <w:r>
+        <w:rPr>
+          <w:i/>
+          <w:iCs/>
+        </w:rPr>
+        <w:t xml:space="preserve"> </w:t>
+      </w:r>
+      <w:r>
+        <w:rPr>
+          <w:i/>
+          <w:iCs/>
+        </w:rPr>
+        <w:t xml:space="preserve">Corp.</w:t>
+      </w:r>
+      <w:r>
+        <w:t xml:space="preserve">,</w:t>
+      </w:r>
+      <w:r>
+        <w:br/>
+      </w:r>
+      <w:r>
+        <w:t xml:space="preserve">929</w:t>
+      </w:r>
+      <w:r>
+        <w:t xml:space="preserve"> </w:t>
+      </w:r>
+      <w:r>
+        <w:t xml:space="preserve">F.2d</w:t>
+      </w:r>
+      <w:r>
+        <w:t xml:space="preserve"> </w:t>
+      </w:r>
+      <w:r>
+        <w:t xml:space="preserve">960</w:t>
+      </w:r>
+      <w:r>
+        <w:t xml:space="preserve"> </w:t>
+      </w:r>
+      <w:r>
+        <w:t xml:space="preserve">(3d</w:t>
+      </w:r>
+      <w:r>
+        <w:t xml:space="preserve"> </w:t>
+      </w:r>
+      <w:r>
+        <w:t xml:space="preserve">Cir.</w:t>
+      </w:r>
+      <w:r>
+        <w:t xml:space="preserve"> </w:t>
+      </w:r>
+      <w:r>
+        <w:t xml:space="preserve">1991)</w:t>
+      </w:r>
+      <w:r>
+        <w:rPr>
+          <w:sz w:val="24"/>
+          <w:szCs w:val="24"/>
+        </w:rPr>
+        <w:t xml:space="preserve">  </w:t>
+      </w:r>
+      <w:r>
+        <w:tab/>
+      </w:r>
+      <w:r>
+        <w:t xml:space="preserve">6</w:t>
+      </w:r>
+    </w:p>
+    <w:p>
+      <w:pPr>
+        <w:keepLines/>
+        <w:tabs>
+          <w:tab w:val="right" w:leader="dot" w:pos="9356"/>
+        </w:tabs>
+        <w:spacing w:before="196" w:after="0" w:line="408" w:lineRule="exact"/>
+        <w:ind w:left="504" w:right="1120" w:hanging="504"/>
+      </w:pPr>
+      <w:r>
+        <w:rPr>
+          <w:i/>
+          <w:iCs/>
+        </w:rPr>
+        <w:t xml:space="preserve">Migra</w:t>
+      </w:r>
+      <w:r>
+        <w:rPr>
+          <w:i/>
+          <w:iCs/>
+        </w:rPr>
+        <w:t xml:space="preserve"> </w:t>
+      </w:r>
+      <w:r>
+        <w:rPr>
+          <w:i/>
+          <w:iCs/>
+        </w:rPr>
+        <w:t xml:space="preserve">v.</w:t>
+      </w:r>
+      <w:r>
+        <w:rPr>
+          <w:i/>
+          <w:iCs/>
+        </w:rPr>
+        <w:t xml:space="preserve"> </w:t>
+      </w:r>
+      <w:r>
+        <w:rPr>
+          <w:i/>
+          <w:iCs/>
+        </w:rPr>
+        <w:t xml:space="preserve">Warren</w:t>
+      </w:r>
+      <w:r>
+        <w:rPr>
+          <w:i/>
+          <w:iCs/>
+        </w:rPr>
+        <w:t xml:space="preserve"> </w:t>
+      </w:r>
+      <w:r>
+        <w:rPr>
+          <w:i/>
+          <w:iCs/>
+        </w:rPr>
+        <w:t xml:space="preserve">City</w:t>
+      </w:r>
+      <w:r>
+        <w:rPr>
+          <w:i/>
+          <w:iCs/>
+        </w:rPr>
+        <w:t xml:space="preserve"> </w:t>
+      </w:r>
+      <w:r>
+        <w:rPr>
+          <w:i/>
+          <w:iCs/>
+        </w:rPr>
+        <w:t xml:space="preserve">School</w:t>
+      </w:r>
+      <w:r>
+        <w:rPr>
+          <w:i/>
+          <w:iCs/>
+        </w:rPr>
+        <w:t xml:space="preserve"> </w:t>
+      </w:r>
+      <w:r>
+        <w:rPr>
+          <w:i/>
+          <w:iCs/>
+        </w:rPr>
+        <w:t xml:space="preserve">District</w:t>
+      </w:r>
+      <w:r>
+        <w:t xml:space="preserve">,</w:t>
+      </w:r>
+      <w:r>
+        <w:br/>
+      </w:r>
+      <w:r>
+        <w:t xml:space="preserve">465</w:t>
+      </w:r>
+      <w:r>
+        <w:t xml:space="preserve"> </w:t>
+      </w:r>
+      <w:r>
+        <w:t xml:space="preserve">U.S.</w:t>
+      </w:r>
+      <w:r>
+        <w:t xml:space="preserve"> </w:t>
+      </w:r>
+      <w:r>
+        <w:t xml:space="preserve">75</w:t>
+      </w:r>
+      <w:r>
+        <w:t xml:space="preserve"> </w:t>
+      </w:r>
+      <w:r>
+        <w:t xml:space="preserve">(1984)</w:t>
+      </w:r>
+      <w:r>
+        <w:rPr>
+          <w:sz w:val="24"/>
+          <w:szCs w:val="24"/>
+        </w:rPr>
+        <w:t xml:space="preserve">  </w:t>
+      </w:r>
+      <w:r>
+        <w:tab/>
+      </w:r>
+      <w:r>
+        <w:t xml:space="preserve">6</w:t>
+      </w:r>
+    </w:p>
+    <w:p>
+      <w:pPr>
+        <w:keepLines/>
+        <w:tabs>
+          <w:tab w:val="right" w:leader="dot" w:pos="9356"/>
+        </w:tabs>
+        <w:spacing w:before="196" w:after="0" w:line="408" w:lineRule="exact"/>
+        <w:ind w:left="504" w:right="1120" w:hanging="504"/>
+      </w:pPr>
+      <w:r>
+        <w:rPr>
+          <w:i/>
+          <w:iCs/>
+        </w:rPr>
+        <w:t xml:space="preserve">Montana</w:t>
+      </w:r>
+      <w:r>
+        <w:rPr>
+          <w:i/>
+          <w:iCs/>
+        </w:rPr>
+        <w:t xml:space="preserve"> </w:t>
+      </w:r>
+      <w:r>
+        <w:rPr>
+          <w:i/>
+          <w:iCs/>
+        </w:rPr>
+        <w:t xml:space="preserve">v.</w:t>
+      </w:r>
+      <w:r>
+        <w:rPr>
+          <w:i/>
+          <w:iCs/>
+        </w:rPr>
+        <w:t xml:space="preserve"> </w:t>
+      </w:r>
+      <w:r>
+        <w:rPr>
+          <w:i/>
+          <w:iCs/>
+        </w:rPr>
+        <w:t xml:space="preserve">United</w:t>
+      </w:r>
+      <w:r>
+        <w:rPr>
+          <w:i/>
+          <w:iCs/>
+        </w:rPr>
+        <w:t xml:space="preserve"> </w:t>
+      </w:r>
+      <w:r>
+        <w:rPr>
+          <w:i/>
+          <w:iCs/>
+        </w:rPr>
+        <w:t xml:space="preserve">States</w:t>
+      </w:r>
+      <w:r>
+        <w:t xml:space="preserve">,</w:t>
+      </w:r>
+      <w:r>
+        <w:br/>
+      </w:r>
+      <w:r>
+        <w:t xml:space="preserve">440</w:t>
+      </w:r>
+      <w:r>
+        <w:t xml:space="preserve"> </w:t>
+      </w:r>
+      <w:r>
+        <w:t xml:space="preserve">U.S.</w:t>
+      </w:r>
+      <w:r>
+        <w:t xml:space="preserve"> </w:t>
+      </w:r>
+      <w:r>
+        <w:t xml:space="preserve">147</w:t>
+      </w:r>
+      <w:r>
+        <w:t xml:space="preserve"> </w:t>
+      </w:r>
+      <w:r>
+        <w:t xml:space="preserve">(1979)</w:t>
+      </w:r>
+      <w:r>
+        <w:rPr>
+          <w:sz w:val="24"/>
+          <w:szCs w:val="24"/>
+        </w:rPr>
+        <w:t xml:space="preserve">  </w:t>
+      </w:r>
+      <w:r>
+        <w:tab/>
+      </w:r>
+      <w:r>
+        <w:t xml:space="preserve">7</w:t>
+      </w:r>
+    </w:p>
+    <w:p>
+      <w:pPr>
+        <w:keepLines/>
+        <w:tabs>
+          <w:tab w:val="right" w:leader="dot" w:pos="9356"/>
+        </w:tabs>
+        <w:spacing w:before="196" w:after="0" w:line="408" w:lineRule="exact"/>
+        <w:ind w:left="504" w:right="1120" w:hanging="504"/>
+      </w:pPr>
+      <w:r>
+        <w:rPr>
+          <w:i/>
+          <w:iCs/>
+        </w:rPr>
+        <w:t xml:space="preserve">Parkland</w:t>
+      </w:r>
+      <w:r>
+        <w:rPr>
+          <w:i/>
+          <w:iCs/>
+        </w:rPr>
+        <w:t xml:space="preserve"> </w:t>
+      </w:r>
+      <w:r>
+        <w:rPr>
+          <w:i/>
+          <w:iCs/>
+        </w:rPr>
+        <w:t xml:space="preserve">Hosiery</w:t>
+      </w:r>
+      <w:r>
+        <w:rPr>
+          <w:i/>
+          <w:iCs/>
+        </w:rPr>
+        <w:t xml:space="preserve"> </w:t>
+      </w:r>
+      <w:r>
+        <w:rPr>
+          <w:i/>
+          <w:iCs/>
+        </w:rPr>
+        <w:t xml:space="preserve">Co.</w:t>
+      </w:r>
+      <w:r>
+        <w:rPr>
+          <w:i/>
+          <w:iCs/>
+        </w:rPr>
+        <w:t xml:space="preserve"> </w:t>
+      </w:r>
+      <w:r>
+        <w:rPr>
+          <w:i/>
+          <w:iCs/>
+        </w:rPr>
+        <w:t xml:space="preserve">v.</w:t>
+      </w:r>
+      <w:r>
+        <w:rPr>
+          <w:i/>
+          <w:iCs/>
+        </w:rPr>
+        <w:t xml:space="preserve"> </w:t>
+      </w:r>
+      <w:r>
+        <w:rPr>
+          <w:i/>
+          <w:iCs/>
+        </w:rPr>
+        <w:t xml:space="preserve">Shore</w:t>
+      </w:r>
+      <w:r>
+        <w:t xml:space="preserve">,</w:t>
+      </w:r>
+      <w:r>
+        <w:br/>
+      </w:r>
+      <w:r>
+        <w:t xml:space="preserve">439</w:t>
+      </w:r>
+      <w:r>
+        <w:t xml:space="preserve"> </w:t>
+      </w:r>
+      <w:r>
+        <w:t xml:space="preserve">U.S.</w:t>
+      </w:r>
+      <w:r>
+        <w:t xml:space="preserve"> </w:t>
+      </w:r>
+      <w:r>
+        <w:t xml:space="preserve">322</w:t>
+      </w:r>
+      <w:r>
+        <w:t xml:space="preserve"> </w:t>
+      </w:r>
+      <w:r>
+        <w:t xml:space="preserve">(1979)</w:t>
+      </w:r>
+      <w:r>
+        <w:rPr>
+          <w:sz w:val="24"/>
+          <w:szCs w:val="24"/>
+        </w:rPr>
+        <w:t xml:space="preserve">  </w:t>
+      </w:r>
+      <w:r>
+        <w:tab/>
+      </w:r>
+      <w:r>
+        <w:t xml:space="preserve">9</w:t>
+      </w:r>
+    </w:p>
+    <w:p>
+      <w:pPr>
+        <w:keepLines/>
+        <w:tabs>
+          <w:tab w:val="right" w:leader="dot" w:pos="9356"/>
+        </w:tabs>
+        <w:spacing w:before="196" w:after="0" w:line="408" w:lineRule="exact"/>
+        <w:ind w:left="504" w:right="1120" w:hanging="504"/>
+      </w:pPr>
+      <w:r>
+        <w:rPr>
+          <w:i/>
+          <w:iCs/>
+        </w:rPr>
+        <w:t xml:space="preserve">Taylor</w:t>
+      </w:r>
+      <w:r>
+        <w:rPr>
+          <w:i/>
+          <w:iCs/>
+        </w:rPr>
+        <w:t xml:space="preserve"> </w:t>
+      </w:r>
+      <w:r>
+        <w:rPr>
+          <w:i/>
+          <w:iCs/>
+        </w:rPr>
+        <w:t xml:space="preserve">v.</w:t>
+      </w:r>
+      <w:r>
+        <w:rPr>
+          <w:i/>
+          <w:iCs/>
+        </w:rPr>
+        <w:t xml:space="preserve"> </w:t>
+      </w:r>
+      <w:r>
+        <w:rPr>
+          <w:i/>
+          <w:iCs/>
+        </w:rPr>
+        <w:t xml:space="preserve">Sturgell</w:t>
+      </w:r>
+      <w:r>
+        <w:t xml:space="preserve">,</w:t>
+      </w:r>
+      <w:r>
+        <w:br/>
+      </w:r>
+      <w:r>
+        <w:t xml:space="preserve">553</w:t>
+      </w:r>
+      <w:r>
+        <w:t xml:space="preserve"> </w:t>
+      </w:r>
+      <w:r>
+        <w:t xml:space="preserve">U.S.</w:t>
+      </w:r>
+      <w:r>
+        <w:t xml:space="preserve"> </w:t>
+      </w:r>
+      <w:r>
+        <w:t xml:space="preserve">880</w:t>
+      </w:r>
+      <w:r>
+        <w:t xml:space="preserve"> </w:t>
+      </w:r>
+      <w:r>
+        <w:t xml:space="preserve">(2008)</w:t>
+      </w:r>
+      <w:r>
+        <w:rPr>
+          <w:sz w:val="24"/>
+          <w:szCs w:val="24"/>
+        </w:rPr>
+        <w:t xml:space="preserve">  </w:t>
+      </w:r>
+      <w:r>
+        <w:tab/>
+      </w:r>
+      <w:r>
+        <w:t xml:space="preserve">10</w:t>
+      </w:r>
+    </w:p>
+    <w:p>
+      <w:pPr>
+        <w:keepLines/>
+        <w:tabs>
+          <w:tab w:val="right" w:leader="dot" w:pos="9356"/>
+        </w:tabs>
+        <w:spacing w:before="196" w:after="0" w:line="408" w:lineRule="exact"/>
+        <w:ind w:left="504" w:right="1120" w:hanging="504"/>
+      </w:pPr>
+      <w:r>
+        <w:rPr>
+          <w:i/>
+          <w:iCs/>
+        </w:rPr>
+        <w:t xml:space="preserve">Turner</w:t>
+      </w:r>
+      <w:r>
+        <w:rPr>
+          <w:i/>
+          <w:iCs/>
+        </w:rPr>
+        <w:t xml:space="preserve"> </w:t>
+      </w:r>
+      <w:r>
+        <w:rPr>
+          <w:i/>
+          <w:iCs/>
+        </w:rPr>
+        <w:t xml:space="preserve">v.</w:t>
+      </w:r>
+      <w:r>
+        <w:rPr>
+          <w:i/>
+          <w:iCs/>
+        </w:rPr>
+        <w:t xml:space="preserve"> </w:t>
+      </w:r>
+      <w:r>
+        <w:rPr>
+          <w:i/>
+          <w:iCs/>
+        </w:rPr>
+        <w:t xml:space="preserve">Crawford</w:t>
+      </w:r>
+      <w:r>
+        <w:rPr>
+          <w:i/>
+          <w:iCs/>
+        </w:rPr>
+        <w:t xml:space="preserve"> </w:t>
+      </w:r>
+      <w:r>
+        <w:rPr>
+          <w:i/>
+          <w:iCs/>
+        </w:rPr>
+        <w:t xml:space="preserve">Square</w:t>
+      </w:r>
+      <w:r>
+        <w:rPr>
+          <w:i/>
+          <w:iCs/>
+        </w:rPr>
+        <w:t xml:space="preserve"> </w:t>
+      </w:r>
+      <w:r>
+        <w:rPr>
+          <w:i/>
+          <w:iCs/>
+        </w:rPr>
+        <w:t xml:space="preserve">Apartments</w:t>
+      </w:r>
+      <w:r>
+        <w:rPr>
+          <w:i/>
+          <w:iCs/>
+        </w:rPr>
+        <w:t xml:space="preserve"> </w:t>
+      </w:r>
+      <w:r>
+        <w:rPr>
+          <w:i/>
+          <w:iCs/>
+        </w:rPr>
+        <w:t xml:space="preserve">III,</w:t>
+      </w:r>
+      <w:r>
+        <w:rPr>
+          <w:i/>
+          <w:iCs/>
+        </w:rPr>
+        <w:t xml:space="preserve"> </w:t>
+      </w:r>
+      <w:r>
+        <w:rPr>
+          <w:i/>
+          <w:iCs/>
+        </w:rPr>
+        <w:t xml:space="preserve">L.P.</w:t>
+      </w:r>
+      <w:r>
+        <w:t xml:space="preserve">,</w:t>
+      </w:r>
+      <w:r>
+        <w:br/>
+      </w:r>
+      <w:r>
+        <w:t xml:space="preserve">449</w:t>
+      </w:r>
+      <w:r>
+        <w:t xml:space="preserve"> </w:t>
+      </w:r>
+      <w:r>
+        <w:t xml:space="preserve">F.3d</w:t>
+      </w:r>
+      <w:r>
+        <w:t xml:space="preserve"> </w:t>
+      </w:r>
+      <w:r>
+        <w:t xml:space="preserve">542</w:t>
+      </w:r>
+      <w:r>
+        <w:t xml:space="preserve"> </w:t>
+      </w:r>
+      <w:r>
+        <w:t xml:space="preserve">(3d</w:t>
+      </w:r>
+      <w:r>
+        <w:t xml:space="preserve"> </w:t>
+      </w:r>
+      <w:r>
+        <w:t xml:space="preserve">Cir.</w:t>
+      </w:r>
+      <w:r>
+        <w:t xml:space="preserve"> </w:t>
+      </w:r>
+      <w:r>
+        <w:t xml:space="preserve">2006)</w:t>
+      </w:r>
+      <w:r>
+        <w:rPr>
+          <w:sz w:val="24"/>
+          <w:szCs w:val="24"/>
+        </w:rPr>
+        <w:t xml:space="preserve">  </w:t>
+      </w:r>
+      <w:r>
+        <w:tab/>
+      </w:r>
+      <w:r>
+        <w:t xml:space="preserve">7</w:t>
+      </w:r>
+    </w:p>
+    <w:p>
+      <w:pPr>
+        <w:keepNext/>
+        <w:keepLines/>
+        <w:tabs>
+          <w:tab w:val="right" w:pos="9356"/>
+        </w:tabs>
+        <w:spacing w:before="392" w:after="56" w:line="408" w:lineRule="exact"/>
+      </w:pPr>
+      <w:r>
+        <w:rPr>
+          <w:b/>
+          <w:bCs/>
+        </w:rPr>
+        <w:t xml:space="preserve">Statutes:</w:t>
+      </w:r>
+    </w:p>
+    <w:p>
+      <w:pPr>
+        <w:keepLines/>
+        <w:tabs>
+          <w:tab w:val="right" w:leader="dot" w:pos="9356"/>
+        </w:tabs>
+        <w:spacing w:before="196" w:after="0" w:line="408" w:lineRule="exact"/>
+        <w:ind w:left="504" w:right="1120" w:hanging="504"/>
+      </w:pPr>
+      <w:r>
+        <w:t xml:space="preserve">28</w:t>
+      </w:r>
+      <w:r>
+        <w:t xml:space="preserve"> </w:t>
+      </w:r>
+      <w:r>
+        <w:t xml:space="preserve">U.S.C.</w:t>
+      </w:r>
+      <w:r>
+        <w:t xml:space="preserve"> </w:t>
+      </w:r>
+      <w:r>
+        <w:t xml:space="preserve">§</w:t>
+      </w:r>
+      <w:r>
+        <w:t xml:space="preserve"> </w:t>
+      </w:r>
+      <w:r>
+        <w:t xml:space="preserve">1291</w:t>
+      </w:r>
+      <w:r>
+        <w:rPr>
+          <w:sz w:val="24"/>
+          <w:szCs w:val="24"/>
+        </w:rPr>
+        <w:t xml:space="preserve">  </w:t>
+      </w:r>
+      <w:r>
+        <w:tab/>
+      </w:r>
+      <w:r>
+        <w:t xml:space="preserve">1</w:t>
+      </w:r>
+    </w:p>
+    <w:p>
+      <w:pPr>
+        <w:keepLines/>
+        <w:tabs>
+          <w:tab w:val="right" w:leader="dot" w:pos="9356"/>
+        </w:tabs>
+        <w:spacing w:before="196" w:after="0" w:line="408" w:lineRule="exact"/>
+        <w:ind w:left="504" w:right="1120" w:hanging="504"/>
+      </w:pPr>
+      <w:r>
+        <w:t xml:space="preserve">28</w:t>
+      </w:r>
+      <w:r>
+        <w:t xml:space="preserve"> </w:t>
+      </w:r>
+      <w:r>
+        <w:t xml:space="preserve">U.S.C.</w:t>
+      </w:r>
+      <w:r>
+        <w:t xml:space="preserve"> </w:t>
+      </w:r>
+      <w:r>
+        <w:t xml:space="preserve">§</w:t>
+      </w:r>
+      <w:r>
+        <w:t xml:space="preserve"> </w:t>
+      </w:r>
+      <w:r>
+        <w:t xml:space="preserve">1332</w:t>
+      </w:r>
+      <w:r>
+        <w:rPr>
+          <w:sz w:val="24"/>
+          <w:szCs w:val="24"/>
+        </w:rPr>
+        <w:t xml:space="preserve">  </w:t>
+      </w:r>
+      <w:r>
+        <w:tab/>
+      </w:r>
+      <w:r>
+        <w:t xml:space="preserve">1</w:t>
+      </w:r>
+    </w:p>
+    <w:p>
+      <w:pPr>
+        <w:keepNext/>
+        <w:keepLines/>
+        <w:tabs>
+          <w:tab w:val="right" w:pos="9356"/>
+        </w:tabs>
+        <w:spacing w:before="392" w:after="56" w:line="408" w:lineRule="exact"/>
+      </w:pPr>
+      <w:r>
+        <w:rPr>
+          <w:b/>
+          <w:bCs/>
+        </w:rPr>
+        <w:t xml:space="preserve">Rules:</w:t>
+      </w:r>
+    </w:p>
+    <w:p>
+      <w:pPr>
+        <w:keepLines/>
+        <w:tabs>
+          <w:tab w:val="right" w:leader="dot" w:pos="9356"/>
+        </w:tabs>
+        <w:spacing w:before="196" w:after="0" w:line="408" w:lineRule="exact"/>
+        <w:ind w:left="504" w:right="1120" w:hanging="504"/>
+      </w:pPr>
+      <w:r>
+        <w:t xml:space="preserve">Fed.</w:t>
+      </w:r>
+      <w:r>
+        <w:t xml:space="preserve"> </w:t>
+      </w:r>
+      <w:r>
+        <w:t xml:space="preserve">R.</w:t>
+      </w:r>
+      <w:r>
+        <w:t xml:space="preserve"> </w:t>
+      </w:r>
+      <w:r>
+        <w:t xml:space="preserve">Civ.</w:t>
+      </w:r>
+      <w:r>
+        <w:t xml:space="preserve"> </w:t>
+      </w:r>
+      <w:r>
+        <w:t xml:space="preserve">P.</w:t>
+      </w:r>
+      <w:r>
+        <w:t xml:space="preserve"> </w:t>
+      </w:r>
+      <w:r>
+        <w:t xml:space="preserve">60</w:t>
+      </w:r>
+      <w:r>
+        <w:rPr>
+          <w:sz w:val="24"/>
+          <w:szCs w:val="24"/>
+        </w:rPr>
+        <w:t xml:space="preserve">  </w:t>
+      </w:r>
+      <w:r>
+        <w:tab/>
+      </w:r>
+      <w:r>
+        <w:t xml:space="preserve">12</w:t>
+      </w:r>
+    </w:p>
+    <w:p>
+      <w:pPr>
+        <w:spacing w:before="0" w:after="0" w:line="20" w:lineRule="exact"/>
+        <w:sectPr>
+          <w:footerReference w:type="default" r:id="rIdFtrPage"/>
+          <w:pgSz w:w="12240" w:h="15840"/>
+          <w:pgMar w:top="1440" w:right="1444" w:bottom="1440" w:left="1440" w:header="720" w:footer="676" w:gutter="0"/>
+          <w:pgNumType w:fmt="lowerRoman" w:start="1"/>
+        </w:sectPr>
+      </w:pPr>
     </w:p>
     <w:p>
       <w:pPr>
         <w:pStyle w:val="Heading1"/>
         <w:keepNext/>
-        <w:spacing w:before="0" w:after="240" w:line="240" w:lineRule="auto"/>
+        <w:keepLines/>
+        <w:spacing w:before="0" w:after="308" w:line="480" w:lineRule="exact"/>
+        <w:ind w:left="0" w:firstLine="0"/>
         <w:jc w:val="center"/>
       </w:pPr>
       <w:r>
-        <w:t xml:space="preserve">ISSUE PRESENTED</w:t>
-      </w:r>
-    </w:p>
-    <w:p>
-      <w:pPr>
-        <w:pStyle w:val="BodyText"/>
-      </w:pPr>
-      <w:r>
-        <w:t xml:space="preserve">Do the doctrines of res judicata and collateral estoppel preclude Mr. Binder from re-litigating, in the current action, issues previously raised and decided in the prior action?</w:t>
+        <w:rPr>
+          <w:b/>
+          <w:bCs/>
+          <w:sz w:val="32"/>
+          <w:szCs w:val="32"/>
+        </w:rPr>
+        <w:t xml:space="preserve">JURISDICTIONAL STATEMENT</w:t>
+      </w:r>
+    </w:p>
+    <w:p>
+      <w:pPr>
+        <w:pStyle w:val="FirstParagraph"/>
+      </w:pPr>
+      <w:r>
+        <w:t xml:space="preserve">The district court had jurisdiction pursuant to 28 U.S.C. § 1332. This Court has jurisdiction under 28 U.S.C. § 1291. The district court granted Coldwell Banker’s Motion to Dismiss on September 25, 2023, and denied a subsequent Motion for Reconsideration on May 16, 2024. The appellant filed his notice of appeal on May 21, 2024.</w:t>
       </w:r>
     </w:p>
     <w:p>
       <w:pPr>
         <w:pStyle w:val="Heading1"/>
         <w:keepNext/>
-        <w:spacing w:before="0" w:after="240" w:line="240" w:lineRule="auto"/>
+        <w:keepLines/>
+        <w:spacing w:before="420" w:after="308" w:line="480" w:lineRule="exact"/>
+        <w:ind w:left="0" w:firstLine="0"/>
         <w:jc w:val="center"/>
       </w:pPr>
       <w:r>
-        <w:t xml:space="preserve">STATEMENT OF RELATED CASES</w:t>
+        <w:rPr>
+          <w:b/>
+          <w:bCs/>
+          <w:sz w:val="32"/>
+          <w:szCs w:val="32"/>
+        </w:rPr>
+        <w:t xml:space="preserve">ISSUE PRESENTED</w:t>
+      </w:r>
+    </w:p>
+    <w:p>
+      <w:pPr>
+        <w:pStyle w:val="BodyText"/>
+      </w:pPr>
+      <w:r>
+        <w:t xml:space="preserve">Do the doctrines of res judicata and collateral estoppel preclude Mr. Binder from re-litigating, in the current action, issues previously raised and decided in the prior action?</w:t>
       </w:r>
     </w:p>
     <w:p>
       <w:pPr>
         <w:pStyle w:val="Heading1"/>
         <w:keepNext/>
-        <w:spacing w:before="0" w:after="240" w:line="240" w:lineRule="auto"/>
+        <w:keepLines/>
+        <w:spacing w:before="420" w:after="308" w:line="480" w:lineRule="exact"/>
+        <w:ind w:left="0" w:firstLine="0"/>
         <w:jc w:val="center"/>
       </w:pPr>
       <w:r>
+        <w:rPr>
+          <w:b/>
+          <w:bCs/>
+          <w:sz w:val="32"/>
+          <w:szCs w:val="32"/>
+        </w:rPr>
         <w:t xml:space="preserve">STATEMENT OF THE CASE</w:t>
       </w:r>
     </w:p>
@@ -507,10 +4048,47 @@
       <w:pPr>
         <w:pStyle w:val="Heading2"/>
         <w:keepNext/>
-        <w:spacing w:before="0" w:after="240" w:line="240" w:lineRule="auto"/>
-      </w:pPr>
-      <w:r>
-        <w:t xml:space="preserve">A. FACTUAL BACKGROUND</w:t>
+        <w:keepLines/>
+        <w:tabs>
+          <w:tab w:val="left" w:pos="1440"/>
+        </w:tabs>
+        <w:spacing w:before="308" w:after="252" w:line="408" w:lineRule="exact"/>
+        <w:ind w:left="1440" w:hanging="720"/>
+      </w:pPr>
+      <w:r>
+        <w:rPr>
+          <w:b/>
+          <w:bCs/>
+        </w:rPr>
+        <w:t xml:space="preserve">A.</w:t>
+      </w:r>
+      <w:r>
+        <w:rPr>
+          <w:b/>
+          <w:bCs/>
+        </w:rPr>
+        <w:tab/>
+      </w:r>
+      <w:r>
+        <w:rPr>
+          <w:b/>
+          <w:bCs/>
+        </w:rPr>
+        <w:t xml:space="preserve">Factual</w:t>
+      </w:r>
+      <w:r>
+        <w:rPr>
+          <w:b/>
+          <w:bCs/>
+        </w:rPr>
+        <w:t xml:space="preserve"> </w:t>
+      </w:r>
+      <w:r>
+        <w:rPr>
+          <w:b/>
+          <w:bCs/>
+        </w:rPr>
+        <w:t xml:space="preserve">Background</w:t>
       </w:r>
     </w:p>
     <w:p>
@@ -518,7 +4096,7 @@
         <w:pStyle w:val="BodyText"/>
       </w:pPr>
       <w:r>
-        <w:t xml:space="preserve">This litigation arises out of Mr. Binder’s attempt to collaterally attack a matter that was already adjudicated by the District Court, which judgment was affirmed by this Court. In August 2022, this Court heard and adjudicated Mr. Binder’s appeal of a District Court judgment against him and in favor of Coldwell Banker. See</w:t>
+        <w:t xml:space="preserve">This litigation arises out of Mr. Binder’s attempt to collaterally attack a matter that was already adjudicated by the District Court, which judgment was affirmed by this Court. In August 2022, this Court heard and adjudicated Mr. Binder’s appeal of a District Court judgment against him and in favor of Coldwell Banker. See</w:t>
       </w:r>
       <w:r>
         <w:t xml:space="preserve"> </w:t>
@@ -531,7 +4109,13 @@
         <w:t xml:space="preserve">Coldwell Banker Real Est. LLC v. Bellmarc Grp. LLC</w:t>
       </w:r>
       <w:r>
-        <w:t xml:space="preserve">, No. 21-2862, 2022 WL 3644183 (3d Cir. Aug. 24, 2022) (the “Prior Appeal”). For the Court’s ease of reference, the undisputed facts identified in the Prior Appeal are repeated below.</w:t>
+        <w:t xml:space="preserve">, No. 21</w:t>
+      </w:r>
+      <w:r>
+        <w:noBreakHyphen/>
+      </w:r>
+      <w:r>
+        <w:t xml:space="preserve">2862, 2022 WL 3644183 (3d Cir. Aug. 24, 2022) (the “Prior Appeal”). For the Court’s ease of reference, the undisputed facts identified in the Prior Appeal are repeated below.</w:t>
       </w:r>
     </w:p>
     <w:p>
@@ -539,7 +4123,7 @@
         <w:pStyle w:val="BodyText"/>
       </w:pPr>
       <w:r>
-        <w:t xml:space="preserve">Coldwell Banker is a real estate brokerage franchisor. In 2013, Coldwell Banker executed a franchise agreement and a series of addendums with several entities directed by Mr. Binder (the “Franchisees”) (the agreements are collectively referred to as the “Franchise Agreements”).</w:t>
+        <w:t xml:space="preserve">Coldwell Banker is a real estate brokerage franchisor. In 2013, Coldwell Banker executed a franchise agreement and a series of addendums with several entities directed by Mr. Binder (the “Franchisees”) (the agreements are collectively referred to as the “Franchise Agreements”).</w:t>
       </w:r>
       <w:r>
         <w:t xml:space="preserve"> </w:t>
@@ -555,7 +4139,7 @@
         <w:t xml:space="preserve"> </w:t>
       </w:r>
       <w:r>
-        <w:t xml:space="preserve">The Franchise Agreements required Mr. Binder’s companies to pay certain royalty and marketing fees.</w:t>
+        <w:t xml:space="preserve">The Franchise Agreements required Mr. Binder’s companies to pay certain royalty and marketing fees.</w:t>
       </w:r>
       <w:r>
         <w:t xml:space="preserve"> </w:t>
@@ -571,7 +4155,7 @@
         <w:t xml:space="preserve"> </w:t>
       </w:r>
       <w:r>
-        <w:t xml:space="preserve">As part of the agreements, Mr. Binder “executed a guarantee of payment and performance to Coldwell Banker for the Franchisees.”</w:t>
+        <w:t xml:space="preserve">As part of the agreements, Mr. Binder “executed a guarantee of payment and performance to Coldwell Banker for the Franchisees.”</w:t>
       </w:r>
       <w:r>
         <w:t xml:space="preserve"> </w:t>
@@ -621,7 +4205,7 @@
         <w:t xml:space="preserve"> </w:t>
       </w:r>
       <w:r>
-        <w:t xml:space="preserve">On January 8, 2014, the Franchisees ceased paying the required royalty and marketing fees because of Mr. Binder belief that he was owed the reimbursement of certain advertising costs that he believed Coldwell Banker owed him.</w:t>
+        <w:t xml:space="preserve">On January 8, 2014, the Franchisees ceased paying the required royalty and marketing fees because of Mr. Binder belief that he was owed the reimbursement of certain advertising costs that he believed Coldwell Banker owed him.</w:t>
       </w:r>
       <w:r>
         <w:t xml:space="preserve"> </w:t>
@@ -639,7 +4223,7 @@
         <w:pStyle w:val="BodyText"/>
       </w:pPr>
       <w:r>
-        <w:t xml:space="preserve">Following the Franchisees’ default, Coldwell Banker terminated the Franchise Agreements and in December 2014 pursued an action against the Franchisees, and Mr. Binder, in the District Court (the “Prior Action”).</w:t>
+        <w:t xml:space="preserve">Following the Franchisees’ default, Coldwell Banker terminated the Franchise Agreements and in December 2014 pursued an action against the Franchisees, and Mr. Binder, in the District Court (the “Prior Action”).</w:t>
       </w:r>
       <w:r>
         <w:t xml:space="preserve"> </w:t>
@@ -655,27 +4239,7 @@
         <w:t xml:space="preserve"> </w:t>
       </w:r>
       <w:r>
-        <w:t xml:space="preserve">at</w:t>
-      </w:r>
-      <w:r>
-        <w:t xml:space="preserve"> </w:t>
-      </w:r>
-      <w:r>
-        <w:rPr>
-          <w:i/>
-          <w:iCs/>
-        </w:rPr>
-        <w:t xml:space="preserve">2. Mr. Binder and the Franchisees filed counterclaims against Coldwell Banker.</w:t>
-      </w:r>
-      <w:r>
-        <w:rPr>
-          <w:i/>
-          <w:iCs/>
-        </w:rPr>
-        <w:t xml:space="preserve"> </w:t>
-      </w:r>
-      <w:r>
-        <w:t xml:space="preserve">Id.* In September 2021, following a bench trial, the District Court “concluded that Coldwell Banker had proved its breach of contract claims and denied defendants’ remaining counterclaim.”</w:t>
+        <w:t xml:space="preserve">at *2. Mr. Binder and the Franchisees filed counterclaims against Coldwell Banker.</w:t>
       </w:r>
       <w:r>
         <w:t xml:space="preserve"> </w:t>
@@ -691,6 +4255,22 @@
         <w:t xml:space="preserve"> </w:t>
       </w:r>
       <w:r>
+        <w:t xml:space="preserve">In September 2021, following a bench trial, the District Court “concluded that Coldwell Banker had proved its breach of contract claims and denied defendants’ remaining counterclaim.”</w:t>
+      </w:r>
+      <w:r>
+        <w:t xml:space="preserve"> </w:t>
+      </w:r>
+      <w:r>
+        <w:rPr>
+          <w:i/>
+          <w:iCs/>
+        </w:rPr>
+        <w:t xml:space="preserve">Id.</w:t>
+      </w:r>
+      <w:r>
+        <w:t xml:space="preserve"> </w:t>
+      </w:r>
+      <w:r>
         <w:t xml:space="preserve">Binder appealed the judgment, and this Court affirmed it.</w:t>
       </w:r>
       <w:r>
@@ -707,7 +4287,7 @@
         <w:t xml:space="preserve"> </w:t>
       </w:r>
       <w:r>
-        <w:t xml:space="preserve">Among other things, this Court affirmed the District Court’s decision to exclude the “Tables and Graphs” that are yet again central to Mr. Binder’s current appeal.</w:t>
+        <w:t xml:space="preserve">Among other things, this Court affirmed the District Court’s decision to exclude the “Tables and Graphs” that are yet again central to Mr. Binder’s current appeal.</w:t>
       </w:r>
       <w:r>
         <w:t xml:space="preserve"> </w:t>
@@ -730,10 +4310,47 @@
       <w:pPr>
         <w:pStyle w:val="Heading2"/>
         <w:keepNext/>
-        <w:spacing w:before="0" w:after="240" w:line="240" w:lineRule="auto"/>
-      </w:pPr>
-      <w:r>
-        <w:t xml:space="preserve">B. PROCEDURAL BACKGROUND</w:t>
+        <w:keepLines/>
+        <w:tabs>
+          <w:tab w:val="left" w:pos="1440"/>
+        </w:tabs>
+        <w:spacing w:before="308" w:after="252" w:line="408" w:lineRule="exact"/>
+        <w:ind w:left="1440" w:hanging="720"/>
+      </w:pPr>
+      <w:r>
+        <w:rPr>
+          <w:b/>
+          <w:bCs/>
+        </w:rPr>
+        <w:t xml:space="preserve">B.</w:t>
+      </w:r>
+      <w:r>
+        <w:rPr>
+          <w:b/>
+          <w:bCs/>
+        </w:rPr>
+        <w:tab/>
+      </w:r>
+      <w:r>
+        <w:rPr>
+          <w:b/>
+          <w:bCs/>
+        </w:rPr>
+        <w:t xml:space="preserve">Procedural</w:t>
+      </w:r>
+      <w:r>
+        <w:rPr>
+          <w:b/>
+          <w:bCs/>
+        </w:rPr>
+        <w:t xml:space="preserve"> </w:t>
+      </w:r>
+      <w:r>
+        <w:rPr>
+          <w:b/>
+          <w:bCs/>
+        </w:rPr>
+        <w:t xml:space="preserve">Background</w:t>
       </w:r>
     </w:p>
     <w:p>
@@ -741,7 +4358,7 @@
         <w:pStyle w:val="BodyText"/>
       </w:pPr>
       <w:r>
-        <w:t xml:space="preserve">On December 13, 2022, Mr. Binder initiated this action. ECF No. 1. Mr. Binder filed an amended complaint on January 18, 2023. ECF No. 5 (the “Amended Complaint”). In the Amended Complaint, Mr. Binder alleged that:</w:t>
+        <w:t xml:space="preserve">On December 13, 2022, Mr. Binder initiated this action. ECF No. 1. Mr. Binder filed an amended complaint on January 18, 2023. ECF No. 5 (the “Amended Complaint”). In the Amended Complaint, Mr. Binder alleged that:</w:t>
       </w:r>
     </w:p>
     <w:p>
@@ -757,7 +4374,7 @@
         <w:pStyle w:val="FirstParagraph"/>
       </w:pPr>
       <w:r>
-        <w:t xml:space="preserve">On March 2, 2023, Binder filed a Motion to Recuse Judge Madeline Cox Arleo. ECF No. 9. Coldwell Banker filed a Motion to Dismiss the Complaint on March 20, 2023. ECF No. 13. The District Court denied Binder’s recusal motion and granted Coldwell Banker’s Motion to Dismiss on September 25, 2023. A002-A006. As it pertains to the Motion to Dismiss, the District Court concluded that the Prior Action and the Prior Appeal precluded Mr. Binder from pursuing this action under the doctrine of res judicata and collateral estoppel. A004.</w:t>
+        <w:t xml:space="preserve">On March 2, 2023, Binder filed a Motion to Recuse Judge Madeline Cox Arleo. ECF No. 9. Coldwell Banker filed a Motion to Dismiss the Complaint on March 20, 2023. ECF No. 13. The District Court denied Binder’s recusal motion and granted Coldwell Banker’s Motion to Dismiss on September 25, 2023. A002-A006. As it pertains to the Motion to Dismiss, the District Court concluded that the Prior Action and the Prior Appeal precluded Mr. Binder from pursuing this action under the doctrine of res judicata and collateral estoppel. A004.</w:t>
       </w:r>
     </w:p>
     <w:p>
@@ -765,17 +4382,25 @@
         <w:pStyle w:val="BodyText"/>
       </w:pPr>
       <w:r>
-        <w:t xml:space="preserve">On October 5, 2023, Mr. Binder filed a Motion for Reconsideration of the District Court’s decision. ECF No. 41. On May 16, 2024, the District Court denied Mr. Binder’s Motion. ECF No. 44; A007-A008. On May 21, 2024, Mr. Binder filed a Notice of Appeal, appealing the District Court’s Orders. A001.</w:t>
+        <w:t xml:space="preserve">On October 5, 2023, Mr. Binder filed a Motion for Reconsideration of the District Court’s decision. ECF No. 41. On May 16, 2024, the District Court denied Mr. Binder’s Motion. ECF No. 44; A007-A008. On May 21, 2024, Mr. Binder filed a Notice of Appeal, appealing the District Court’s Orders. A001.</w:t>
       </w:r>
     </w:p>
     <w:p>
       <w:pPr>
         <w:pStyle w:val="Heading1"/>
         <w:keepNext/>
-        <w:spacing w:before="0" w:after="240" w:line="240" w:lineRule="auto"/>
+        <w:keepLines/>
+        <w:spacing w:before="420" w:after="308" w:line="480" w:lineRule="exact"/>
+        <w:ind w:left="0" w:firstLine="0"/>
         <w:jc w:val="center"/>
       </w:pPr>
       <w:r>
+        <w:rPr>
+          <w:b/>
+          <w:bCs/>
+          <w:sz w:val="32"/>
+          <w:szCs w:val="32"/>
+        </w:rPr>
         <w:t xml:space="preserve">SUMMARY OF THE ARGUMENT</w:t>
       </w:r>
     </w:p>
@@ -784,7 +4409,7 @@
         <w:pStyle w:val="BodyText"/>
       </w:pPr>
       <w:r>
-        <w:t xml:space="preserve">1. The doctrines of res judicata and collateral estoppel preclude Mr. Binder from re-litigating the Prior Action through this action. Mr. Binder had a full and fair opportunity to litigate the evidentiary matters he raises now and the Prior Action contains numerous references to Mr. Binder raising similar arguments to the ones he raises now. Indeed, this Court affirmed the exclusion of the “Tables and Graphs,” the document Mr. Binder contends is “critical” to purportedly proving “the pervasive level of fraud and perjury.” Mr. Binder’s current appeals presents nothing new for this Court to consider.</w:t>
+        <w:t xml:space="preserve">1. The doctrines of res judicata and collateral estoppel preclude Mr. Binder from re-litigating the Prior Action through this action. Mr. Binder had a full and fair opportunity to litigate the evidentiary matters he raises now and the Prior Action contains numerous references to Mr. Binder raising similar arguments to the ones he raises now. Indeed, this Court affirmed the exclusion of the “Tables and Graphs,” the document Mr. Binder contends is “critical” to purportedly proving “the pervasive level of fraud and perjury.” Mr. Binder’s current appeals presents nothing new for this Court to consider.</w:t>
       </w:r>
     </w:p>
     <w:p>
@@ -792,17 +4417,25 @@
         <w:pStyle w:val="BodyText"/>
       </w:pPr>
       <w:r>
-        <w:t xml:space="preserve">2. To the extent Mr. Binder contends that he is entitled to challenge the Prior Action pursuant to Rule 60, Mr. Binder has failed to plead any facts to suggest that his challenge is timely. To the extent that Mr. Binder contends that fraud was perpetrated on the Court (pursuant to Rule 60(d)(3)), Mr. Binder fails to plead any facts to suggest that such fraud was perpetrated by an officer of the court.</w:t>
+        <w:t xml:space="preserve">2. To the extent Mr. Binder contends that he is entitled to challenge the Prior Action pursuant to Rule 60, Mr. Binder has failed to plead any facts to suggest that his challenge is timely. To the extent that Mr. Binder contends that fraud was perpetrated on the Court (pursuant to Rule 60(d)⁠(3)), Mr. Binder fails to plead any facts to suggest that such fraud was perpetrated by an officer of the court.</w:t>
       </w:r>
     </w:p>
     <w:p>
       <w:pPr>
         <w:pStyle w:val="Heading1"/>
         <w:keepNext/>
-        <w:spacing w:before="0" w:after="240" w:line="240" w:lineRule="auto"/>
+        <w:keepLines/>
+        <w:spacing w:before="420" w:after="308" w:line="480" w:lineRule="exact"/>
+        <w:ind w:left="0" w:firstLine="0"/>
         <w:jc w:val="center"/>
       </w:pPr>
       <w:r>
+        <w:rPr>
+          <w:b/>
+          <w:bCs/>
+          <w:sz w:val="32"/>
+          <w:szCs w:val="32"/>
+        </w:rPr>
         <w:t xml:space="preserve">THE STANDARD OF REVIEW</w:t>
       </w:r>
     </w:p>
@@ -811,7 +4444,7 @@
         <w:pStyle w:val="BodyText"/>
       </w:pPr>
       <w:r>
-        <w:t xml:space="preserve">Mr. Binder appeals the District Court’s grant of Coldwell Banker’s Motion to Dismiss and the District Court’s subsequent denial of his Motion for Reconsideration. This Court exercises a plenary review when reviewing a grant of a motion to dismiss. See, e.g.,</w:t>
+        <w:t xml:space="preserve">Mr. Binder appeals the District Court’s grant of Coldwell Banker’s Motion to Dismiss and the District Court’s subsequent denial of his Motion for Reconsideration. This Court exercises a plenary review when reviewing a grant of a motion to dismiss. See, e.g.,</w:t>
       </w:r>
       <w:r>
         <w:t xml:space="preserve"> </w:t>
@@ -831,10 +4464,18 @@
       <w:pPr>
         <w:pStyle w:val="Heading1"/>
         <w:keepNext/>
-        <w:spacing w:before="0" w:after="240" w:line="240" w:lineRule="auto"/>
+        <w:keepLines/>
+        <w:spacing w:before="420" w:after="308" w:line="480" w:lineRule="exact"/>
+        <w:ind w:left="0" w:firstLine="0"/>
         <w:jc w:val="center"/>
       </w:pPr>
       <w:r>
+        <w:rPr>
+          <w:b/>
+          <w:bCs/>
+          <w:sz w:val="32"/>
+          <w:szCs w:val="32"/>
+        </w:rPr>
         <w:t xml:space="preserve">ARGUMENT</w:t>
       </w:r>
     </w:p>
@@ -842,11 +4483,164 @@
       <w:pPr>
         <w:pStyle w:val="Heading2"/>
         <w:keepNext/>
-        <w:spacing w:before="0" w:after="240" w:line="240" w:lineRule="auto"/>
+        <w:keepLines/>
+        <w:spacing w:before="336" w:after="280" w:line="408" w:lineRule="exact"/>
+        <w:ind w:left="0" w:firstLine="0"/>
         <w:jc w:val="center"/>
       </w:pPr>
       <w:r>
-        <w:t xml:space="preserve">I. RES JUDICATA PRECLUDES MR. BINDER’S ATTEMPT TO RELITIGATE THE PRIOR ACTION.</w:t>
+        <w:rPr>
+          <w:b/>
+          <w:bCs/>
+        </w:rPr>
+        <w:t xml:space="preserve">I. </w:t>
+      </w:r>
+      <w:r>
+        <w:rPr>
+          <w:b/>
+          <w:bCs/>
+        </w:rPr>
+        <w:t xml:space="preserve">Res</w:t>
+      </w:r>
+      <w:r>
+        <w:rPr>
+          <w:b/>
+          <w:bCs/>
+        </w:rPr>
+        <w:t xml:space="preserve"> </w:t>
+      </w:r>
+      <w:r>
+        <w:rPr>
+          <w:b/>
+          <w:bCs/>
+        </w:rPr>
+        <w:t xml:space="preserve">judicata</w:t>
+      </w:r>
+      <w:r>
+        <w:rPr>
+          <w:b/>
+          <w:bCs/>
+        </w:rPr>
+        <w:t xml:space="preserve"> </w:t>
+      </w:r>
+      <w:r>
+        <w:rPr>
+          <w:b/>
+          <w:bCs/>
+        </w:rPr>
+        <w:t xml:space="preserve">precludes</w:t>
+      </w:r>
+      <w:r>
+        <w:rPr>
+          <w:b/>
+          <w:bCs/>
+        </w:rPr>
+        <w:t xml:space="preserve"> </w:t>
+      </w:r>
+      <w:r>
+        <w:rPr>
+          <w:b/>
+          <w:bCs/>
+        </w:rPr>
+        <w:t xml:space="preserve">Mr.</w:t>
+      </w:r>
+      <w:r>
+        <w:rPr>
+          <w:b/>
+          <w:bCs/>
+        </w:rPr>
+        <w:t xml:space="preserve"> </w:t>
+      </w:r>
+      <w:r>
+        <w:rPr>
+          <w:b/>
+          <w:bCs/>
+        </w:rPr>
+        <w:t xml:space="preserve">Binder’s</w:t>
+      </w:r>
+      <w:r>
+        <w:rPr>
+          <w:b/>
+          <w:bCs/>
+        </w:rPr>
+        <w:t xml:space="preserve"> </w:t>
+      </w:r>
+      <w:r>
+        <w:rPr>
+          <w:b/>
+          <w:bCs/>
+        </w:rPr>
+        <w:t xml:space="preserve">attempt</w:t>
+      </w:r>
+      <w:r>
+        <w:rPr>
+          <w:b/>
+          <w:bCs/>
+        </w:rPr>
+        <w:t xml:space="preserve"> </w:t>
+      </w:r>
+      <w:r>
+        <w:rPr>
+          <w:b/>
+          <w:bCs/>
+        </w:rPr>
+        <w:t xml:space="preserve">to</w:t>
+      </w:r>
+      <w:r>
+        <w:rPr>
+          <w:b/>
+          <w:bCs/>
+        </w:rPr>
+        <w:t xml:space="preserve"> </w:t>
+      </w:r>
+      <w:r>
+        <w:rPr>
+          <w:b/>
+          <w:bCs/>
+        </w:rPr>
+        <w:t xml:space="preserve">relitigate</w:t>
+      </w:r>
+      <w:r>
+        <w:rPr>
+          <w:b/>
+          <w:bCs/>
+        </w:rPr>
+        <w:t xml:space="preserve"> </w:t>
+      </w:r>
+      <w:r>
+        <w:rPr>
+          <w:b/>
+          <w:bCs/>
+        </w:rPr>
+        <w:t xml:space="preserve">the</w:t>
+      </w:r>
+      <w:r>
+        <w:rPr>
+          <w:b/>
+          <w:bCs/>
+        </w:rPr>
+        <w:t xml:space="preserve"> </w:t>
+      </w:r>
+      <w:r>
+        <w:rPr>
+          <w:b/>
+          <w:bCs/>
+        </w:rPr>
+        <w:t xml:space="preserve">Prior</w:t>
+      </w:r>
+      <w:r>
+        <w:rPr>
+          <w:b/>
+          <w:bCs/>
+        </w:rPr>
+        <w:t xml:space="preserve"> </w:t>
+      </w:r>
+      <w:r>
+        <w:rPr>
+          <w:b/>
+          <w:bCs/>
+        </w:rPr>
+        <w:t xml:space="preserve">Action.</w:t>
       </w:r>
     </w:p>
     <w:p>
@@ -893,7 +4687,7 @@
           <w:i/>
           <w:iCs/>
         </w:rPr>
-        <w:t xml:space="preserve">Lubrizol Corp. v. Exxon Corp.</w:t>
+        <w:t xml:space="preserve">Lubrizol Corp. v. Exxon Corp.</w:t>
       </w:r>
       <w:r>
         <w:t xml:space="preserve">, 929 F.2d 960, 963 (3d Cir. 1991)).</w:t>
@@ -917,7 +4711,7 @@
         <w:t xml:space="preserve">Migra v. Warren City School District</w:t>
       </w:r>
       <w:r>
-        <w:t xml:space="preserve">, 465 U.S. 75, 77 n. 1 (1984). Although these doctrines both govern the preclusive effects of a former adjudication, they are applied in different ways. “Issue preclusion refers to the effect of a judgment in foreclosing re-litigation of a matter that has been litigated and decided.”</w:t>
+        <w:t xml:space="preserve">, 465 U.S. 75, 77 n. 1 (1984). Although these doctrines both govern the preclusive effects of a former adjudication, they are applied in different ways. “Issue preclusion refers to the effect of a judgment in foreclosing re-litigation of a matter that has been litigated and decided.”</w:t>
       </w:r>
       <w:r>
         <w:t xml:space="preserve"> </w:t>
@@ -962,7 +4756,13 @@
         <w:t xml:space="preserve">Montana v. United States</w:t>
       </w:r>
       <w:r>
-        <w:t xml:space="preserve">, 440 U.S. 147, 153-54 (1979).</w:t>
+        <w:t xml:space="preserve">, 440 U.S. 147, 153</w:t>
+      </w:r>
+      <w:r>
+        <w:noBreakHyphen/>
+      </w:r>
+      <w:r>
+        <w:t xml:space="preserve">54 (1979).</w:t>
       </w:r>
     </w:p>
     <w:p>
@@ -991,7 +4791,13 @@
         <w:pStyle w:val="BodyText"/>
       </w:pPr>
       <w:r>
-        <w:t xml:space="preserve">The third prong, the causes of action or “claims” extinguished by res judicata, include all rights of the plaintiff to remedies against the defendant with respect to the transaction or series of connected transactions out of which the suit arose. Restatement (Second) of Judgments § 24 (1982); United States v. Athlone Industries, Inc., 746 F.2d 977, 983-984 (3rd Cir. 1984).</w:t>
+        <w:t xml:space="preserve">The third prong, the causes of action or “claims” extinguished by res judicata, include all rights of the plaintiff to remedies against the defendant with respect to the transaction or series of connected transactions out of which the suit arose. Restatement (Second) of Judgments § 24 (1982); United States v. Athlone Industries, Inc., 746 F.2d 977, 983</w:t>
+      </w:r>
+      <w:r>
+        <w:noBreakHyphen/>
+      </w:r>
+      <w:r>
+        <w:t xml:space="preserve">984 (3rd Cir. 1984).</w:t>
       </w:r>
     </w:p>
     <w:p>
@@ -999,7 +4805,7 @@
         <w:pStyle w:val="BodyText"/>
       </w:pPr>
       <w:r>
-        <w:t xml:space="preserve">Here, Mr. Binder readily acknowledges the first two prongs: that the parties to this action were parties to the Prior Action and that the Prior Action reached final judgment. Brief at 2.</w:t>
+        <w:t xml:space="preserve">Here, Mr. Binder readily acknowledges the first two prongs: that the parties to this action were parties to the Prior Action and that the Prior Action reached final judgment. Brief at 2.</w:t>
       </w:r>
     </w:p>
     <w:p>
@@ -1007,7 +4813,7 @@
         <w:pStyle w:val="BodyText"/>
       </w:pPr>
       <w:r>
-        <w:t xml:space="preserve">On the third prong, it is clear that the totality of Mr. Binder’s case is predicated upon his grievances regarding the Franchise Agreement and the Prior Action. Indeed, Mr. Binder uses the phrase “Franchise Agreement” at least 42 times in his brief. Further, each and every one of the arguments that Mr. Binder addresses in his brief relate to documents that were either addressed in the Prior Action or produced during that litigation, such that any issues relating in any way to such documents could have and should have been brought in the Prior Action.</w:t>
+        <w:t xml:space="preserve">On the third prong, it is clear that the totality of Mr. Binder’s case is predicated upon his grievances regarding the Franchise Agreement and the Prior Action. Indeed, Mr. Binder uses the phrase “Franchise Agreement” at least 42 times in his brief. Further, each and every one of the arguments that Mr. Binder addresses in his brief relate to documents that were either addressed in the Prior Action or produced during that litigation, such that any issues relating in any way to such documents could have and should have been brought in the Prior Action.</w:t>
       </w:r>
     </w:p>
     <w:p>
@@ -1015,7 +4821,7 @@
         <w:pStyle w:val="BodyText"/>
       </w:pPr>
       <w:r>
-        <w:t xml:space="preserve">On appeal, Mr. Binder makes no effort to address the District Court’s conclusion that “Although Plaintiff’s allegations are labeled as fraud claims, Plaintiff essentially seeks a re-trial on the same set of facts already litigated—whether he defaulted on the Franchisee Agreements in violation of the parties’ contract.” A005.</w:t>
+        <w:t xml:space="preserve">On appeal, Mr. Binder makes no effort to address the District Court’s conclusion that “Although Plaintiff’s allegations are labeled as fraud claims, Plaintiff essentially seeks a re-trial on the same set of facts already litigated—whether he defaulted on the Franchisee Agreements in violation of the parties’ contract.” A005.</w:t>
       </w:r>
     </w:p>
     <w:p>
@@ -1023,31 +4829,191 @@
         <w:pStyle w:val="BodyText"/>
       </w:pPr>
       <w:r>
-        <w:t xml:space="preserve">Instead, Mr. Binder argues that res judicata does not apply because he contends that he is challenging the prior judgment pursuant to Rule 60(d). Brief at 48-49. As further discussed in Section III of this brief, however, Mr. Binder cannot meet the exacting standard of seeking Relief pursuant to Rule 60(d). Critically, Mr. Binder does not plead any facts to explain when he learned of the alleged fraud by Coldwell Banker, nor does he plead any facts to refute what his brief makes obvious: his allegations of fraud are merely disagreements with the evidence presented in the Prior Appeal and the District Court’s rulings in that action. See</w:t>
-      </w:r>
-      <w:r>
-        <w:t xml:space="preserve"> </w:t>
-      </w:r>
-      <w:r>
-        <w:rPr>
-          <w:i/>
-          <w:iCs/>
-        </w:rPr>
-        <w:t xml:space="preserve">800 Servs., Inc. v. AT&amp;T Corp.</w:t>
-      </w:r>
-      <w:r>
-        <w:t xml:space="preserve">, 822 F. App’x 98 (3d Cir. 2020) (“Litigants routinely disagree about how courts should view evidence. But the losing party cannot just repackage that disagreement to claim that the winning party committed fraud on the court.”).</w:t>
+        <w:t xml:space="preserve">Instead, Mr. Binder argues that res judicata does not apply because he contends that he is challenging the prior judgment pursuant to Rule 60(d). Brief at 48</w:t>
+      </w:r>
+      <w:r>
+        <w:noBreakHyphen/>
+      </w:r>
+      <w:r>
+        <w:t xml:space="preserve">49. As further discussed in Section III of this brief, however, Mr. Binder cannot meet the exacting standard of seeking Relief pursuant to Rule 60(d). Critically, Mr. Binder does not plead any facts to explain when he learned of the alleged fraud by Coldwell Banker, nor does he plead any facts to refute what his brief makes obvious: his allegations of fraud are merely disagreements with the evidence presented in the Prior Appeal and the District Court’s rulings in that action. See *800 Servs., Inc. v. AT&amp;T Corp.*, 822 F. App’x 98 (3d Cir. 2020) (“Litigants routinely disagree about how courts should view evidence. But the losing party cannot just repackage that disagreement to claim that the winning party committed fraud on the court.”).</w:t>
       </w:r>
     </w:p>
     <w:p>
       <w:pPr>
         <w:pStyle w:val="Heading2"/>
         <w:keepNext/>
-        <w:spacing w:before="0" w:after="240" w:line="240" w:lineRule="auto"/>
+        <w:keepLines/>
+        <w:spacing w:before="336" w:after="280" w:line="408" w:lineRule="exact"/>
+        <w:ind w:left="0" w:firstLine="0"/>
         <w:jc w:val="center"/>
       </w:pPr>
       <w:r>
-        <w:t xml:space="preserve">II. COLLATERAL ESTOPPEL ALSO PRECLUDES MR. BINDER’S ATTEMPT TO RELITIGATE THE PRIOR APPEAL.</w:t>
+        <w:rPr>
+          <w:b/>
+          <w:bCs/>
+        </w:rPr>
+        <w:t xml:space="preserve">II. </w:t>
+      </w:r>
+      <w:r>
+        <w:rPr>
+          <w:b/>
+          <w:bCs/>
+        </w:rPr>
+        <w:t xml:space="preserve">Collateral</w:t>
+      </w:r>
+      <w:r>
+        <w:rPr>
+          <w:b/>
+          <w:bCs/>
+        </w:rPr>
+        <w:t xml:space="preserve"> </w:t>
+      </w:r>
+      <w:r>
+        <w:rPr>
+          <w:b/>
+          <w:bCs/>
+        </w:rPr>
+        <w:t xml:space="preserve">estoppel</w:t>
+      </w:r>
+      <w:r>
+        <w:rPr>
+          <w:b/>
+          <w:bCs/>
+        </w:rPr>
+        <w:t xml:space="preserve"> </w:t>
+      </w:r>
+      <w:r>
+        <w:rPr>
+          <w:b/>
+          <w:bCs/>
+        </w:rPr>
+        <w:t xml:space="preserve">also</w:t>
+      </w:r>
+      <w:r>
+        <w:rPr>
+          <w:b/>
+          <w:bCs/>
+        </w:rPr>
+        <w:t xml:space="preserve"> </w:t>
+      </w:r>
+      <w:r>
+        <w:rPr>
+          <w:b/>
+          <w:bCs/>
+        </w:rPr>
+        <w:t xml:space="preserve">precludes</w:t>
+      </w:r>
+      <w:r>
+        <w:rPr>
+          <w:b/>
+          <w:bCs/>
+        </w:rPr>
+        <w:t xml:space="preserve"> </w:t>
+      </w:r>
+      <w:r>
+        <w:rPr>
+          <w:b/>
+          <w:bCs/>
+        </w:rPr>
+        <w:t xml:space="preserve">Mr.</w:t>
+      </w:r>
+      <w:r>
+        <w:rPr>
+          <w:b/>
+          <w:bCs/>
+        </w:rPr>
+        <w:t xml:space="preserve"> </w:t>
+      </w:r>
+      <w:r>
+        <w:rPr>
+          <w:b/>
+          <w:bCs/>
+        </w:rPr>
+        <w:t xml:space="preserve">Binder’s</w:t>
+      </w:r>
+      <w:r>
+        <w:rPr>
+          <w:b/>
+          <w:bCs/>
+        </w:rPr>
+        <w:t xml:space="preserve"> </w:t>
+      </w:r>
+      <w:r>
+        <w:rPr>
+          <w:b/>
+          <w:bCs/>
+        </w:rPr>
+        <w:t xml:space="preserve">attempt</w:t>
+      </w:r>
+      <w:r>
+        <w:rPr>
+          <w:b/>
+          <w:bCs/>
+        </w:rPr>
+        <w:t xml:space="preserve"> </w:t>
+      </w:r>
+      <w:r>
+        <w:rPr>
+          <w:b/>
+          <w:bCs/>
+        </w:rPr>
+        <w:t xml:space="preserve">to</w:t>
+      </w:r>
+      <w:r>
+        <w:rPr>
+          <w:b/>
+          <w:bCs/>
+        </w:rPr>
+        <w:t xml:space="preserve"> </w:t>
+      </w:r>
+      <w:r>
+        <w:rPr>
+          <w:b/>
+          <w:bCs/>
+        </w:rPr>
+        <w:t xml:space="preserve">relitigate</w:t>
+      </w:r>
+      <w:r>
+        <w:rPr>
+          <w:b/>
+          <w:bCs/>
+        </w:rPr>
+        <w:t xml:space="preserve"> </w:t>
+      </w:r>
+      <w:r>
+        <w:rPr>
+          <w:b/>
+          <w:bCs/>
+        </w:rPr>
+        <w:t xml:space="preserve">the</w:t>
+      </w:r>
+      <w:r>
+        <w:rPr>
+          <w:b/>
+          <w:bCs/>
+        </w:rPr>
+        <w:t xml:space="preserve"> </w:t>
+      </w:r>
+      <w:r>
+        <w:rPr>
+          <w:b/>
+          <w:bCs/>
+        </w:rPr>
+        <w:t xml:space="preserve">Prior</w:t>
+      </w:r>
+      <w:r>
+        <w:rPr>
+          <w:b/>
+          <w:bCs/>
+        </w:rPr>
+        <w:t xml:space="preserve"> </w:t>
+      </w:r>
+      <w:r>
+        <w:rPr>
+          <w:b/>
+          <w:bCs/>
+        </w:rPr>
+        <w:t xml:space="preserve">Appeal.</w:t>
       </w:r>
     </w:p>
     <w:p>
@@ -1065,7 +5031,7 @@
           <w:i/>
           <w:iCs/>
         </w:rPr>
-        <w:t xml:space="preserve">Parkland Hosiery Co. v. Shore</w:t>
+        <w:t xml:space="preserve">Parkland Hosiery Co. v. Shore</w:t>
       </w:r>
       <w:r>
         <w:t xml:space="preserve">, 439 U.S. 322, 326 (1979);</w:t>
@@ -1123,7 +5089,13 @@
         <w:pStyle w:val="BodyText"/>
       </w:pPr>
       <w:r>
-        <w:t xml:space="preserve">Mr. Binder does not dispute the District Court’s conclusion that Mr. Binder is merely re-litigating the same set of facts already litigated in the Prior Action. A005. Instead, Mr. Binder appears to argue that collateral estoppel does not apply because of his perception that Coldwell Banker had a “plan to deceive the Court.” Brief at 50-51. As addressed more fully in Section III below, to the extent Mr. Binder refers to relief under Rule 60(d)(3), such relief is improper because the fraud on the court must have been committed by an “officer of the court.”</w:t>
+        <w:t xml:space="preserve">Mr. Binder does not dispute the District Court’s conclusion that Mr. Binder is merely re-litigating the same set of facts already litigated in the Prior Action. A005. Instead, Mr. Binder appears to argue that collateral estoppel does not apply because of his perception that Coldwell Banker had a “plan to deceive the Court.” Brief at 50</w:t>
+      </w:r>
+      <w:r>
+        <w:noBreakHyphen/>
+      </w:r>
+      <w:r>
+        <w:t xml:space="preserve">51. As addressed more fully in Section III below, to the extent Mr. Binder refers to relief under Rule 60(d)⁠(3), such relief is improper because the fraud on the court must have been committed by an “officer of the court.”</w:t>
       </w:r>
       <w:r>
         <w:t xml:space="preserve"> </w:t>
@@ -1143,11 +5115,178 @@
       <w:pPr>
         <w:pStyle w:val="Heading2"/>
         <w:keepNext/>
-        <w:spacing w:before="0" w:after="240" w:line="240" w:lineRule="auto"/>
+        <w:keepLines/>
+        <w:spacing w:before="336" w:after="280" w:line="408" w:lineRule="exact"/>
+        <w:ind w:left="0" w:firstLine="0"/>
         <w:jc w:val="center"/>
       </w:pPr>
       <w:r>
-        <w:t xml:space="preserve">III. MR. BINDER’S ATTEMPT TO SEEK RELIEF UNDER F.R.C.P. RULE 60 IS IMPROPER.</w:t>
+        <w:rPr>
+          <w:b/>
+          <w:bCs/>
+        </w:rPr>
+        <w:t xml:space="preserve">III. </w:t>
+      </w:r>
+      <w:r>
+        <w:rPr>
+          <w:b/>
+          <w:bCs/>
+        </w:rPr>
+        <w:t xml:space="preserve">Mr.</w:t>
+      </w:r>
+      <w:r>
+        <w:rPr>
+          <w:b/>
+          <w:bCs/>
+        </w:rPr>
+        <w:t xml:space="preserve"> </w:t>
+      </w:r>
+      <w:r>
+        <w:rPr>
+          <w:b/>
+          <w:bCs/>
+        </w:rPr>
+        <w:t xml:space="preserve">Binder’s</w:t>
+      </w:r>
+      <w:r>
+        <w:rPr>
+          <w:b/>
+          <w:bCs/>
+        </w:rPr>
+        <w:t xml:space="preserve"> </w:t>
+      </w:r>
+      <w:r>
+        <w:rPr>
+          <w:b/>
+          <w:bCs/>
+        </w:rPr>
+        <w:t xml:space="preserve">attempt</w:t>
+      </w:r>
+      <w:r>
+        <w:rPr>
+          <w:b/>
+          <w:bCs/>
+        </w:rPr>
+        <w:t xml:space="preserve"> </w:t>
+      </w:r>
+      <w:r>
+        <w:rPr>
+          <w:b/>
+          <w:bCs/>
+        </w:rPr>
+        <w:t xml:space="preserve">to</w:t>
+      </w:r>
+      <w:r>
+        <w:rPr>
+          <w:b/>
+          <w:bCs/>
+        </w:rPr>
+        <w:t xml:space="preserve"> </w:t>
+      </w:r>
+      <w:r>
+        <w:rPr>
+          <w:b/>
+          <w:bCs/>
+        </w:rPr>
+        <w:t xml:space="preserve">seek</w:t>
+      </w:r>
+      <w:r>
+        <w:rPr>
+          <w:b/>
+          <w:bCs/>
+        </w:rPr>
+        <w:t xml:space="preserve"> </w:t>
+      </w:r>
+      <w:r>
+        <w:rPr>
+          <w:b/>
+          <w:bCs/>
+        </w:rPr>
+        <w:t xml:space="preserve">relief</w:t>
+      </w:r>
+      <w:r>
+        <w:rPr>
+          <w:b/>
+          <w:bCs/>
+        </w:rPr>
+        <w:t xml:space="preserve"> </w:t>
+      </w:r>
+      <w:r>
+        <w:rPr>
+          <w:b/>
+          <w:bCs/>
+        </w:rPr>
+        <w:t xml:space="preserve">under</w:t>
+      </w:r>
+      <w:r>
+        <w:rPr>
+          <w:b/>
+          <w:bCs/>
+        </w:rPr>
+        <w:t xml:space="preserve"> </w:t>
+      </w:r>
+      <w:r>
+        <w:rPr>
+          <w:b/>
+          <w:bCs/>
+        </w:rPr>
+        <w:t xml:space="preserve">F.R.C.P.</w:t>
+      </w:r>
+      <w:r>
+        <w:rPr>
+          <w:b/>
+          <w:bCs/>
+        </w:rPr>
+        <w:t xml:space="preserve"> </w:t>
+      </w:r>
+      <w:r>
+        <w:rPr>
+          <w:b/>
+          <w:bCs/>
+        </w:rPr>
+        <w:t xml:space="preserve">Rule</w:t>
+      </w:r>
+      <w:r>
+        <w:rPr>
+          <w:b/>
+          <w:bCs/>
+        </w:rPr>
+        <w:t xml:space="preserve"> </w:t>
+      </w:r>
+      <w:r>
+        <w:rPr>
+          <w:b/>
+          <w:bCs/>
+        </w:rPr>
+        <w:t xml:space="preserve">60</w:t>
+      </w:r>
+      <w:r>
+        <w:rPr>
+          <w:b/>
+          <w:bCs/>
+        </w:rPr>
+        <w:t xml:space="preserve"> </w:t>
+      </w:r>
+      <w:r>
+        <w:rPr>
+          <w:b/>
+          <w:bCs/>
+        </w:rPr>
+        <w:t xml:space="preserve">is</w:t>
+      </w:r>
+      <w:r>
+        <w:rPr>
+          <w:b/>
+          <w:bCs/>
+        </w:rPr>
+        <w:t xml:space="preserve"> </w:t>
+      </w:r>
+      <w:r>
+        <w:rPr>
+          <w:b/>
+          <w:bCs/>
+        </w:rPr>
+        <w:t xml:space="preserve">improper.</w:t>
       </w:r>
     </w:p>
     <w:p>
@@ -1155,17 +5294,362 @@
         <w:pStyle w:val="BodyText"/>
       </w:pPr>
       <w:r>
-        <w:t xml:space="preserve">The District Court did not specifically address Mr. Binder’s argument concerning to F.R.C.P. Rule 60, most likely because it was not coherently presented to the court. Nonetheless, to the extent the Court is inclined to address Mr. Binder’s argument, Coldwell Banker respectfully submits that Mr. Binder’s Rule 60 challenges are untimely.</w:t>
+        <w:t xml:space="preserve">The District Court did not specifically address Mr. Binder’s argument concerning to F.R.C.P. Rule 60, most likely because it was not coherently presented to the court. Nonetheless, to the extent the Court is inclined to address Mr. Binder’s argument, Coldwell Banker respectfully submits that Mr. Binder’s Rule 60 challenges are untimely.</w:t>
       </w:r>
     </w:p>
     <w:p>
       <w:pPr>
         <w:pStyle w:val="Heading3"/>
         <w:keepNext/>
-        <w:spacing w:before="0" w:after="240" w:line="240" w:lineRule="auto"/>
-      </w:pPr>
-      <w:r>
-        <w:t xml:space="preserve">A. MR. BINDER HAS NOT PROPERLY PLED THAT THE PRIOR APPEAL SHOULD BE OVERTURNED BECAUSE OF ALLEGED FRAUD ON THE COURT PURSUANT TO RULE 60(D)(3).</w:t>
+        <w:keepLines/>
+        <w:tabs>
+          <w:tab w:val="left" w:pos="1440"/>
+        </w:tabs>
+        <w:spacing w:before="308" w:after="252" w:line="408" w:lineRule="exact"/>
+        <w:ind w:left="1440" w:hanging="720"/>
+      </w:pPr>
+      <w:r>
+        <w:rPr>
+          <w:b/>
+          <w:bCs/>
+        </w:rPr>
+        <w:t xml:space="preserve">A.</w:t>
+      </w:r>
+      <w:r>
+        <w:rPr>
+          <w:b/>
+          <w:bCs/>
+        </w:rPr>
+        <w:tab/>
+      </w:r>
+      <w:r>
+        <w:rPr>
+          <w:b/>
+          <w:bCs/>
+        </w:rPr>
+        <w:t xml:space="preserve">Mr.</w:t>
+      </w:r>
+      <w:r>
+        <w:rPr>
+          <w:b/>
+          <w:bCs/>
+        </w:rPr>
+        <w:t xml:space="preserve"> </w:t>
+      </w:r>
+      <w:r>
+        <w:rPr>
+          <w:b/>
+          <w:bCs/>
+        </w:rPr>
+        <w:t xml:space="preserve">Binder</w:t>
+      </w:r>
+      <w:r>
+        <w:rPr>
+          <w:b/>
+          <w:bCs/>
+        </w:rPr>
+        <w:t xml:space="preserve"> </w:t>
+      </w:r>
+      <w:r>
+        <w:rPr>
+          <w:b/>
+          <w:bCs/>
+        </w:rPr>
+        <w:t xml:space="preserve">has</w:t>
+      </w:r>
+      <w:r>
+        <w:rPr>
+          <w:b/>
+          <w:bCs/>
+        </w:rPr>
+        <w:t xml:space="preserve"> </w:t>
+      </w:r>
+      <w:r>
+        <w:rPr>
+          <w:b/>
+          <w:bCs/>
+        </w:rPr>
+        <w:t xml:space="preserve">not</w:t>
+      </w:r>
+      <w:r>
+        <w:rPr>
+          <w:b/>
+          <w:bCs/>
+        </w:rPr>
+        <w:t xml:space="preserve"> </w:t>
+      </w:r>
+      <w:r>
+        <w:rPr>
+          <w:b/>
+          <w:bCs/>
+        </w:rPr>
+        <w:t xml:space="preserve">properly</w:t>
+      </w:r>
+      <w:r>
+        <w:rPr>
+          <w:b/>
+          <w:bCs/>
+        </w:rPr>
+        <w:t xml:space="preserve"> </w:t>
+      </w:r>
+      <w:r>
+        <w:rPr>
+          <w:b/>
+          <w:bCs/>
+        </w:rPr>
+        <w:t xml:space="preserve">pled</w:t>
+      </w:r>
+      <w:r>
+        <w:rPr>
+          <w:b/>
+          <w:bCs/>
+        </w:rPr>
+        <w:t xml:space="preserve"> </w:t>
+      </w:r>
+      <w:r>
+        <w:rPr>
+          <w:b/>
+          <w:bCs/>
+        </w:rPr>
+        <w:t xml:space="preserve">that</w:t>
+      </w:r>
+      <w:r>
+        <w:rPr>
+          <w:b/>
+          <w:bCs/>
+        </w:rPr>
+        <w:t xml:space="preserve"> </w:t>
+      </w:r>
+      <w:r>
+        <w:rPr>
+          <w:b/>
+          <w:bCs/>
+        </w:rPr>
+        <w:t xml:space="preserve">the</w:t>
+      </w:r>
+      <w:r>
+        <w:rPr>
+          <w:b/>
+          <w:bCs/>
+        </w:rPr>
+        <w:t xml:space="preserve"> </w:t>
+      </w:r>
+      <w:r>
+        <w:rPr>
+          <w:b/>
+          <w:bCs/>
+        </w:rPr>
+        <w:t xml:space="preserve">Prior</w:t>
+      </w:r>
+      <w:r>
+        <w:rPr>
+          <w:b/>
+          <w:bCs/>
+        </w:rPr>
+        <w:t xml:space="preserve"> </w:t>
+      </w:r>
+      <w:r>
+        <w:rPr>
+          <w:b/>
+          <w:bCs/>
+        </w:rPr>
+        <w:t xml:space="preserve">Appeal</w:t>
+      </w:r>
+      <w:r>
+        <w:rPr>
+          <w:b/>
+          <w:bCs/>
+        </w:rPr>
+        <w:t xml:space="preserve"> </w:t>
+      </w:r>
+      <w:r>
+        <w:rPr>
+          <w:b/>
+          <w:bCs/>
+        </w:rPr>
+        <w:t xml:space="preserve">should</w:t>
+      </w:r>
+      <w:r>
+        <w:rPr>
+          <w:b/>
+          <w:bCs/>
+        </w:rPr>
+        <w:t xml:space="preserve"> </w:t>
+      </w:r>
+      <w:r>
+        <w:rPr>
+          <w:b/>
+          <w:bCs/>
+        </w:rPr>
+        <w:t xml:space="preserve">be</w:t>
+      </w:r>
+      <w:r>
+        <w:rPr>
+          <w:b/>
+          <w:bCs/>
+        </w:rPr>
+        <w:t xml:space="preserve"> </w:t>
+      </w:r>
+      <w:r>
+        <w:rPr>
+          <w:b/>
+          <w:bCs/>
+        </w:rPr>
+        <w:t xml:space="preserve">overturned</w:t>
+      </w:r>
+      <w:r>
+        <w:rPr>
+          <w:b/>
+          <w:bCs/>
+        </w:rPr>
+        <w:t xml:space="preserve"> </w:t>
+      </w:r>
+      <w:r>
+        <w:rPr>
+          <w:b/>
+          <w:bCs/>
+        </w:rPr>
+        <w:t xml:space="preserve">because</w:t>
+      </w:r>
+      <w:r>
+        <w:rPr>
+          <w:b/>
+          <w:bCs/>
+        </w:rPr>
+        <w:t xml:space="preserve"> </w:t>
+      </w:r>
+      <w:r>
+        <w:rPr>
+          <w:b/>
+          <w:bCs/>
+        </w:rPr>
+        <w:t xml:space="preserve">of</w:t>
+      </w:r>
+      <w:r>
+        <w:rPr>
+          <w:b/>
+          <w:bCs/>
+        </w:rPr>
+        <w:t xml:space="preserve"> </w:t>
+      </w:r>
+      <w:r>
+        <w:rPr>
+          <w:b/>
+          <w:bCs/>
+        </w:rPr>
+        <w:t xml:space="preserve">alleged</w:t>
+      </w:r>
+      <w:r>
+        <w:rPr>
+          <w:b/>
+          <w:bCs/>
+        </w:rPr>
+        <w:t xml:space="preserve"> </w:t>
+      </w:r>
+      <w:r>
+        <w:rPr>
+          <w:b/>
+          <w:bCs/>
+        </w:rPr>
+        <w:t xml:space="preserve">fraud</w:t>
+      </w:r>
+      <w:r>
+        <w:rPr>
+          <w:b/>
+          <w:bCs/>
+        </w:rPr>
+        <w:t xml:space="preserve"> </w:t>
+      </w:r>
+      <w:r>
+        <w:rPr>
+          <w:b/>
+          <w:bCs/>
+        </w:rPr>
+        <w:t xml:space="preserve">on</w:t>
+      </w:r>
+      <w:r>
+        <w:rPr>
+          <w:b/>
+          <w:bCs/>
+        </w:rPr>
+        <w:t xml:space="preserve"> </w:t>
+      </w:r>
+      <w:r>
+        <w:rPr>
+          <w:b/>
+          <w:bCs/>
+        </w:rPr>
+        <w:t xml:space="preserve">the</w:t>
+      </w:r>
+      <w:r>
+        <w:rPr>
+          <w:b/>
+          <w:bCs/>
+        </w:rPr>
+        <w:t xml:space="preserve"> </w:t>
+      </w:r>
+      <w:r>
+        <w:rPr>
+          <w:b/>
+          <w:bCs/>
+        </w:rPr>
+        <w:t xml:space="preserve">court</w:t>
+      </w:r>
+      <w:r>
+        <w:rPr>
+          <w:b/>
+          <w:bCs/>
+        </w:rPr>
+        <w:t xml:space="preserve"> </w:t>
+      </w:r>
+      <w:r>
+        <w:rPr>
+          <w:b/>
+          <w:bCs/>
+        </w:rPr>
+        <w:t xml:space="preserve">pursuant</w:t>
+      </w:r>
+      <w:r>
+        <w:rPr>
+          <w:b/>
+          <w:bCs/>
+        </w:rPr>
+        <w:t xml:space="preserve"> </w:t>
+      </w:r>
+      <w:r>
+        <w:rPr>
+          <w:b/>
+          <w:bCs/>
+        </w:rPr>
+        <w:t xml:space="preserve">to</w:t>
+      </w:r>
+      <w:r>
+        <w:rPr>
+          <w:b/>
+          <w:bCs/>
+        </w:rPr>
+        <w:t xml:space="preserve"> </w:t>
+      </w:r>
+      <w:r>
+        <w:rPr>
+          <w:b/>
+          <w:bCs/>
+        </w:rPr>
+        <w:t xml:space="preserve">Rule</w:t>
+      </w:r>
+      <w:r>
+        <w:rPr>
+          <w:b/>
+          <w:bCs/>
+        </w:rPr>
+        <w:t xml:space="preserve"> </w:t>
+      </w:r>
+      <w:r>
+        <w:rPr>
+          <w:b/>
+          <w:bCs/>
+        </w:rPr>
+        <w:t xml:space="preserve">60(d)⁠(3).</w:t>
       </w:r>
     </w:p>
     <w:p>
@@ -1173,20 +5657,7 @@
         <w:pStyle w:val="BodyText"/>
       </w:pPr>
       <w:r>
-        <w:t xml:space="preserve">“Litigants routinely disagree about how courts should view evidence. But the losing party cannot just repackage that disagreement to claim that the winning party committed fraud on the court.”</w:t>
-      </w:r>
-      <w:r>
-        <w:t xml:space="preserve"> </w:t>
-      </w:r>
-      <w:r>
-        <w:rPr>
-          <w:i/>
-          <w:iCs/>
-        </w:rPr>
-        <w:t xml:space="preserve">800 Servs., Inc. v. AT&amp;T Corp.</w:t>
-      </w:r>
-      <w:r>
-        <w:t xml:space="preserve">, 822 F. App’x 98 (3d Cir. 2020). This Court has described the standard to prove fraud on the court as “demanding” and requiring that a party prove that there was a “(1) an intentional fraud; (2) by an officer of the court; (3) which is directed at the court itself; and (4) in fact deceives the court.”</w:t>
+        <w:t xml:space="preserve">“Litigants routinely disagree about how courts should view evidence. But the losing party cannot just repackage that disagreement to claim that the winning party committed fraud on the court.” *800 Servs., Inc. v. AT&amp;T Corp.*, 822 F. App’x 98 (3d Cir. 2020). This Court has described the standard to prove fraud on the court as “demanding” and requiring that a party prove that there was a “(1) an intentional fraud; (2) by an officer of the court; (3) which is directed at the court itself; and (4) in fact deceives the court.”</w:t>
       </w:r>
       <w:r>
         <w:t xml:space="preserve"> </w:t>
@@ -1236,17 +5707,124 @@
         <w:pStyle w:val="BodyText"/>
       </w:pPr>
       <w:r>
-        <w:t xml:space="preserve">Here, to the extent Mr. Binder alleges that any fraud took place, he has not pled any facts to suggest that any of it was perpetrated by any “officer of the court.” Indeed, he does not even allege that counsel was aware of the fraud let alone allowed it to happen. By definition, Mr. Binder has failed to properly plead relief pursuant to Rule 60(d)(3).</w:t>
+        <w:t xml:space="preserve">Here, to the extent Mr. Binder alleges that any fraud took place, he has not pled any facts to suggest that any of it was perpetrated by any “officer of the court.” Indeed, he does not even allege that counsel was aware of the fraud let alone allowed it to happen. By definition, Mr. Binder has failed to properly plead relief pursuant to Rule 60(d)⁠(3).</w:t>
       </w:r>
     </w:p>
     <w:p>
       <w:pPr>
         <w:pStyle w:val="Heading3"/>
         <w:keepNext/>
-        <w:spacing w:before="0" w:after="240" w:line="240" w:lineRule="auto"/>
-      </w:pPr>
-      <w:r>
-        <w:t xml:space="preserve">B. MR. BINDER’S RULE 60(B) CHALLENGE IS UNTIMELY.</w:t>
+        <w:keepLines/>
+        <w:tabs>
+          <w:tab w:val="left" w:pos="1440"/>
+        </w:tabs>
+        <w:spacing w:before="308" w:after="252" w:line="408" w:lineRule="exact"/>
+        <w:ind w:left="1440" w:hanging="720"/>
+      </w:pPr>
+      <w:r>
+        <w:rPr>
+          <w:b/>
+          <w:bCs/>
+        </w:rPr>
+        <w:t xml:space="preserve">B.</w:t>
+      </w:r>
+      <w:r>
+        <w:rPr>
+          <w:b/>
+          <w:bCs/>
+        </w:rPr>
+        <w:tab/>
+      </w:r>
+      <w:r>
+        <w:rPr>
+          <w:b/>
+          <w:bCs/>
+        </w:rPr>
+        <w:t xml:space="preserve">Mr.</w:t>
+      </w:r>
+      <w:r>
+        <w:rPr>
+          <w:b/>
+          <w:bCs/>
+        </w:rPr>
+        <w:t xml:space="preserve"> </w:t>
+      </w:r>
+      <w:r>
+        <w:rPr>
+          <w:b/>
+          <w:bCs/>
+        </w:rPr>
+        <w:t xml:space="preserve">Binder’s</w:t>
+      </w:r>
+      <w:r>
+        <w:rPr>
+          <w:b/>
+          <w:bCs/>
+        </w:rPr>
+        <w:t xml:space="preserve"> </w:t>
+      </w:r>
+      <w:r>
+        <w:rPr>
+          <w:b/>
+          <w:bCs/>
+        </w:rPr>
+        <w:t xml:space="preserve">Rule</w:t>
+      </w:r>
+      <w:r>
+        <w:rPr>
+          <w:b/>
+          <w:bCs/>
+        </w:rPr>
+        <w:t xml:space="preserve"> </w:t>
+      </w:r>
+      <w:r>
+        <w:rPr>
+          <w:b/>
+          <w:bCs/>
+        </w:rPr>
+        <w:t xml:space="preserve">60(b)</w:t>
+      </w:r>
+      <w:r>
+        <w:rPr>
+          <w:b/>
+          <w:bCs/>
+        </w:rPr>
+        <w:t xml:space="preserve"> </w:t>
+      </w:r>
+      <w:r>
+        <w:rPr>
+          <w:b/>
+          <w:bCs/>
+        </w:rPr>
+        <w:t xml:space="preserve">challenge</w:t>
+      </w:r>
+      <w:r>
+        <w:rPr>
+          <w:b/>
+          <w:bCs/>
+        </w:rPr>
+        <w:t xml:space="preserve"> </w:t>
+      </w:r>
+      <w:r>
+        <w:rPr>
+          <w:b/>
+          <w:bCs/>
+        </w:rPr>
+        <w:t xml:space="preserve">is</w:t>
+      </w:r>
+      <w:r>
+        <w:rPr>
+          <w:b/>
+          <w:bCs/>
+        </w:rPr>
+        <w:t xml:space="preserve"> </w:t>
+      </w:r>
+      <w:r>
+        <w:rPr>
+          <w:b/>
+          <w:bCs/>
+        </w:rPr>
+        <w:t xml:space="preserve">untimely.</w:t>
       </w:r>
     </w:p>
     <w:p>
@@ -1254,7 +5832,7 @@
         <w:pStyle w:val="BodyText"/>
       </w:pPr>
       <w:r>
-        <w:t xml:space="preserve">Motions seeking relief under any of these provisions must be made “within a reasonable time” but “no more than a year after the entry of the judgment or order or the date of the proceeding.” Fed. R. Civ. P. 60(c)(1). The District Court issued its judgment on September 9, 2021. A003. Mr. Binder initiated the present action more than a year later, on December 13, 2022. ECF No. 1. Importantly, “[t]he one year time limit is not extended by the maintenance of an appeal.”</w:t>
+        <w:t xml:space="preserve">Motions seeking relief under any of these provisions must be made “within a reasonable time” but “no more than a year after the entry of the judgment or order or the date of the proceeding.” Fed. R. Civ. P. 60(c)⁠(1). The District Court issued its judgment on September 9, 2021. A003. Mr. Binder initiated the present action more than a year later, on December 13, 2022. ECF No. 1. Importantly, “[t]he one year time limit is not extended by the maintenance of an appeal.”</w:t>
       </w:r>
       <w:r>
         <w:t xml:space="preserve"> </w:t>
@@ -1267,33 +5845,129 @@
         <w:t xml:space="preserve">Hancock Indus. v. Schaeffer</w:t>
       </w:r>
       <w:r>
-        <w:t xml:space="preserve">, 811 F.2d 225, 239 (3d Cir. 1987) (internal quotes omitted). Because Mr. Binder has not identified any new evidence of impropriety, let alone any evidence identified “within a reasonable time,” his appeal should be denied.</w:t>
+        <w:t xml:space="preserve">, 811 F.2d 225, 239 (3d Cir. 1987) (internal quotes omitted). Because Mr. Binder has not identified any new evidence of impropriety, let alone any evidence identified “within a reasonable time,” his appeal should be denied.</w:t>
       </w:r>
     </w:p>
     <w:p>
       <w:pPr>
         <w:pStyle w:val="Heading1"/>
         <w:keepNext/>
-        <w:spacing w:before="0" w:after="240" w:line="240" w:lineRule="auto"/>
+        <w:keepLines/>
+        <w:spacing w:before="420" w:after="308" w:line="480" w:lineRule="exact"/>
+        <w:ind w:left="0" w:firstLine="0"/>
         <w:jc w:val="center"/>
       </w:pPr>
       <w:r>
+        <w:rPr>
+          <w:b/>
+          <w:bCs/>
+          <w:sz w:val="32"/>
+          <w:szCs w:val="32"/>
+        </w:rPr>
         <w:t xml:space="preserve">CONCLUSION</w:t>
       </w:r>
     </w:p>
     <w:p>
       <w:pPr>
-        <w:pStyle w:val="BodyText"/>
-      </w:pPr>
-      <w:r>
-        <w:t xml:space="preserve">Appellee Coldwell Banker respectfully requests that the Court affirm the judgment of the district court.</w:t>
-      </w:r>
-    </w:p>
-    <w:p>
-      <w:pPr>
         <w:keepNext/>
-        <w:spacing w:before="0" w:after="0" w:line="240" w:lineRule="auto"/>
-        <w:ind w:left="4320"/>
+        <w:keepLines/>
+        <w:spacing w:before="0" w:after="0" w:line="636" w:lineRule="exact"/>
+        <w:ind w:left="0" w:firstLine="720"/>
+      </w:pPr>
+      <w:r>
+        <w:t xml:space="preserve">Appellee</w:t>
+      </w:r>
+      <w:r>
+        <w:t xml:space="preserve"> </w:t>
+      </w:r>
+      <w:r>
+        <w:t xml:space="preserve">Coldwell</w:t>
+      </w:r>
+      <w:r>
+        <w:t xml:space="preserve"> </w:t>
+      </w:r>
+      <w:r>
+        <w:t xml:space="preserve">Banker</w:t>
+      </w:r>
+      <w:r>
+        <w:t xml:space="preserve"> </w:t>
+      </w:r>
+      <w:r>
+        <w:t xml:space="preserve">respectfully</w:t>
+      </w:r>
+      <w:r>
+        <w:t xml:space="preserve"> </w:t>
+      </w:r>
+      <w:r>
+        <w:t xml:space="preserve">requests</w:t>
+      </w:r>
+      <w:r>
+        <w:t xml:space="preserve"> </w:t>
+      </w:r>
+      <w:r>
+        <w:t xml:space="preserve">that</w:t>
+      </w:r>
+      <w:r>
+        <w:t xml:space="preserve"> </w:t>
+      </w:r>
+      <w:r>
+        <w:t xml:space="preserve">the</w:t>
+      </w:r>
+      <w:r>
+        <w:t xml:space="preserve"> </w:t>
+      </w:r>
+      <w:r>
+        <w:t xml:space="preserve">Court</w:t>
+      </w:r>
+      <w:r>
+        <w:t xml:space="preserve"> </w:t>
+      </w:r>
+      <w:r>
+        <w:t xml:space="preserve">affirm</w:t>
+      </w:r>
+      <w:r>
+        <w:t xml:space="preserve"> </w:t>
+      </w:r>
+      <w:r>
+        <w:t xml:space="preserve">the</w:t>
+      </w:r>
+      <w:r>
+        <w:t xml:space="preserve"> </w:t>
+      </w:r>
+      <w:r>
+        <w:t xml:space="preserve">judgment</w:t>
+      </w:r>
+      <w:r>
+        <w:t xml:space="preserve"> </w:t>
+      </w:r>
+      <w:r>
+        <w:t xml:space="preserve">of</w:t>
+      </w:r>
+      <w:r>
+        <w:t xml:space="preserve"> </w:t>
+      </w:r>
+      <w:r>
+        <w:t xml:space="preserve">the</w:t>
+      </w:r>
+      <w:r>
+        <w:t xml:space="preserve"> </w:t>
+      </w:r>
+      <w:r>
+        <w:t xml:space="preserve">district</w:t>
+      </w:r>
+      <w:r>
+        <w:t xml:space="preserve"> </w:t>
+      </w:r>
+      <w:r>
+        <w:t xml:space="preserve">court.</w:t>
+      </w:r>
+    </w:p>
+    <w:p>
+      <w:pPr>
+        <w:keepNext/>
+        <w:keepLines/>
+        <w:spacing w:before="392" w:after="0" w:line="408" w:lineRule="exact"/>
+        <w:ind w:left="4680" w:firstLine="0"/>
       </w:pPr>
       <w:r>
         <w:t xml:space="preserve">Respectfully submitted,</w:t>
@@ -1302,118 +5976,288 @@
     <w:p>
       <w:pPr>
         <w:keepNext/>
-        <w:spacing w:before="0" w:after="0" w:line="240" w:lineRule="auto"/>
-        <w:ind w:left="4320"/>
-      </w:pPr>
-      <w:r>
-        <w:t xml:space="preserve"/>
+        <w:keepLines/>
+        <w:spacing w:before="336" w:after="0" w:line="408" w:lineRule="exact"/>
+        <w:ind w:left="4680" w:firstLine="0"/>
+      </w:pPr>
+      <w:r>
+        <w:t xml:space="preserve">s/ Daniel M. Eliades</w:t>
       </w:r>
     </w:p>
     <w:p>
       <w:pPr>
         <w:keepNext/>
-        <w:spacing w:before="0" w:after="0" w:line="240" w:lineRule="auto"/>
-        <w:ind w:left="4320"/>
-      </w:pPr>
-      <w:r>
-        <w:t xml:space="preserve">/s/ Daniel M. Eliades</w:t>
+        <w:keepLines/>
+        <w:spacing w:before="0" w:after="0" w:line="408" w:lineRule="exact"/>
+        <w:ind w:left="4680" w:firstLine="0"/>
+      </w:pPr>
+      <w:r>
+        <w:t xml:space="preserve">DANIEL M. ELIADES</w:t>
       </w:r>
     </w:p>
     <w:p>
       <w:pPr>
         <w:keepNext/>
-        <w:spacing w:before="0" w:after="0" w:line="240" w:lineRule="auto"/>
-        <w:ind w:left="4320"/>
-      </w:pPr>
-      <w:r>
-        <w:t xml:space="preserve">DANIEL M. ELIADES</w:t>
+        <w:keepLines/>
+        <w:spacing w:before="0" w:after="0" w:line="408" w:lineRule="exact"/>
+        <w:ind w:left="4680" w:firstLine="140"/>
+      </w:pPr>
+      <w:r>
+        <w:rPr>
+          <w:i/>
+          <w:iCs/>
+        </w:rPr>
+        <w:t xml:space="preserve">K&amp;L</w:t>
+      </w:r>
+      <w:r>
+        <w:rPr>
+          <w:i/>
+          <w:iCs/>
+        </w:rPr>
+        <w:t xml:space="preserve"> </w:t>
+      </w:r>
+      <w:r>
+        <w:rPr>
+          <w:i/>
+          <w:iCs/>
+        </w:rPr>
+        <w:t xml:space="preserve">GATES</w:t>
+      </w:r>
+      <w:r>
+        <w:rPr>
+          <w:i/>
+          <w:iCs/>
+        </w:rPr>
+        <w:t xml:space="preserve"> </w:t>
+      </w:r>
+      <w:r>
+        <w:rPr>
+          <w:i/>
+          <w:iCs/>
+        </w:rPr>
+        <w:t xml:space="preserve">LLP</w:t>
       </w:r>
     </w:p>
     <w:p>
       <w:pPr>
         <w:keepNext/>
-        <w:spacing w:before="0" w:after="0" w:line="240" w:lineRule="auto"/>
-        <w:ind w:left="4320"/>
-      </w:pPr>
-      <w:r>
-        <w:t xml:space="preserve">K&amp;L GATES LLP</w:t>
+        <w:keepLines/>
+        <w:spacing w:before="0" w:after="0" w:line="408" w:lineRule="exact"/>
+        <w:ind w:left="4680" w:firstLine="140"/>
+      </w:pPr>
+      <w:r>
+        <w:rPr>
+          <w:i/>
+          <w:iCs/>
+        </w:rPr>
+        <w:t xml:space="preserve">One</w:t>
+      </w:r>
+      <w:r>
+        <w:rPr>
+          <w:i/>
+          <w:iCs/>
+        </w:rPr>
+        <w:t xml:space="preserve"> </w:t>
+      </w:r>
+      <w:r>
+        <w:rPr>
+          <w:i/>
+          <w:iCs/>
+        </w:rPr>
+        <w:t xml:space="preserve">Newark</w:t>
+      </w:r>
+      <w:r>
+        <w:rPr>
+          <w:i/>
+          <w:iCs/>
+        </w:rPr>
+        <w:t xml:space="preserve"> </w:t>
+      </w:r>
+      <w:r>
+        <w:rPr>
+          <w:i/>
+          <w:iCs/>
+        </w:rPr>
+        <w:t xml:space="preserve">Center,</w:t>
+      </w:r>
+      <w:r>
+        <w:rPr>
+          <w:i/>
+          <w:iCs/>
+        </w:rPr>
+        <w:t xml:space="preserve"> </w:t>
+      </w:r>
+      <w:r>
+        <w:rPr>
+          <w:i/>
+          <w:iCs/>
+        </w:rPr>
+        <w:t xml:space="preserve">10th</w:t>
+      </w:r>
+      <w:r>
+        <w:rPr>
+          <w:i/>
+          <w:iCs/>
+        </w:rPr>
+        <w:t xml:space="preserve"> </w:t>
+      </w:r>
+      <w:r>
+        <w:rPr>
+          <w:i/>
+          <w:iCs/>
+        </w:rPr>
+        <w:t xml:space="preserve">Floor</w:t>
       </w:r>
     </w:p>
     <w:p>
       <w:pPr>
         <w:keepNext/>
-        <w:spacing w:before="0" w:after="0" w:line="240" w:lineRule="auto"/>
-        <w:ind w:left="4320"/>
-      </w:pPr>
-      <w:r>
-        <w:t xml:space="preserve">One Newark Center, 10th Floor</w:t>
+        <w:keepLines/>
+        <w:spacing w:before="0" w:after="0" w:line="408" w:lineRule="exact"/>
+        <w:ind w:left="4680" w:firstLine="140"/>
+      </w:pPr>
+      <w:r>
+        <w:rPr>
+          <w:i/>
+          <w:iCs/>
+        </w:rPr>
+        <w:t xml:space="preserve">Newark,</w:t>
+      </w:r>
+      <w:r>
+        <w:rPr>
+          <w:i/>
+          <w:iCs/>
+        </w:rPr>
+        <w:t xml:space="preserve"> </w:t>
+      </w:r>
+      <w:r>
+        <w:rPr>
+          <w:i/>
+          <w:iCs/>
+        </w:rPr>
+        <w:t xml:space="preserve">NJ</w:t>
+      </w:r>
+      <w:r>
+        <w:rPr>
+          <w:i/>
+          <w:iCs/>
+        </w:rPr>
+        <w:t xml:space="preserve"> </w:t>
+      </w:r>
+      <w:r>
+        <w:rPr>
+          <w:i/>
+          <w:iCs/>
+        </w:rPr>
+        <w:t xml:space="preserve">07102</w:t>
       </w:r>
     </w:p>
     <w:p>
       <w:pPr>
         <w:keepNext/>
-        <w:spacing w:before="0" w:after="0" w:line="240" w:lineRule="auto"/>
-        <w:ind w:left="4320"/>
-      </w:pPr>
-      <w:r>
-        <w:t xml:space="preserve">Newark, NJ 07102</w:t>
+        <w:keepLines/>
+        <w:spacing w:before="0" w:after="0" w:line="408" w:lineRule="exact"/>
+        <w:ind w:left="4680" w:firstLine="140"/>
+      </w:pPr>
+      <w:r>
+        <w:rPr>
+          <w:i/>
+          <w:iCs/>
+        </w:rPr>
+        <w:t xml:space="preserve">(973)</w:t>
+      </w:r>
+      <w:r>
+        <w:rPr>
+          <w:i/>
+          <w:iCs/>
+        </w:rPr>
+        <w:t xml:space="preserve"> </w:t>
+      </w:r>
+      <w:r>
+        <w:rPr>
+          <w:i/>
+          <w:iCs/>
+        </w:rPr>
+        <w:t xml:space="preserve">848</w:t>
+        <w:noBreakHyphen/>
+        <w:t xml:space="preserve">4000</w:t>
+      </w:r>
+      <w:r>
+        <w:rPr>
+          <w:i/>
+          <w:iCs/>
+        </w:rPr>
+        <w:t xml:space="preserve"> </w:t>
+      </w:r>
+      <w:r>
+        <w:rPr>
+          <w:i/>
+          <w:iCs/>
+        </w:rPr>
+        <w:t xml:space="preserve">(telephone)</w:t>
       </w:r>
     </w:p>
     <w:p>
       <w:pPr>
         <w:keepNext/>
-        <w:spacing w:before="0" w:after="0" w:line="240" w:lineRule="auto"/>
-        <w:ind w:left="4320"/>
-      </w:pPr>
-      <w:r>
-        <w:t xml:space="preserve">(973) 848-4000 (telephone)</w:t>
-      </w:r>
-    </w:p>
-    <w:p>
-      <w:pPr>
-        <w:keepNext/>
-        <w:spacing w:before="0" w:after="0" w:line="240" w:lineRule="auto"/>
-        <w:ind w:left="4320"/>
-      </w:pPr>
-      <w:r>
+        <w:keepLines/>
+        <w:spacing w:before="0" w:after="0" w:line="408" w:lineRule="exact"/>
+        <w:ind w:left="4680" w:firstLine="140"/>
+      </w:pPr>
+      <w:r>
+        <w:rPr>
+          <w:i/>
+          <w:iCs/>
+        </w:rPr>
         <w:t xml:space="preserve">Daniel.Eliades@klgates.com</w:t>
       </w:r>
     </w:p>
     <w:p>
       <w:pPr>
-        <w:keepNext/>
-        <w:spacing w:before="0" w:after="0" w:line="240" w:lineRule="auto"/>
-        <w:ind w:left="4320"/>
-      </w:pPr>
-      <w:r>
-        <w:t xml:space="preserve"/>
-      </w:r>
-    </w:p>
-    <w:p>
-      <w:pPr>
-        <w:keepNext/>
-        <w:spacing w:before="0" w:after="0" w:line="240" w:lineRule="auto"/>
-        <w:ind w:left="4320"/>
-      </w:pPr>
-      <w:r>
-        <w:t xml:space="preserve">September 12, 2024</w:t>
+        <w:keepLines/>
+        <w:spacing w:before="224" w:after="0" w:line="408" w:lineRule="exact"/>
+        <w:ind w:left="0" w:firstLine="0"/>
+      </w:pPr>
+      <w:r>
+        <w:t xml:space="preserve">September</w:t>
+      </w:r>
+      <w:r>
+        <w:t xml:space="preserve"> </w:t>
+      </w:r>
+      <w:r>
+        <w:t xml:space="preserve">12,</w:t>
+      </w:r>
+      <w:r>
+        <w:t xml:space="preserve"> </w:t>
+      </w:r>
+      <w:r>
+        <w:t xml:space="preserve">2024</w:t>
       </w:r>
     </w:p>
     <w:p>
       <w:pPr>
         <w:pStyle w:val="Heading1"/>
         <w:keepNext/>
+        <w:keepLines/>
         <w:pageBreakBefore/>
-        <w:spacing w:before="0" w:after="240" w:line="240" w:lineRule="auto"/>
+        <w:spacing w:before="0" w:after="308" w:line="480" w:lineRule="exact"/>
+        <w:ind w:left="0" w:firstLine="0"/>
         <w:jc w:val="center"/>
       </w:pPr>
       <w:r>
+        <w:rPr>
+          <w:b/>
+          <w:bCs/>
+          <w:sz w:val="32"/>
+          <w:szCs w:val="32"/>
+        </w:rPr>
         <w:t xml:space="preserve">CERTIFICATE OF BAR MEMBERSHIP</w:t>
       </w:r>
     </w:p>
     <w:p>
       <w:pPr>
-        <w:spacing w:before="0" w:after="0" w:line="480" w:lineRule="auto"/>
+        <w:spacing w:before="0" w:after="0" w:line="636" w:lineRule="exact"/>
+        <w:ind w:left="0" w:firstLine="720"/>
       </w:pPr>
       <w:r>
         <w:t xml:space="preserve">I hereby certify that at least one of the attorneys whose names appear on this brief is a member of the bar of this Court.</w:t>
@@ -1422,70 +6266,238 @@
     <w:p>
       <w:pPr>
         <w:keepNext/>
-        <w:spacing w:before="0" w:after="0" w:line="240" w:lineRule="auto"/>
-        <w:ind w:left="4320"/>
-      </w:pPr>
-      <w:r>
-        <w:t xml:space="preserve">/s/ Daniel M. Eliades</w:t>
+        <w:keepLines/>
+        <w:spacing w:before="448" w:after="0" w:line="408" w:lineRule="exact"/>
+        <w:ind w:left="4680" w:firstLine="0"/>
+      </w:pPr>
+      <w:r>
+        <w:t xml:space="preserve">s/ Daniel M. Eliades</w:t>
       </w:r>
     </w:p>
     <w:p>
       <w:pPr>
         <w:keepNext/>
-        <w:spacing w:before="0" w:after="0" w:line="240" w:lineRule="auto"/>
-        <w:ind w:left="4320"/>
-      </w:pPr>
-      <w:r>
-        <w:t xml:space="preserve">DANIEL M. ELIADES</w:t>
+        <w:keepLines/>
+        <w:spacing w:before="0" w:after="0" w:line="408" w:lineRule="exact"/>
+        <w:ind w:left="4680" w:firstLine="0"/>
+      </w:pPr>
+      <w:r>
+        <w:t xml:space="preserve">Daniel M. Eliades</w:t>
       </w:r>
     </w:p>
     <w:p>
       <w:pPr>
         <w:keepNext/>
-        <w:spacing w:before="0" w:after="0" w:line="240" w:lineRule="auto"/>
-        <w:ind w:left="4320"/>
-      </w:pPr>
-      <w:r>
-        <w:t xml:space="preserve">K&amp;L GATES LLP</w:t>
+        <w:keepLines/>
+        <w:spacing w:before="0" w:after="0" w:line="408" w:lineRule="exact"/>
+        <w:ind w:left="4680" w:firstLine="0"/>
+      </w:pPr>
+      <w:r>
+        <w:rPr>
+          <w:i/>
+          <w:iCs/>
+        </w:rPr>
+        <w:t xml:space="preserve">K&amp;L</w:t>
+      </w:r>
+      <w:r>
+        <w:rPr>
+          <w:i/>
+          <w:iCs/>
+        </w:rPr>
+        <w:t xml:space="preserve"> </w:t>
+      </w:r>
+      <w:r>
+        <w:rPr>
+          <w:i/>
+          <w:iCs/>
+        </w:rPr>
+        <w:t xml:space="preserve">GATES</w:t>
+      </w:r>
+      <w:r>
+        <w:rPr>
+          <w:i/>
+          <w:iCs/>
+        </w:rPr>
+        <w:t xml:space="preserve"> </w:t>
+      </w:r>
+      <w:r>
+        <w:rPr>
+          <w:i/>
+          <w:iCs/>
+        </w:rPr>
+        <w:t xml:space="preserve">LLP</w:t>
       </w:r>
     </w:p>
     <w:p>
       <w:pPr>
         <w:keepNext/>
-        <w:spacing w:before="0" w:after="0" w:line="240" w:lineRule="auto"/>
-        <w:ind w:left="4320"/>
-      </w:pPr>
-      <w:r>
-        <w:t xml:space="preserve">One Newark Center, 10th Floor</w:t>
+        <w:keepLines/>
+        <w:spacing w:before="0" w:after="0" w:line="408" w:lineRule="exact"/>
+        <w:ind w:left="4680" w:firstLine="0"/>
+      </w:pPr>
+      <w:r>
+        <w:rPr>
+          <w:i/>
+          <w:iCs/>
+        </w:rPr>
+        <w:t xml:space="preserve">One</w:t>
+      </w:r>
+      <w:r>
+        <w:rPr>
+          <w:i/>
+          <w:iCs/>
+        </w:rPr>
+        <w:t xml:space="preserve"> </w:t>
+      </w:r>
+      <w:r>
+        <w:rPr>
+          <w:i/>
+          <w:iCs/>
+        </w:rPr>
+        <w:t xml:space="preserve">Newark</w:t>
+      </w:r>
+      <w:r>
+        <w:rPr>
+          <w:i/>
+          <w:iCs/>
+        </w:rPr>
+        <w:t xml:space="preserve"> </w:t>
+      </w:r>
+      <w:r>
+        <w:rPr>
+          <w:i/>
+          <w:iCs/>
+        </w:rPr>
+        <w:t xml:space="preserve">Center,</w:t>
+      </w:r>
+      <w:r>
+        <w:rPr>
+          <w:i/>
+          <w:iCs/>
+        </w:rPr>
+        <w:t xml:space="preserve"> </w:t>
+      </w:r>
+      <w:r>
+        <w:rPr>
+          <w:i/>
+          <w:iCs/>
+        </w:rPr>
+        <w:t xml:space="preserve">10th</w:t>
+      </w:r>
+      <w:r>
+        <w:rPr>
+          <w:i/>
+          <w:iCs/>
+        </w:rPr>
+        <w:t xml:space="preserve"> </w:t>
+      </w:r>
+      <w:r>
+        <w:rPr>
+          <w:i/>
+          <w:iCs/>
+        </w:rPr>
+        <w:t xml:space="preserve">Floor</w:t>
       </w:r>
     </w:p>
     <w:p>
       <w:pPr>
         <w:keepNext/>
-        <w:spacing w:before="0" w:after="0" w:line="240" w:lineRule="auto"/>
-        <w:ind w:left="4320"/>
-      </w:pPr>
-      <w:r>
-        <w:t xml:space="preserve">Newark, NJ 07102</w:t>
+        <w:keepLines/>
+        <w:spacing w:before="0" w:after="0" w:line="408" w:lineRule="exact"/>
+        <w:ind w:left="4680" w:firstLine="0"/>
+      </w:pPr>
+      <w:r>
+        <w:rPr>
+          <w:i/>
+          <w:iCs/>
+        </w:rPr>
+        <w:t xml:space="preserve">Newark,</w:t>
+      </w:r>
+      <w:r>
+        <w:rPr>
+          <w:i/>
+          <w:iCs/>
+        </w:rPr>
+        <w:t xml:space="preserve"> </w:t>
+      </w:r>
+      <w:r>
+        <w:rPr>
+          <w:i/>
+          <w:iCs/>
+        </w:rPr>
+        <w:t xml:space="preserve">NJ</w:t>
+      </w:r>
+      <w:r>
+        <w:rPr>
+          <w:i/>
+          <w:iCs/>
+        </w:rPr>
+        <w:t xml:space="preserve"> </w:t>
+      </w:r>
+      <w:r>
+        <w:rPr>
+          <w:i/>
+          <w:iCs/>
+        </w:rPr>
+        <w:t xml:space="preserve">07102</w:t>
       </w:r>
     </w:p>
     <w:p>
       <w:pPr>
         <w:keepNext/>
-        <w:spacing w:before="0" w:after="0" w:line="240" w:lineRule="auto"/>
-        <w:ind w:left="4320"/>
-      </w:pPr>
-      <w:r>
-        <w:t xml:space="preserve">(973) 848-4000 (telephone)</w:t>
-      </w:r>
-    </w:p>
-    <w:p>
-      <w:pPr>
-        <w:keepNext/>
-        <w:spacing w:before="0" w:after="0" w:line="240" w:lineRule="auto"/>
-        <w:ind w:left="4320"/>
-      </w:pPr>
-      <w:r>
+        <w:keepLines/>
+        <w:spacing w:before="0" w:after="0" w:line="408" w:lineRule="exact"/>
+        <w:ind w:left="4680" w:firstLine="0"/>
+      </w:pPr>
+      <w:r>
+        <w:rPr>
+          <w:i/>
+          <w:iCs/>
+        </w:rPr>
+        <w:t xml:space="preserve">(973)</w:t>
+      </w:r>
+      <w:r>
+        <w:rPr>
+          <w:i/>
+          <w:iCs/>
+        </w:rPr>
+        <w:t xml:space="preserve"> </w:t>
+      </w:r>
+      <w:r>
+        <w:rPr>
+          <w:i/>
+          <w:iCs/>
+        </w:rPr>
+        <w:t xml:space="preserve">848</w:t>
+        <w:noBreakHyphen/>
+        <w:t xml:space="preserve">4000</w:t>
+      </w:r>
+      <w:r>
+        <w:rPr>
+          <w:i/>
+          <w:iCs/>
+        </w:rPr>
+        <w:t xml:space="preserve"> </w:t>
+      </w:r>
+      <w:r>
+        <w:rPr>
+          <w:i/>
+          <w:iCs/>
+        </w:rPr>
+        <w:t xml:space="preserve">(telephone)</w:t>
+      </w:r>
+    </w:p>
+    <w:p>
+      <w:pPr>
+        <w:keepLines/>
+        <w:spacing w:before="0" w:after="0" w:line="408" w:lineRule="exact"/>
+        <w:ind w:left="4680" w:firstLine="0"/>
+      </w:pPr>
+      <w:r>
+        <w:rPr>
+          <w:i/>
+          <w:iCs/>
+        </w:rPr>
         <w:t xml:space="preserve">Daniel.Eliades@klgates.com</w:t>
       </w:r>
     </w:p>
@@ -1493,17 +6505,26 @@
       <w:pPr>
         <w:pStyle w:val="Heading1"/>
         <w:keepNext/>
+        <w:keepLines/>
         <w:pageBreakBefore/>
-        <w:spacing w:before="0" w:after="240" w:line="240" w:lineRule="auto"/>
+        <w:spacing w:before="0" w:after="308" w:line="480" w:lineRule="exact"/>
+        <w:ind w:left="0" w:firstLine="0"/>
         <w:jc w:val="center"/>
       </w:pPr>
       <w:r>
+        <w:rPr>
+          <w:b/>
+          <w:bCs/>
+          <w:sz w:val="32"/>
+          <w:szCs w:val="32"/>
+        </w:rPr>
         <w:t xml:space="preserve">ELECTRONIC-FILING CERTIFICATION</w:t>
       </w:r>
     </w:p>
     <w:p>
       <w:pPr>
-        <w:spacing w:before="0" w:after="0" w:line="480" w:lineRule="auto"/>
+        <w:spacing w:before="0" w:after="0" w:line="636" w:lineRule="exact"/>
+        <w:ind w:left="0" w:firstLine="720"/>
       </w:pPr>
       <w:r>
         <w:t xml:space="preserve">I hereby certify that the text of the electronically filed brief is identical to the text in the paper copies. I also certify that a virus detection program has been run on the electronic file and that no virus was detected. The virus detection program used, and its version, is ____________________.</w:t>
@@ -1512,70 +6533,238 @@
     <w:p>
       <w:pPr>
         <w:keepNext/>
-        <w:spacing w:before="0" w:after="0" w:line="240" w:lineRule="auto"/>
-        <w:ind w:left="4320"/>
-      </w:pPr>
-      <w:r>
-        <w:t xml:space="preserve">/s/ Daniel M. Eliades</w:t>
+        <w:keepLines/>
+        <w:spacing w:before="448" w:after="0" w:line="408" w:lineRule="exact"/>
+        <w:ind w:left="4680" w:firstLine="0"/>
+      </w:pPr>
+      <w:r>
+        <w:t xml:space="preserve">s/ Daniel M. Eliades</w:t>
       </w:r>
     </w:p>
     <w:p>
       <w:pPr>
         <w:keepNext/>
-        <w:spacing w:before="0" w:after="0" w:line="240" w:lineRule="auto"/>
-        <w:ind w:left="4320"/>
-      </w:pPr>
-      <w:r>
-        <w:t xml:space="preserve">DANIEL M. ELIADES</w:t>
+        <w:keepLines/>
+        <w:spacing w:before="0" w:after="0" w:line="408" w:lineRule="exact"/>
+        <w:ind w:left="4680" w:firstLine="0"/>
+      </w:pPr>
+      <w:r>
+        <w:t xml:space="preserve">Daniel M. Eliades</w:t>
       </w:r>
     </w:p>
     <w:p>
       <w:pPr>
         <w:keepNext/>
-        <w:spacing w:before="0" w:after="0" w:line="240" w:lineRule="auto"/>
-        <w:ind w:left="4320"/>
-      </w:pPr>
-      <w:r>
-        <w:t xml:space="preserve">K&amp;L GATES LLP</w:t>
+        <w:keepLines/>
+        <w:spacing w:before="0" w:after="0" w:line="408" w:lineRule="exact"/>
+        <w:ind w:left="4680" w:firstLine="0"/>
+      </w:pPr>
+      <w:r>
+        <w:rPr>
+          <w:i/>
+          <w:iCs/>
+        </w:rPr>
+        <w:t xml:space="preserve">K&amp;L</w:t>
+      </w:r>
+      <w:r>
+        <w:rPr>
+          <w:i/>
+          <w:iCs/>
+        </w:rPr>
+        <w:t xml:space="preserve"> </w:t>
+      </w:r>
+      <w:r>
+        <w:rPr>
+          <w:i/>
+          <w:iCs/>
+        </w:rPr>
+        <w:t xml:space="preserve">GATES</w:t>
+      </w:r>
+      <w:r>
+        <w:rPr>
+          <w:i/>
+          <w:iCs/>
+        </w:rPr>
+        <w:t xml:space="preserve"> </w:t>
+      </w:r>
+      <w:r>
+        <w:rPr>
+          <w:i/>
+          <w:iCs/>
+        </w:rPr>
+        <w:t xml:space="preserve">LLP</w:t>
       </w:r>
     </w:p>
     <w:p>
       <w:pPr>
         <w:keepNext/>
-        <w:spacing w:before="0" w:after="0" w:line="240" w:lineRule="auto"/>
-        <w:ind w:left="4320"/>
-      </w:pPr>
-      <w:r>
-        <w:t xml:space="preserve">One Newark Center, 10th Floor</w:t>
+        <w:keepLines/>
+        <w:spacing w:before="0" w:after="0" w:line="408" w:lineRule="exact"/>
+        <w:ind w:left="4680" w:firstLine="0"/>
+      </w:pPr>
+      <w:r>
+        <w:rPr>
+          <w:i/>
+          <w:iCs/>
+        </w:rPr>
+        <w:t xml:space="preserve">One</w:t>
+      </w:r>
+      <w:r>
+        <w:rPr>
+          <w:i/>
+          <w:iCs/>
+        </w:rPr>
+        <w:t xml:space="preserve"> </w:t>
+      </w:r>
+      <w:r>
+        <w:rPr>
+          <w:i/>
+          <w:iCs/>
+        </w:rPr>
+        <w:t xml:space="preserve">Newark</w:t>
+      </w:r>
+      <w:r>
+        <w:rPr>
+          <w:i/>
+          <w:iCs/>
+        </w:rPr>
+        <w:t xml:space="preserve"> </w:t>
+      </w:r>
+      <w:r>
+        <w:rPr>
+          <w:i/>
+          <w:iCs/>
+        </w:rPr>
+        <w:t xml:space="preserve">Center,</w:t>
+      </w:r>
+      <w:r>
+        <w:rPr>
+          <w:i/>
+          <w:iCs/>
+        </w:rPr>
+        <w:t xml:space="preserve"> </w:t>
+      </w:r>
+      <w:r>
+        <w:rPr>
+          <w:i/>
+          <w:iCs/>
+        </w:rPr>
+        <w:t xml:space="preserve">10th</w:t>
+      </w:r>
+      <w:r>
+        <w:rPr>
+          <w:i/>
+          <w:iCs/>
+        </w:rPr>
+        <w:t xml:space="preserve"> </w:t>
+      </w:r>
+      <w:r>
+        <w:rPr>
+          <w:i/>
+          <w:iCs/>
+        </w:rPr>
+        <w:t xml:space="preserve">Floor</w:t>
       </w:r>
     </w:p>
     <w:p>
       <w:pPr>
         <w:keepNext/>
-        <w:spacing w:before="0" w:after="0" w:line="240" w:lineRule="auto"/>
-        <w:ind w:left="4320"/>
-      </w:pPr>
-      <w:r>
-        <w:t xml:space="preserve">Newark, NJ 07102</w:t>
+        <w:keepLines/>
+        <w:spacing w:before="0" w:after="0" w:line="408" w:lineRule="exact"/>
+        <w:ind w:left="4680" w:firstLine="0"/>
+      </w:pPr>
+      <w:r>
+        <w:rPr>
+          <w:i/>
+          <w:iCs/>
+        </w:rPr>
+        <w:t xml:space="preserve">Newark,</w:t>
+      </w:r>
+      <w:r>
+        <w:rPr>
+          <w:i/>
+          <w:iCs/>
+        </w:rPr>
+        <w:t xml:space="preserve"> </w:t>
+      </w:r>
+      <w:r>
+        <w:rPr>
+          <w:i/>
+          <w:iCs/>
+        </w:rPr>
+        <w:t xml:space="preserve">NJ</w:t>
+      </w:r>
+      <w:r>
+        <w:rPr>
+          <w:i/>
+          <w:iCs/>
+        </w:rPr>
+        <w:t xml:space="preserve"> </w:t>
+      </w:r>
+      <w:r>
+        <w:rPr>
+          <w:i/>
+          <w:iCs/>
+        </w:rPr>
+        <w:t xml:space="preserve">07102</w:t>
       </w:r>
     </w:p>
     <w:p>
       <w:pPr>
         <w:keepNext/>
-        <w:spacing w:before="0" w:after="0" w:line="240" w:lineRule="auto"/>
-        <w:ind w:left="4320"/>
-      </w:pPr>
-      <w:r>
-        <w:t xml:space="preserve">(973) 848-4000 (telephone)</w:t>
-      </w:r>
-    </w:p>
-    <w:p>
-      <w:pPr>
-        <w:keepNext/>
-        <w:spacing w:before="0" w:after="0" w:line="240" w:lineRule="auto"/>
-        <w:ind w:left="4320"/>
-      </w:pPr>
-      <w:r>
+        <w:keepLines/>
+        <w:spacing w:before="0" w:after="0" w:line="408" w:lineRule="exact"/>
+        <w:ind w:left="4680" w:firstLine="0"/>
+      </w:pPr>
+      <w:r>
+        <w:rPr>
+          <w:i/>
+          <w:iCs/>
+        </w:rPr>
+        <w:t xml:space="preserve">(973)</w:t>
+      </w:r>
+      <w:r>
+        <w:rPr>
+          <w:i/>
+          <w:iCs/>
+        </w:rPr>
+        <w:t xml:space="preserve"> </w:t>
+      </w:r>
+      <w:r>
+        <w:rPr>
+          <w:i/>
+          <w:iCs/>
+        </w:rPr>
+        <w:t xml:space="preserve">848</w:t>
+        <w:noBreakHyphen/>
+        <w:t xml:space="preserve">4000</w:t>
+      </w:r>
+      <w:r>
+        <w:rPr>
+          <w:i/>
+          <w:iCs/>
+        </w:rPr>
+        <w:t xml:space="preserve"> </w:t>
+      </w:r>
+      <w:r>
+        <w:rPr>
+          <w:i/>
+          <w:iCs/>
+        </w:rPr>
+        <w:t xml:space="preserve">(telephone)</w:t>
+      </w:r>
+    </w:p>
+    <w:p>
+      <w:pPr>
+        <w:keepLines/>
+        <w:spacing w:before="0" w:after="0" w:line="408" w:lineRule="exact"/>
+        <w:ind w:left="4680" w:firstLine="0"/>
+      </w:pPr>
+      <w:r>
+        <w:rPr>
+          <w:i/>
+          <w:iCs/>
+        </w:rPr>
         <w:t xml:space="preserve">Daniel.Eliades@klgates.com</w:t>
       </w:r>
     </w:p>
@@ -1583,97 +6772,275 @@
       <w:pPr>
         <w:pStyle w:val="Heading1"/>
         <w:keepNext/>
+        <w:keepLines/>
         <w:pageBreakBefore/>
-        <w:spacing w:before="0" w:after="240" w:line="240" w:lineRule="auto"/>
+        <w:spacing w:before="0" w:after="308" w:line="480" w:lineRule="exact"/>
+        <w:ind w:left="0" w:firstLine="0"/>
         <w:jc w:val="center"/>
       </w:pPr>
       <w:r>
+        <w:rPr>
+          <w:b/>
+          <w:bCs/>
+          <w:sz w:val="32"/>
+          <w:szCs w:val="32"/>
+        </w:rPr>
         <w:t xml:space="preserve">CERTIFICATE OF COMPLIANCE</w:t>
       </w:r>
     </w:p>
     <w:p>
       <w:pPr>
-        <w:spacing w:before="0" w:after="0" w:line="480" w:lineRule="auto"/>
-      </w:pPr>
-      <w:r>
-        <w:t xml:space="preserve">1. This brief complies with the type-volume limitation of Fed. R. App. P. 32(a)(7)(B) because it contains 2,421 words, excluding the parts of the brief exempted by Fed. R. App. P. 32(f). The count includes 0 words counted by hand in any visual images.</w:t>
-      </w:r>
-    </w:p>
-    <w:p>
-      <w:pPr>
-        <w:spacing w:before="0" w:after="0" w:line="480" w:lineRule="auto"/>
-      </w:pPr>
-      <w:r>
-        <w:t xml:space="preserve">2. This brief complies with the typeface requirements of Fed. R. App. P. 32(a)(5) and the type-style requirements of Fed. R. App. P. 32(a)(6) because it has been prepared in a proportionally spaced typeface using Microsoft Word (docx engine) in 14-point, EB Garamond.</w:t>
+        <w:spacing w:before="0" w:after="0" w:line="636" w:lineRule="exact"/>
+        <w:ind w:left="0" w:firstLine="720"/>
+      </w:pPr>
+      <w:r>
+        <w:t xml:space="preserve">1. This brief complies with the type-volume limitation of Fed. R. App. P. 32(a)⁠(7)⁠(B) because it contains 2,421 words, excluding the parts of the brief exempted by Fed. R. App. P. 32(f). The count includes 0 words counted by hand in any visual images.</w:t>
+      </w:r>
+    </w:p>
+    <w:p>
+      <w:pPr>
+        <w:spacing w:before="0" w:after="0" w:line="636" w:lineRule="exact"/>
+        <w:ind w:left="0" w:firstLine="720"/>
+      </w:pPr>
+      <w:r>
+        <w:t xml:space="preserve">2. This brief complies with the typeface requirements of Fed. R. App. P. 32(a)⁠(5) and the type-style requirements of Fed. R. App. P. 32(a)⁠(6) because it has been prepared in a proportionally spaced typeface, 14-point TeX Gyre Schola.</w:t>
       </w:r>
     </w:p>
     <w:p>
       <w:pPr>
         <w:keepNext/>
-        <w:spacing w:before="0" w:after="0" w:line="240" w:lineRule="auto"/>
-        <w:ind w:left="4320"/>
-      </w:pPr>
-      <w:r>
-        <w:t xml:space="preserve">/s/ Daniel M. Eliades</w:t>
+        <w:keepLines/>
+        <w:spacing w:before="448" w:after="0" w:line="408" w:lineRule="exact"/>
+        <w:ind w:left="4680" w:firstLine="0"/>
+      </w:pPr>
+      <w:r>
+        <w:t xml:space="preserve">s/ Daniel M. Eliades</w:t>
       </w:r>
     </w:p>
     <w:p>
       <w:pPr>
         <w:keepNext/>
-        <w:spacing w:before="0" w:after="0" w:line="240" w:lineRule="auto"/>
-        <w:ind w:left="4320"/>
-      </w:pPr>
-      <w:r>
-        <w:t xml:space="preserve">DANIEL M. ELIADES</w:t>
+        <w:keepLines/>
+        <w:spacing w:before="0" w:after="0" w:line="408" w:lineRule="exact"/>
+        <w:ind w:left="4680" w:firstLine="0"/>
+      </w:pPr>
+      <w:r>
+        <w:t xml:space="preserve">Daniel M. Eliades</w:t>
       </w:r>
     </w:p>
     <w:p>
       <w:pPr>
         <w:keepNext/>
-        <w:spacing w:before="0" w:after="0" w:line="240" w:lineRule="auto"/>
-        <w:ind w:left="4320"/>
-      </w:pPr>
-      <w:r>
-        <w:t xml:space="preserve">K&amp;L GATES LLP</w:t>
+        <w:keepLines/>
+        <w:spacing w:before="0" w:after="0" w:line="408" w:lineRule="exact"/>
+        <w:ind w:left="4680" w:firstLine="0"/>
+      </w:pPr>
+      <w:r>
+        <w:rPr>
+          <w:i/>
+          <w:iCs/>
+        </w:rPr>
+        <w:t xml:space="preserve">K&amp;L</w:t>
+      </w:r>
+      <w:r>
+        <w:rPr>
+          <w:i/>
+          <w:iCs/>
+        </w:rPr>
+        <w:t xml:space="preserve"> </w:t>
+      </w:r>
+      <w:r>
+        <w:rPr>
+          <w:i/>
+          <w:iCs/>
+        </w:rPr>
+        <w:t xml:space="preserve">GATES</w:t>
+      </w:r>
+      <w:r>
+        <w:rPr>
+          <w:i/>
+          <w:iCs/>
+        </w:rPr>
+        <w:t xml:space="preserve"> </w:t>
+      </w:r>
+      <w:r>
+        <w:rPr>
+          <w:i/>
+          <w:iCs/>
+        </w:rPr>
+        <w:t xml:space="preserve">LLP</w:t>
       </w:r>
     </w:p>
     <w:p>
       <w:pPr>
         <w:keepNext/>
-        <w:spacing w:before="0" w:after="0" w:line="240" w:lineRule="auto"/>
-        <w:ind w:left="4320"/>
-      </w:pPr>
-      <w:r>
-        <w:t xml:space="preserve">One Newark Center, 10th Floor</w:t>
+        <w:keepLines/>
+        <w:spacing w:before="0" w:after="0" w:line="408" w:lineRule="exact"/>
+        <w:ind w:left="4680" w:firstLine="0"/>
+      </w:pPr>
+      <w:r>
+        <w:rPr>
+          <w:i/>
+          <w:iCs/>
+        </w:rPr>
+        <w:t xml:space="preserve">One</w:t>
+      </w:r>
+      <w:r>
+        <w:rPr>
+          <w:i/>
+          <w:iCs/>
+        </w:rPr>
+        <w:t xml:space="preserve"> </w:t>
+      </w:r>
+      <w:r>
+        <w:rPr>
+          <w:i/>
+          <w:iCs/>
+        </w:rPr>
+        <w:t xml:space="preserve">Newark</w:t>
+      </w:r>
+      <w:r>
+        <w:rPr>
+          <w:i/>
+          <w:iCs/>
+        </w:rPr>
+        <w:t xml:space="preserve"> </w:t>
+      </w:r>
+      <w:r>
+        <w:rPr>
+          <w:i/>
+          <w:iCs/>
+        </w:rPr>
+        <w:t xml:space="preserve">Center,</w:t>
+      </w:r>
+      <w:r>
+        <w:rPr>
+          <w:i/>
+          <w:iCs/>
+        </w:rPr>
+        <w:t xml:space="preserve"> </w:t>
+      </w:r>
+      <w:r>
+        <w:rPr>
+          <w:i/>
+          <w:iCs/>
+        </w:rPr>
+        <w:t xml:space="preserve">10th</w:t>
+      </w:r>
+      <w:r>
+        <w:rPr>
+          <w:i/>
+          <w:iCs/>
+        </w:rPr>
+        <w:t xml:space="preserve"> </w:t>
+      </w:r>
+      <w:r>
+        <w:rPr>
+          <w:i/>
+          <w:iCs/>
+        </w:rPr>
+        <w:t xml:space="preserve">Floor</w:t>
       </w:r>
     </w:p>
     <w:p>
       <w:pPr>
         <w:keepNext/>
-        <w:spacing w:before="0" w:after="0" w:line="240" w:lineRule="auto"/>
-        <w:ind w:left="4320"/>
-      </w:pPr>
-      <w:r>
-        <w:t xml:space="preserve">Newark, NJ 07102</w:t>
+        <w:keepLines/>
+        <w:spacing w:before="0" w:after="0" w:line="408" w:lineRule="exact"/>
+        <w:ind w:left="4680" w:firstLine="0"/>
+      </w:pPr>
+      <w:r>
+        <w:rPr>
+          <w:i/>
+          <w:iCs/>
+        </w:rPr>
+        <w:t xml:space="preserve">Newark,</w:t>
+      </w:r>
+      <w:r>
+        <w:rPr>
+          <w:i/>
+          <w:iCs/>
+        </w:rPr>
+        <w:t xml:space="preserve"> </w:t>
+      </w:r>
+      <w:r>
+        <w:rPr>
+          <w:i/>
+          <w:iCs/>
+        </w:rPr>
+        <w:t xml:space="preserve">NJ</w:t>
+      </w:r>
+      <w:r>
+        <w:rPr>
+          <w:i/>
+          <w:iCs/>
+        </w:rPr>
+        <w:t xml:space="preserve"> </w:t>
+      </w:r>
+      <w:r>
+        <w:rPr>
+          <w:i/>
+          <w:iCs/>
+        </w:rPr>
+        <w:t xml:space="preserve">07102</w:t>
       </w:r>
     </w:p>
     <w:p>
       <w:pPr>
         <w:keepNext/>
-        <w:spacing w:before="0" w:after="0" w:line="240" w:lineRule="auto"/>
-        <w:ind w:left="4320"/>
-      </w:pPr>
-      <w:r>
-        <w:t xml:space="preserve">(973) 848-4000 (telephone)</w:t>
-      </w:r>
-    </w:p>
-    <w:p>
-      <w:pPr>
-        <w:keepNext/>
-        <w:spacing w:before="0" w:after="0" w:line="240" w:lineRule="auto"/>
-        <w:ind w:left="4320"/>
-      </w:pPr>
-      <w:r>
+        <w:keepLines/>
+        <w:spacing w:before="0" w:after="0" w:line="408" w:lineRule="exact"/>
+        <w:ind w:left="4680" w:firstLine="0"/>
+      </w:pPr>
+      <w:r>
+        <w:rPr>
+          <w:i/>
+          <w:iCs/>
+        </w:rPr>
+        <w:t xml:space="preserve">(973)</w:t>
+      </w:r>
+      <w:r>
+        <w:rPr>
+          <w:i/>
+          <w:iCs/>
+        </w:rPr>
+        <w:t xml:space="preserve"> </w:t>
+      </w:r>
+      <w:r>
+        <w:rPr>
+          <w:i/>
+          <w:iCs/>
+        </w:rPr>
+        <w:t xml:space="preserve">848</w:t>
+        <w:noBreakHyphen/>
+        <w:t xml:space="preserve">4000</w:t>
+      </w:r>
+      <w:r>
+        <w:rPr>
+          <w:i/>
+          <w:iCs/>
+        </w:rPr>
+        <w:t xml:space="preserve"> </w:t>
+      </w:r>
+      <w:r>
+        <w:rPr>
+          <w:i/>
+          <w:iCs/>
+        </w:rPr>
+        <w:t xml:space="preserve">(telephone)</w:t>
+      </w:r>
+    </w:p>
+    <w:p>
+      <w:pPr>
+        <w:keepLines/>
+        <w:spacing w:before="0" w:after="0" w:line="408" w:lineRule="exact"/>
+        <w:ind w:left="4680" w:firstLine="0"/>
+      </w:pPr>
+      <w:r>
+        <w:rPr>
+          <w:i/>
+          <w:iCs/>
+        </w:rPr>
         <w:t xml:space="preserve">Daniel.Eliades@klgates.com</w:t>
       </w:r>
     </w:p>
@@ -1681,106 +7048,446 @@
       <w:pPr>
         <w:pStyle w:val="Heading1"/>
         <w:keepNext/>
+        <w:keepLines/>
         <w:pageBreakBefore/>
-        <w:spacing w:before="0" w:after="240" w:line="240" w:lineRule="auto"/>
+        <w:spacing w:before="0" w:after="308" w:line="480" w:lineRule="exact"/>
+        <w:ind w:left="0" w:firstLine="0"/>
         <w:jc w:val="center"/>
       </w:pPr>
       <w:r>
+        <w:rPr>
+          <w:b/>
+          <w:bCs/>
+          <w:sz w:val="32"/>
+          <w:szCs w:val="32"/>
+        </w:rPr>
         <w:t xml:space="preserve">CERTIFICATE OF SERVICE</w:t>
       </w:r>
     </w:p>
     <w:p>
       <w:pPr>
-        <w:spacing w:before="0" w:after="0" w:line="480" w:lineRule="auto"/>
-      </w:pPr>
-      <w:r>
-        <w:t xml:space="preserve">I certify that on September 12, 2024 I caused the foregoing Brief for Appellee Coldwell Banker Real Estate LLC to be served by electronic mail and Federal Express on the following:</w:t>
-      </w:r>
-    </w:p>
-    <w:p>
-      <w:pPr>
-        <w:spacing w:before="0" w:after="0" w:line="480" w:lineRule="auto"/>
-      </w:pPr>
-      <w:r>
-        <w:t xml:space="preserve">Neil Binder, 585 Dune Road, Apt. 37ab, West Hampton Beach, NY 11978</w:t>
+        <w:spacing w:before="0" w:after="0" w:line="636" w:lineRule="exact"/>
+        <w:ind w:left="0" w:firstLine="720"/>
+      </w:pPr>
+      <w:r>
+        <w:t xml:space="preserve">I certify that on </w:t>
+      </w:r>
+      <w:r>
+        <w:t xml:space="preserve">September</w:t>
+      </w:r>
+      <w:r>
+        <w:t xml:space="preserve"> </w:t>
+      </w:r>
+      <w:r>
+        <w:t xml:space="preserve">12,</w:t>
+      </w:r>
+      <w:r>
+        <w:t xml:space="preserve"> </w:t>
+      </w:r>
+      <w:r>
+        <w:t xml:space="preserve">2024</w:t>
+      </w:r>
+      <w:r>
+        <w:t xml:space="preserve"> I caused the foregoing </w:t>
+      </w:r>
+      <w:r>
+        <w:t xml:space="preserve">Brief</w:t>
+      </w:r>
+      <w:r>
+        <w:t xml:space="preserve"> </w:t>
+      </w:r>
+      <w:r>
+        <w:t xml:space="preserve">for</w:t>
+      </w:r>
+      <w:r>
+        <w:t xml:space="preserve"> </w:t>
+      </w:r>
+      <w:r>
+        <w:t xml:space="preserve">Appellee</w:t>
+      </w:r>
+      <w:r>
+        <w:t xml:space="preserve"> </w:t>
+      </w:r>
+      <w:r>
+        <w:t xml:space="preserve">Coldwell</w:t>
+      </w:r>
+      <w:r>
+        <w:t xml:space="preserve"> </w:t>
+      </w:r>
+      <w:r>
+        <w:t xml:space="preserve">Banker</w:t>
+      </w:r>
+      <w:r>
+        <w:t xml:space="preserve"> </w:t>
+      </w:r>
+      <w:r>
+        <w:t xml:space="preserve">Real</w:t>
+      </w:r>
+      <w:r>
+        <w:t xml:space="preserve"> </w:t>
+      </w:r>
+      <w:r>
+        <w:t xml:space="preserve">Estate</w:t>
+      </w:r>
+      <w:r>
+        <w:t xml:space="preserve"> </w:t>
+      </w:r>
+      <w:r>
+        <w:t xml:space="preserve">LLC</w:t>
+      </w:r>
+      <w:r>
+        <w:t xml:space="preserve"> to be served by </w:t>
+      </w:r>
+      <w:r>
+        <w:t xml:space="preserve">electronic</w:t>
+      </w:r>
+      <w:r>
+        <w:t xml:space="preserve"> </w:t>
+      </w:r>
+      <w:r>
+        <w:t xml:space="preserve">mail</w:t>
+      </w:r>
+      <w:r>
+        <w:t xml:space="preserve"> </w:t>
+      </w:r>
+      <w:r>
+        <w:t xml:space="preserve">and</w:t>
+      </w:r>
+      <w:r>
+        <w:t xml:space="preserve"> </w:t>
+      </w:r>
+      <w:r>
+        <w:t xml:space="preserve">Federal</w:t>
+      </w:r>
+      <w:r>
+        <w:t xml:space="preserve"> </w:t>
+      </w:r>
+      <w:r>
+        <w:t xml:space="preserve">Express</w:t>
+      </w:r>
+      <w:r>
+        <w:t xml:space="preserve"> on the following:</w:t>
+      </w:r>
+    </w:p>
+    <w:p>
+      <w:pPr>
+        <w:keepLines/>
+        <w:spacing w:before="196" w:after="0" w:line="636" w:lineRule="exact"/>
+        <w:ind w:left="720" w:firstLine="0"/>
+      </w:pPr>
+      <w:r>
+        <w:t xml:space="preserve">Neil</w:t>
+      </w:r>
+      <w:r>
+        <w:t xml:space="preserve"> </w:t>
+      </w:r>
+      <w:r>
+        <w:t xml:space="preserve">Binder</w:t>
+      </w:r>
+      <w:r>
+        <w:t xml:space="preserve">, </w:t>
+      </w:r>
+      <w:r>
+        <w:t xml:space="preserve">585</w:t>
+      </w:r>
+      <w:r>
+        <w:t xml:space="preserve"> </w:t>
+      </w:r>
+      <w:r>
+        <w:t xml:space="preserve">Dune</w:t>
+      </w:r>
+      <w:r>
+        <w:t xml:space="preserve"> </w:t>
+      </w:r>
+      <w:r>
+        <w:t xml:space="preserve">Road,</w:t>
+      </w:r>
+      <w:r>
+        <w:t xml:space="preserve"> </w:t>
+      </w:r>
+      <w:r>
+        <w:t xml:space="preserve">Apt.</w:t>
+      </w:r>
+      <w:r>
+        <w:t xml:space="preserve"> </w:t>
+      </w:r>
+      <w:r>
+        <w:t xml:space="preserve">37ab,</w:t>
+      </w:r>
+      <w:r>
+        <w:t xml:space="preserve"> </w:t>
+      </w:r>
+      <w:r>
+        <w:t xml:space="preserve">West</w:t>
+      </w:r>
+      <w:r>
+        <w:t xml:space="preserve"> </w:t>
+      </w:r>
+      <w:r>
+        <w:t xml:space="preserve">Hampton</w:t>
+      </w:r>
+      <w:r>
+        <w:t xml:space="preserve"> </w:t>
+      </w:r>
+      <w:r>
+        <w:t xml:space="preserve">Beach,</w:t>
+      </w:r>
+      <w:r>
+        <w:t xml:space="preserve"> </w:t>
+      </w:r>
+      <w:r>
+        <w:t xml:space="preserve">NY</w:t>
+      </w:r>
+      <w:r>
+        <w:t xml:space="preserve"> </w:t>
+      </w:r>
+      <w:r>
+        <w:t xml:space="preserve">11978</w:t>
       </w:r>
     </w:p>
     <w:p>
       <w:pPr>
         <w:keepNext/>
-        <w:spacing w:before="0" w:after="0" w:line="240" w:lineRule="auto"/>
-        <w:ind w:left="4320"/>
-      </w:pPr>
-      <w:r>
-        <w:t xml:space="preserve">/s/ Daniel M. Eliades</w:t>
+        <w:keepLines/>
+        <w:spacing w:before="448" w:after="0" w:line="408" w:lineRule="exact"/>
+        <w:ind w:left="4680" w:firstLine="0"/>
+      </w:pPr>
+      <w:r>
+        <w:t xml:space="preserve">s/ Daniel M. Eliades</w:t>
       </w:r>
     </w:p>
     <w:p>
       <w:pPr>
         <w:keepNext/>
-        <w:spacing w:before="0" w:after="0" w:line="240" w:lineRule="auto"/>
-        <w:ind w:left="4320"/>
-      </w:pPr>
-      <w:r>
-        <w:t xml:space="preserve">DANIEL M. ELIADES</w:t>
+        <w:keepLines/>
+        <w:spacing w:before="0" w:after="0" w:line="408" w:lineRule="exact"/>
+        <w:ind w:left="4680" w:firstLine="0"/>
+      </w:pPr>
+      <w:r>
+        <w:t xml:space="preserve">Daniel M. Eliades</w:t>
       </w:r>
     </w:p>
     <w:p>
       <w:pPr>
         <w:keepNext/>
-        <w:spacing w:before="0" w:after="0" w:line="240" w:lineRule="auto"/>
-        <w:ind w:left="4320"/>
-      </w:pPr>
-      <w:r>
-        <w:t xml:space="preserve">K&amp;L GATES LLP</w:t>
+        <w:keepLines/>
+        <w:spacing w:before="0" w:after="0" w:line="408" w:lineRule="exact"/>
+        <w:ind w:left="4680" w:firstLine="0"/>
+      </w:pPr>
+      <w:r>
+        <w:rPr>
+          <w:i/>
+          <w:iCs/>
+        </w:rPr>
+        <w:t xml:space="preserve">K&amp;L</w:t>
+      </w:r>
+      <w:r>
+        <w:rPr>
+          <w:i/>
+          <w:iCs/>
+        </w:rPr>
+        <w:t xml:space="preserve"> </w:t>
+      </w:r>
+      <w:r>
+        <w:rPr>
+          <w:i/>
+          <w:iCs/>
+        </w:rPr>
+        <w:t xml:space="preserve">GATES</w:t>
+      </w:r>
+      <w:r>
+        <w:rPr>
+          <w:i/>
+          <w:iCs/>
+        </w:rPr>
+        <w:t xml:space="preserve"> </w:t>
+      </w:r>
+      <w:r>
+        <w:rPr>
+          <w:i/>
+          <w:iCs/>
+        </w:rPr>
+        <w:t xml:space="preserve">LLP</w:t>
       </w:r>
     </w:p>
     <w:p>
       <w:pPr>
         <w:keepNext/>
-        <w:spacing w:before="0" w:after="0" w:line="240" w:lineRule="auto"/>
-        <w:ind w:left="4320"/>
-      </w:pPr>
-      <w:r>
-        <w:t xml:space="preserve">One Newark Center, 10th Floor</w:t>
+        <w:keepLines/>
+        <w:spacing w:before="0" w:after="0" w:line="408" w:lineRule="exact"/>
+        <w:ind w:left="4680" w:firstLine="0"/>
+      </w:pPr>
+      <w:r>
+        <w:rPr>
+          <w:i/>
+          <w:iCs/>
+        </w:rPr>
+        <w:t xml:space="preserve">One</w:t>
+      </w:r>
+      <w:r>
+        <w:rPr>
+          <w:i/>
+          <w:iCs/>
+        </w:rPr>
+        <w:t xml:space="preserve"> </w:t>
+      </w:r>
+      <w:r>
+        <w:rPr>
+          <w:i/>
+          <w:iCs/>
+        </w:rPr>
+        <w:t xml:space="preserve">Newark</w:t>
+      </w:r>
+      <w:r>
+        <w:rPr>
+          <w:i/>
+          <w:iCs/>
+        </w:rPr>
+        <w:t xml:space="preserve"> </w:t>
+      </w:r>
+      <w:r>
+        <w:rPr>
+          <w:i/>
+          <w:iCs/>
+        </w:rPr>
+        <w:t xml:space="preserve">Center,</w:t>
+      </w:r>
+      <w:r>
+        <w:rPr>
+          <w:i/>
+          <w:iCs/>
+        </w:rPr>
+        <w:t xml:space="preserve"> </w:t>
+      </w:r>
+      <w:r>
+        <w:rPr>
+          <w:i/>
+          <w:iCs/>
+        </w:rPr>
+        <w:t xml:space="preserve">10th</w:t>
+      </w:r>
+      <w:r>
+        <w:rPr>
+          <w:i/>
+          <w:iCs/>
+        </w:rPr>
+        <w:t xml:space="preserve"> </w:t>
+      </w:r>
+      <w:r>
+        <w:rPr>
+          <w:i/>
+          <w:iCs/>
+        </w:rPr>
+        <w:t xml:space="preserve">Floor</w:t>
       </w:r>
     </w:p>
     <w:p>
       <w:pPr>
         <w:keepNext/>
-        <w:spacing w:before="0" w:after="0" w:line="240" w:lineRule="auto"/>
-        <w:ind w:left="4320"/>
-      </w:pPr>
-      <w:r>
-        <w:t xml:space="preserve">Newark, NJ 07102</w:t>
+        <w:keepLines/>
+        <w:spacing w:before="0" w:after="0" w:line="408" w:lineRule="exact"/>
+        <w:ind w:left="4680" w:firstLine="0"/>
+      </w:pPr>
+      <w:r>
+        <w:rPr>
+          <w:i/>
+          <w:iCs/>
+        </w:rPr>
+        <w:t xml:space="preserve">Newark,</w:t>
+      </w:r>
+      <w:r>
+        <w:rPr>
+          <w:i/>
+          <w:iCs/>
+        </w:rPr>
+        <w:t xml:space="preserve"> </w:t>
+      </w:r>
+      <w:r>
+        <w:rPr>
+          <w:i/>
+          <w:iCs/>
+        </w:rPr>
+        <w:t xml:space="preserve">NJ</w:t>
+      </w:r>
+      <w:r>
+        <w:rPr>
+          <w:i/>
+          <w:iCs/>
+        </w:rPr>
+        <w:t xml:space="preserve"> </w:t>
+      </w:r>
+      <w:r>
+        <w:rPr>
+          <w:i/>
+          <w:iCs/>
+        </w:rPr>
+        <w:t xml:space="preserve">07102</w:t>
       </w:r>
     </w:p>
     <w:p>
       <w:pPr>
         <w:keepNext/>
-        <w:spacing w:before="0" w:after="0" w:line="240" w:lineRule="auto"/>
-        <w:ind w:left="4320"/>
-      </w:pPr>
-      <w:r>
-        <w:t xml:space="preserve">(973) 848-4000 (telephone)</w:t>
-      </w:r>
-    </w:p>
-    <w:p>
-      <w:pPr>
-        <w:keepNext/>
-        <w:spacing w:before="0" w:after="0" w:line="240" w:lineRule="auto"/>
-        <w:ind w:left="4320"/>
-      </w:pPr>
-      <w:r>
+        <w:keepLines/>
+        <w:spacing w:before="0" w:after="0" w:line="408" w:lineRule="exact"/>
+        <w:ind w:left="4680" w:firstLine="0"/>
+      </w:pPr>
+      <w:r>
+        <w:rPr>
+          <w:i/>
+          <w:iCs/>
+        </w:rPr>
+        <w:t xml:space="preserve">(973)</w:t>
+      </w:r>
+      <w:r>
+        <w:rPr>
+          <w:i/>
+          <w:iCs/>
+        </w:rPr>
+        <w:t xml:space="preserve"> </w:t>
+      </w:r>
+      <w:r>
+        <w:rPr>
+          <w:i/>
+          <w:iCs/>
+        </w:rPr>
+        <w:t xml:space="preserve">848</w:t>
+        <w:noBreakHyphen/>
+        <w:t xml:space="preserve">4000</w:t>
+      </w:r>
+      <w:r>
+        <w:rPr>
+          <w:i/>
+          <w:iCs/>
+        </w:rPr>
+        <w:t xml:space="preserve"> </w:t>
+      </w:r>
+      <w:r>
+        <w:rPr>
+          <w:i/>
+          <w:iCs/>
+        </w:rPr>
+        <w:t xml:space="preserve">(telephone)</w:t>
+      </w:r>
+    </w:p>
+    <w:p>
+      <w:pPr>
+        <w:keepLines/>
+        <w:spacing w:before="0" w:after="0" w:line="408" w:lineRule="exact"/>
+        <w:ind w:left="4680" w:firstLine="0"/>
+      </w:pPr>
+      <w:r>
+        <w:rPr>
+          <w:i/>
+          <w:iCs/>
+        </w:rPr>
         <w:t xml:space="preserve">Daniel.Eliades@klgates.com</w:t>
       </w:r>
     </w:p>
     <w:sectPr>
-      <w:footnotePr>
-        <w:numRestart w:val="eachSect"/>
-      </w:footnotePr>
+      <w:footerReference w:type="default" r:id="rIdFtrPage"/>
       <w:pgSz w:w="12240" w:h="15840"/>
-      <w:pgMar w:top="1440" w:right="1440" w:bottom="1440" w:left="1440" w:header="720" w:footer="720" w:gutter="0"/>
+      <w:pgMar w:top="1440" w:right="1444" w:bottom="1440" w:left="1440" w:header="720" w:footer="676" w:gutter="0"/>
+      <w:pgNumType w:fmt="decimal" w:start="1"/>
     </w:sectPr>
   </w:body>
 </w:document>
@@ -1790,6 +7497,31 @@
 <w:comments xmlns:w="http://schemas.openxmlformats.org/wordprocessingml/2006/main" xmlns:m="http://schemas.openxmlformats.org/officeDocument/2006/math" xmlns:r="http://schemas.openxmlformats.org/officeDocument/2006/relationships" xmlns:o="urn:schemas-microsoft-com:office:office" xmlns:v="urn:schemas-microsoft-com:vml" xmlns:w10="urn:schemas-microsoft-com:office:word" xmlns:a="http://schemas.openxmlformats.org/drawingml/2006/main" xmlns:pic="http://schemas.openxmlformats.org/drawingml/2006/picture" xmlns:wp="http://schemas.openxmlformats.org/drawingml/2006/wordprocessingDrawing"/>
 </file>
 
+<file path=word/footer1.xml><?xml version="1.0" encoding="utf-8"?>
+<w:ftr xmlns:w="http://schemas.openxmlformats.org/wordprocessingml/2006/main" xmlns:r="http://schemas.openxmlformats.org/officeDocument/2006/relationships">
+  <w:p>
+    <w:pPr>
+      <w:jc w:val="center"/>
+    </w:pPr>
+    <w:r>
+      <w:fldChar w:fldCharType="begin"/>
+    </w:r>
+    <w:r>
+      <w:instrText xml:space="preserve"> PAGE </w:instrText>
+    </w:r>
+    <w:r>
+      <w:fldChar w:fldCharType="separate"/>
+    </w:r>
+    <w:r>
+      <w:t>1</w:t>
+    </w:r>
+    <w:r>
+      <w:fldChar w:fldCharType="end"/>
+    </w:r>
+  </w:p>
+</w:ftr>
+</file>
+
 <file path=word/footnotes.xml><?xml version="1.0" encoding="utf-8"?>
 <w:footnotes xmlns:w="http://schemas.openxmlformats.org/wordprocessingml/2006/main" xmlns:m="http://schemas.openxmlformats.org/officeDocument/2006/math" xmlns:r="http://schemas.openxmlformats.org/officeDocument/2006/relationships" xmlns:o="urn:schemas-microsoft-com:office:office" xmlns:v="urn:schemas-microsoft-com:vml" xmlns:w10="urn:schemas-microsoft-com:office:word" xmlns:a="http://schemas.openxmlformats.org/drawingml/2006/main" xmlns:pic="http://schemas.openxmlformats.org/drawingml/2006/picture" xmlns:wp="http://schemas.openxmlformats.org/drawingml/2006/wordprocessingDrawing">
   <w:footnote w:type="continuationSeparator" w:id="0">
@@ -1807,6 +7539,72 @@
     </w:p>
   </w:footnote>
 </w:footnotes>
+</file>
+
+<file path=word/ftr-add.xml><?xml version="1.0" encoding="utf-8"?>
+<w:ftr xmlns:w="http://schemas.openxmlformats.org/wordprocessingml/2006/main" xmlns:r="http://schemas.openxmlformats.org/officeDocument/2006/relationships">
+  <w:p>
+    <w:pPr>
+      <w:spacing w:before="0" w:after="0"/>
+      <w:jc w:val="center"/>
+    </w:pPr>
+    <w:r>
+      <w:t>Add-</w:t>
+    </w:r>
+    <w:r>
+      <w:fldChar w:fldCharType="begin"/>
+    </w:r>
+    <w:r>
+      <w:instrText xml:space="preserve"> PAGE </w:instrText>
+    </w:r>
+    <w:r>
+      <w:fldChar w:fldCharType="separate"/>
+    </w:r>
+    <w:r>
+      <w:t>1</w:t>
+    </w:r>
+    <w:r>
+      <w:fldChar w:fldCharType="end"/>
+    </w:r>
+  </w:p>
+</w:ftr>
+</file>
+
+<file path=word/ftr-none.xml><?xml version="1.0" encoding="utf-8"?>
+<w:ftr xmlns:w="http://schemas.openxmlformats.org/wordprocessingml/2006/main" xmlns:r="http://schemas.openxmlformats.org/officeDocument/2006/relationships">
+  <w:p>
+    <w:pPr>
+      <w:spacing w:before="0" w:after="0"/>
+      <w:jc w:val="center"/>
+    </w:pPr>
+  </w:p>
+</w:ftr>
+</file>
+
+<file path=word/ftr-page.xml><?xml version="1.0" encoding="utf-8"?>
+<w:ftr xmlns:w="http://schemas.openxmlformats.org/wordprocessingml/2006/main" xmlns:r="http://schemas.openxmlformats.org/officeDocument/2006/relationships">
+  <w:p>
+    <w:pPr>
+      <w:spacing w:before="0" w:after="0"/>
+      <w:jc w:val="center"/>
+    </w:pPr>
+    <w:r>
+      <w:fldChar w:fldCharType="begin"/>
+    </w:r>
+    <w:r>
+      <w:instrText xml:space="preserve"> PAGE </w:instrText>
+    </w:r>
+    <w:r>
+      <w:fldChar w:fldCharType="separate"/>
+    </w:r>
+    <w:r>
+      <w:t>1</w:t>
+    </w:r>
+    <w:r>
+      <w:fldChar w:fldCharType="end"/>
+    </w:r>
+  </w:p>
+</w:ftr>
 </file>
 
 <file path=word/numbering.xml><?xml version="1.0" encoding="utf-8"?>
@@ -1898,7 +7696,7 @@
   <w:docDefaults>
     <w:rPrDefault>
       <w:rPr>
-        <w:rFonts w:ascii="EB Garamond" w:hAnsi="EB Garamond" w:eastAsia="EB Garamond" w:cs="EB Garamond"/>
+        <w:rFonts w:ascii="TeX Gyre Schola" w:hAnsi="TeX Gyre Schola" w:eastAsia="TeX Gyre Schola" w:cs="TeX Gyre Schola"/>
         <w:sz w:val="28"/>
         <w:szCs w:val="28"/>
         <w:lang w:val="en-US" w:eastAsia="zh-CN" w:bidi="ar-SA"/>
@@ -1906,7 +7704,8 @@
     </w:rPrDefault>
     <w:pPrDefault>
       <w:pPr>
-        <w:spacing w:after="0" w:line="480" w:lineRule="auto"/>
+        <w:widowControl/>
+        <w:spacing w:after="0"/>
       </w:pPr>
     </w:pPrDefault>
   </w:docDefaults>
@@ -1921,7 +7720,8 @@
     <w:link w:val="BodyTextChar"/>
     <w:qFormat/>
     <w:pPr>
-      <w:spacing w:before="180" w:after="180"/>
+      <w:spacing w:before="0" w:after="0" w:line="636" w:lineRule="exact"/>
+      <w:ind w:firstLine="720"/>
     </w:pPr>
   </w:style>
   <w:style w:type="paragraph" w:customStyle="1" w:styleId="FirstParagraph">
@@ -1953,8 +7753,8 @@
     </w:pPr>
     <w:rPr>
       <w:rFonts w:asciiTheme="majorHAnsi" w:eastAsiaTheme="majorEastAsia" w:hAnsiTheme="majorHAnsi" w:cstheme="majorBidi"/>
-      <w:sz w:val="28"/>
-      <w:szCs w:val="28"/>
+      <w:sz w:val="56"/>
+      <w:szCs w:val="56"/>
     </w:rPr>
   </w:style>
   <w:style w:type="character" w:customStyle="1" w:styleId="TitleChar">
@@ -1965,8 +7765,8 @@
     <w:rsid w:val="00A10FD9"/>
     <w:rPr>
       <w:rFonts w:asciiTheme="majorHAnsi" w:eastAsiaTheme="majorEastAsia" w:hAnsiTheme="majorHAnsi" w:cstheme="majorBidi"/>
-      <w:sz w:val="28"/>
-      <w:szCs w:val="28"/>
+      <w:sz w:val="56"/>
+      <w:szCs w:val="56"/>
     </w:rPr>
   </w:style>
   <w:style w:type="paragraph" w:styleId="Subtitle">
@@ -2013,8 +7813,8 @@
       <w:keepLines/>
     </w:pPr>
     <w:rPr>
-      <w:sz w:val="28"/>
-      <w:szCs w:val="28"/>
+      <w:sz w:val="24"/>
+      <w:szCs w:val="24"/>
     </w:rPr>
   </w:style>
   <w:style w:type="paragraph" w:styleId="Date">
@@ -2027,8 +7827,8 @@
       <w:keepLines/>
     </w:pPr>
     <w:rPr>
-      <w:sz w:val="28"/>
-      <w:szCs w:val="28"/>
+      <w:sz w:val="24"/>
+      <w:szCs w:val="24"/>
     </w:rPr>
   </w:style>
   <w:style w:type="paragraph" w:customStyle="1" w:styleId="AbstractTitle">
@@ -2044,8 +7844,8 @@
     </w:pPr>
     <w:rPr>
       <w:b/>
-      <w:sz w:val="28"/>
-      <w:szCs w:val="28"/>
+      <w:sz w:val="20"/>
+      <w:szCs w:val="20"/>
     </w:rPr>
   </w:style>
   <w:style w:type="paragraph" w:customStyle="1" w:styleId="Abstract">
@@ -2059,8 +7859,8 @@
       <w:spacing w:before="100" w:after="300"/>
     </w:pPr>
     <w:rPr>
-      <w:sz w:val="28"/>
-      <w:szCs w:val="28"/>
+      <w:sz w:val="20"/>
+      <w:szCs w:val="20"/>
     </w:rPr>
   </w:style>
   <w:style w:type="paragraph" w:styleId="Bibliography">
@@ -2082,12 +7882,17 @@
     <w:pPr>
       <w:keepNext/>
       <w:keepLines/>
-      <w:spacing w:before="360" w:after="80"/>
+      <w:spacing w:before="240" w:after="120" w:line="408" w:lineRule="exact"/>
+      <w:ind w:firstLine="0"/>
+      <w:jc w:val="center"/>
       <w:outlineLvl w:val="0"/>
     </w:pPr>
     <w:rPr>
-      <w:rFonts w:asciiTheme="majorHAnsi" w:eastAsiaTheme="majorEastAsia" w:hAnsiTheme="majorHAnsi" w:cstheme="majorBidi"/>
-      <w:color w:val="0F4761" w:themeColor="accent1" w:themeShade="BF"/>
+      <w:rFonts w:ascii="TeX Gyre Schola" w:hAnsi="TeX Gyre Schola" w:eastAsia="TeX Gyre Schola" w:cs="TeX Gyre Schola"/>
+      <w:b/>
+      <w:bCs/>
+      <w:caps/>
+      <w:color w:val="000000"/>
       <w:sz w:val="28"/>
       <w:szCs w:val="28"/>
     </w:rPr>
@@ -2105,12 +7910,15 @@
     <w:pPr>
       <w:keepNext/>
       <w:keepLines/>
-      <w:spacing w:before="160" w:after="80"/>
+      <w:spacing w:before="240" w:after="120" w:line="408" w:lineRule="exact"/>
+      <w:ind w:firstLine="0"/>
       <w:outlineLvl w:val="1"/>
     </w:pPr>
     <w:rPr>
-      <w:rFonts w:asciiTheme="majorHAnsi" w:eastAsiaTheme="majorEastAsia" w:hAnsiTheme="majorHAnsi" w:cstheme="majorBidi"/>
-      <w:color w:val="0F4761" w:themeColor="accent1" w:themeShade="BF"/>
+      <w:rFonts w:ascii="TeX Gyre Schola" w:hAnsi="TeX Gyre Schola" w:eastAsia="TeX Gyre Schola" w:cs="TeX Gyre Schola"/>
+      <w:b/>
+      <w:bCs/>
+      <w:color w:val="000000"/>
       <w:sz w:val="28"/>
       <w:szCs w:val="28"/>
     </w:rPr>
@@ -2128,12 +7936,15 @@
     <w:pPr>
       <w:keepNext/>
       <w:keepLines/>
-      <w:spacing w:before="160" w:after="80"/>
+      <w:spacing w:before="240" w:after="120" w:line="408" w:lineRule="exact"/>
+      <w:ind w:firstLine="0"/>
       <w:outlineLvl w:val="2"/>
     </w:pPr>
     <w:rPr>
-      <w:rFonts w:eastAsiaTheme="majorEastAsia" w:cstheme="majorBidi"/>
-      <w:color w:val="0F4761" w:themeColor="accent1" w:themeShade="BF"/>
+      <w:rFonts w:ascii="TeX Gyre Schola" w:hAnsi="TeX Gyre Schola" w:eastAsia="TeX Gyre Schola" w:cs="TeX Gyre Schola"/>
+      <w:b/>
+      <w:bCs/>
+      <w:color w:val="000000"/>
       <w:sz w:val="28"/>
       <w:szCs w:val="28"/>
     </w:rPr>
@@ -2151,14 +7962,18 @@
     <w:pPr>
       <w:keepNext/>
       <w:keepLines/>
-      <w:spacing w:before="80" w:after="40"/>
+      <w:spacing w:before="240" w:after="120" w:line="408" w:lineRule="exact"/>
+      <w:ind w:firstLine="0"/>
       <w:outlineLvl w:val="3"/>
     </w:pPr>
     <w:rPr>
-      <w:rFonts w:eastAsiaTheme="majorEastAsia" w:cstheme="majorBidi"/>
+      <w:rFonts w:ascii="TeX Gyre Schola" w:hAnsi="TeX Gyre Schola" w:eastAsia="TeX Gyre Schola" w:cs="TeX Gyre Schola"/>
+      <w:b/>
+      <w:bCs/>
       <w:i/>
-      <w:iCs/>
-      <w:color w:val="0F4761" w:themeColor="accent1" w:themeShade="BF"/>
+      <w:color w:val="000000"/>
+      <w:sz w:val="28"/>
+      <w:szCs w:val="28"/>
     </w:rPr>
   </w:style>
   <w:style w:type="paragraph" w:styleId="Heading5">
@@ -2174,12 +7989,18 @@
     <w:pPr>
       <w:keepNext/>
       <w:keepLines/>
-      <w:spacing w:before="80" w:after="40"/>
+      <w:spacing w:before="240" w:after="120" w:line="408" w:lineRule="exact"/>
+      <w:ind w:firstLine="0"/>
       <w:outlineLvl w:val="4"/>
     </w:pPr>
     <w:rPr>
-      <w:rFonts w:eastAsiaTheme="majorEastAsia" w:cstheme="majorBidi"/>
-      <w:color w:val="0F4761" w:themeColor="accent1" w:themeShade="BF"/>
+      <w:rFonts w:ascii="TeX Gyre Schola" w:hAnsi="TeX Gyre Schola" w:eastAsia="TeX Gyre Schola" w:cs="TeX Gyre Schola"/>
+      <w:b/>
+      <w:bCs/>
+      <w:i/>
+      <w:color w:val="000000"/>
+      <w:sz w:val="28"/>
+      <w:szCs w:val="28"/>
     </w:rPr>
   </w:style>
   <w:style w:type="paragraph" w:styleId="Heading6">
@@ -2279,8 +8100,8 @@
     <w:rPr>
       <w:rFonts w:asciiTheme="majorHAnsi" w:eastAsiaTheme="majorEastAsia" w:hAnsiTheme="majorHAnsi" w:cstheme="majorBidi"/>
       <w:color w:val="0F4761" w:themeColor="accent1" w:themeShade="BF"/>
-      <w:sz w:val="28"/>
-      <w:szCs w:val="28"/>
+      <w:sz w:val="40"/>
+      <w:szCs w:val="40"/>
     </w:rPr>
   </w:style>
   <w:style w:type="character" w:customStyle="1" w:styleId="Heading2Char">
@@ -2293,8 +8114,8 @@
     <w:rPr>
       <w:rFonts w:asciiTheme="majorHAnsi" w:eastAsiaTheme="majorEastAsia" w:hAnsiTheme="majorHAnsi" w:cstheme="majorBidi"/>
       <w:color w:val="0F4761" w:themeColor="accent1" w:themeShade="BF"/>
-      <w:sz w:val="28"/>
-      <w:szCs w:val="28"/>
+      <w:sz w:val="32"/>
+      <w:szCs w:val="32"/>
     </w:rPr>
   </w:style>
   <w:style w:type="character" w:customStyle="1" w:styleId="Heading3Char">
@@ -2389,6 +8210,23 @@
       <w:color w:val="272727" w:themeColor="text1" w:themeTint="D8"/>
     </w:rPr>
   </w:style>
+  <w:style w:type="paragraph" w:customStyle="1" w:styleId="ListItem">
+    <w:name w:val="List Item"/>
+    <w:basedOn w:val="BodyText"/>
+    <w:qFormat/>
+    <w:pPr>
+      <w:spacing w:before="0" w:after="0" w:line="636" w:lineRule="exact"/>
+      <w:ind w:left="720" w:hanging="720"/>
+    </w:pPr>
+  </w:style>
+  <w:style w:type="paragraph" w:customStyle="1" w:styleId="BodyTextNoted">
+    <w:name w:val="Body Text Noted"/>
+    <w:basedOn w:val="BodyText"/>
+    <w:qFormat/>
+    <w:pPr>
+      <w:widowControl w:val="0"/>
+    </w:pPr>
+  </w:style>
   <w:style w:type="paragraph" w:styleId="BlockText">
     <w:name w:val="Block Text"/>
     <w:basedOn w:val="BodyText"/>
@@ -2397,8 +8235,8 @@
     <w:unhideWhenUsed/>
     <w:qFormat/>
     <w:pPr>
-      <w:spacing w:before="100" w:after="100"/>
-      <w:ind w:firstLine="0" w:left="480" w:right="480"/>
+      <w:spacing w:before="280" w:after="280" w:line="408" w:lineRule="exact"/>
+      <w:ind w:firstLine="0" w:left="720" w:right="720"/>
     </w:pPr>
   </w:style>
   <w:style w:type="paragraph" w:styleId="FootnoteText">
@@ -2408,6 +8246,14 @@
     <w:uiPriority w:val="9"/>
     <w:unhideWhenUsed/>
     <w:qFormat/>
+    <w:pPr>
+      <w:keepLines/>
+      <w:spacing w:before="0" w:after="140" w:line="408" w:lineRule="exact"/>
+    </w:pPr>
+    <w:rPr>
+      <w:sz w:val="28"/>
+      <w:szCs w:val="28"/>
+    </w:rPr>
   </w:style>
   <w:style w:type="paragraph" w:styleId="FootnoteBlockText">
     <w:name w:val="Footnote Block Text"/>
@@ -2417,8 +8263,8 @@
     <w:unhideWhenUsed/>
     <w:qFormat/>
     <w:pPr>
-      <w:spacing w:before="100" w:after="100"/>
-      <w:ind w:firstLine="0" w:left="480" w:right="480"/>
+      <w:spacing w:before="280" w:after="280"/>
+      <w:ind w:firstLine="0" w:left="720" w:right="720"/>
     </w:pPr>
   </w:style>
   <w:style w:type="character" w:default="1" w:styleId="DefaultParagraphFont">
@@ -2507,8 +8353,8 @@
     <w:name w:val="Verbatim Char"/>
     <w:basedOn w:val="BodyTextChar"/>
     <w:rPr>
-      <w:rFonts w:ascii="EB Garamond" w:hAnsi="EB Garamond" w:eastAsia="EB Garamond" w:cs="EB Garamond"/>
-      <w:sz w:val="28"/>
+      <w:rFonts w:ascii="Consolas" w:hAnsi="Consolas"/>
+      <w:sz w:val="22"/>
     </w:rPr>
   </w:style>
   <w:style w:type="character" w:customStyle="1" w:styleId="SectionNumber">
@@ -2541,10 +8387,10 @@
       <w:outlineLvl w:val="9"/>
     </w:pPr>
     <w:rPr>
-      <w:rFonts w:ascii="EB Garamond" w:hAnsi="EB Garamond" w:eastAsia="EB Garamond" w:cs="EB Garamond"/>
+      <w:rFonts w:asciiTheme="majorHAnsi" w:eastAsiaTheme="majorEastAsia" w:hAnsiTheme="majorHAnsi" w:cstheme="majorBidi"/>
       <w:b w:val="0"/>
       <w:bCs w:val="0"/>
-      <w:color w:val="000000"/>
+      <w:color w:val="365F91" w:themeColor="accent1" w:themeShade="BF"/>
     </w:rPr>
   </w:style>
   <w:style w:type="paragraph" w:customStyle="1" w:styleId="SourceCode">

--- a/courts/third-circuit/court-of-appeals/answering-brief/usage/OUTPUT-answering-brief.docx
+++ b/courts/third-circuit/court-of-appeals/answering-brief/usage/OUTPUT-answering-brief.docx
@@ -8219,14 +8219,6 @@
       <w:ind w:left="720" w:hanging="720"/>
     </w:pPr>
   </w:style>
-  <w:style w:type="paragraph" w:customStyle="1" w:styleId="BodyTextNoted">
-    <w:name w:val="Body Text Noted"/>
-    <w:basedOn w:val="BodyText"/>
-    <w:qFormat/>
-    <w:pPr>
-      <w:widowControl w:val="0"/>
-    </w:pPr>
-  </w:style>
   <w:style w:type="paragraph" w:styleId="BlockText">
     <w:name w:val="Block Text"/>
     <w:basedOn w:val="BodyText"/>
@@ -8392,6 +8384,14 @@
       <w:bCs w:val="0"/>
       <w:color w:val="365F91" w:themeColor="accent1" w:themeShade="BF"/>
     </w:rPr>
+  </w:style>
+  <w:style w:type="paragraph" w:customStyle="1" w:styleId="BodyTextNoted">
+    <w:name w:val="Body Text Noted"/>
+    <w:basedOn w:val="BodyText"/>
+    <w:qFormat/>
+    <w:pPr>
+      <w:widowControl w:val="0"/>
+    </w:pPr>
   </w:style>
   <w:style w:type="paragraph" w:customStyle="1" w:styleId="SourceCode">
     <w:name w:val="Source Code"/>

--- a/courts/third-circuit/court-of-appeals/answering-brief/usage/OUTPUT-answering-brief.docx
+++ b/courts/third-circuit/court-of-appeals/answering-brief/usage/OUTPUT-answering-brief.docx
@@ -22,9 +22,7 @@
           <w:b/>
           <w:bCs/>
         </w:rPr>
-        <w:t xml:space="preserve">24</w:t>
-        <w:noBreakHyphen/>
-        <w:t xml:space="preserve">1997</w:t>
+        <w:t xml:space="preserve">24-⁠1997</w:t>
       </w:r>
     </w:p>
     <w:p>
@@ -32,7 +30,7 @@
         <w:keepNext/>
         <w:keepLines/>
         <w:pBdr>
-          <w:bottom w:val="thickThinSmallGap" w:sz="12" w:space="1" w:color="000000"/>
+          <w:bottom w:val="single" w:sz="8" w:space="1" w:color="000000"/>
         </w:pBdr>
         <w:spacing w:before="280" w:after="0" w:line="120" w:lineRule="exact"/>
         <w:ind w:left="0" w:right="0"/>
@@ -98,7 +96,8 @@
         <w:keepNext/>
         <w:keepLines/>
         <w:spacing w:before="0" w:after="0" w:line="408" w:lineRule="exact"/>
-        <w:ind w:left="4680" w:firstLine="0"/>
+        <w:ind w:left="0" w:firstLine="0"/>
+        <w:jc w:val="center"/>
       </w:pPr>
       <w:r>
         <w:t xml:space="preserve">Plaintiff/Appellant,</w:t>
@@ -157,7 +156,8 @@
         <w:keepNext/>
         <w:keepLines/>
         <w:spacing w:before="0" w:after="0" w:line="408" w:lineRule="exact"/>
-        <w:ind w:left="4680" w:firstLine="0"/>
+        <w:ind w:left="0" w:firstLine="0"/>
+        <w:jc w:val="center"/>
       </w:pPr>
       <w:r>
         <w:t xml:space="preserve">Defendant/Appellee.</w:t>
@@ -351,9 +351,7 @@
         <w:t xml:space="preserve"> </w:t>
       </w:r>
       <w:r>
-        <w:t xml:space="preserve">22</w:t>
-        <w:noBreakHyphen/>
-        <w:t xml:space="preserve">07425</w:t>
+        <w:t xml:space="preserve">22-⁠07425</w:t>
       </w:r>
     </w:p>
     <w:p>
@@ -694,105 +692,35 @@
           <w:i/>
           <w:iCs/>
         </w:rPr>
-        <w:t xml:space="preserve">Counsel</w:t>
-      </w:r>
-      <w:r>
-        <w:rPr>
-          <w:i/>
-          <w:iCs/>
-        </w:rPr>
-        <w:t xml:space="preserve"> </w:t>
-      </w:r>
-      <w:r>
-        <w:rPr>
-          <w:i/>
-          <w:iCs/>
-        </w:rPr>
-        <w:t xml:space="preserve">for</w:t>
-      </w:r>
-      <w:r>
-        <w:rPr>
-          <w:i/>
-          <w:iCs/>
-        </w:rPr>
-        <w:t xml:space="preserve"> </w:t>
-      </w:r>
-      <w:r>
-        <w:rPr>
-          <w:i/>
-          <w:iCs/>
-        </w:rPr>
-        <w:t xml:space="preserve">Appellee</w:t>
-      </w:r>
-      <w:r>
-        <w:rPr>
-          <w:i/>
-          <w:iCs/>
-        </w:rPr>
-        <w:t xml:space="preserve"> </w:t>
-      </w:r>
-      <w:r>
-        <w:rPr>
-          <w:i/>
-          <w:iCs/>
-        </w:rPr>
-        <w:t xml:space="preserve">Coldwell</w:t>
-      </w:r>
-      <w:r>
-        <w:rPr>
-          <w:i/>
-          <w:iCs/>
-        </w:rPr>
-        <w:t xml:space="preserve"> </w:t>
-      </w:r>
-      <w:r>
-        <w:rPr>
-          <w:i/>
-          <w:iCs/>
-        </w:rPr>
-        <w:t xml:space="preserve">Banker</w:t>
-      </w:r>
-      <w:r>
-        <w:rPr>
-          <w:i/>
-          <w:iCs/>
-        </w:rPr>
-        <w:t xml:space="preserve"> </w:t>
-      </w:r>
-      <w:r>
-        <w:rPr>
-          <w:i/>
-          <w:iCs/>
-        </w:rPr>
-        <w:t xml:space="preserve">Real</w:t>
-      </w:r>
-      <w:r>
-        <w:rPr>
-          <w:i/>
-          <w:iCs/>
-        </w:rPr>
-        <w:t xml:space="preserve"> </w:t>
-      </w:r>
-      <w:r>
-        <w:rPr>
-          <w:i/>
-          <w:iCs/>
-        </w:rPr>
-        <w:t xml:space="preserve">Estate</w:t>
-      </w:r>
-      <w:r>
-        <w:rPr>
-          <w:i/>
-          <w:iCs/>
-        </w:rPr>
-        <w:t xml:space="preserve"> </w:t>
-      </w:r>
-      <w:r>
-        <w:rPr>
-          <w:i/>
-          <w:iCs/>
-        </w:rPr>
-        <w:t xml:space="preserve">LLC</w:t>
+        <w:t xml:space="preserve">(973)</w:t>
+      </w:r>
+      <w:r>
+        <w:rPr>
+          <w:i/>
+          <w:iCs/>
+        </w:rPr>
+        <w:t xml:space="preserve"> </w:t>
+      </w:r>
+      <w:r>
+        <w:rPr>
+          <w:i/>
+          <w:iCs/>
+        </w:rPr>
+        <w:t xml:space="preserve">848-⁠4000</w:t>
+      </w:r>
+      <w:r>
+        <w:rPr>
+          <w:i/>
+          <w:iCs/>
+        </w:rPr>
+        <w:t xml:space="preserve"> </w:t>
+      </w:r>
+      <w:r>
+        <w:rPr>
+          <w:i/>
+          <w:iCs/>
+        </w:rPr>
+        <w:t xml:space="preserve">(telephone)</w:t>
       </w:r>
     </w:p>
     <w:p>
@@ -806,49 +734,106 @@
           <w:i/>
           <w:iCs/>
         </w:rPr>
-        <w:t xml:space="preserve">(973)</w:t>
-      </w:r>
-      <w:r>
-        <w:rPr>
-          <w:i/>
-          <w:iCs/>
-        </w:rPr>
-        <w:t xml:space="preserve"> </w:t>
-      </w:r>
-      <w:r>
-        <w:rPr>
-          <w:i/>
-          <w:iCs/>
-        </w:rPr>
-        <w:t xml:space="preserve">848</w:t>
-        <w:noBreakHyphen/>
-        <w:t xml:space="preserve">4000</w:t>
-      </w:r>
-      <w:r>
-        <w:rPr>
-          <w:i/>
-          <w:iCs/>
-        </w:rPr>
-        <w:t xml:space="preserve"> </w:t>
-      </w:r>
-      <w:r>
-        <w:rPr>
-          <w:i/>
-          <w:iCs/>
-        </w:rPr>
-        <w:t xml:space="preserve">(telephone)</w:t>
-      </w:r>
-    </w:p>
-    <w:p>
-      <w:pPr>
-        <w:keepNext/>
-        <w:keepLines/>
-        <w:pBdr>
-          <w:bottom w:val="thickThinSmallGap" w:sz="12" w:space="1" w:color="000000"/>
-        </w:pBdr>
-        <w:spacing w:before="280" w:after="0" w:line="120" w:lineRule="exact"/>
-        <w:ind w:left="0" w:right="0"/>
-      </w:pPr>
+        <w:t xml:space="preserve">Counsel</w:t>
+      </w:r>
+      <w:r>
+        <w:rPr>
+          <w:i/>
+          <w:iCs/>
+        </w:rPr>
+        <w:t xml:space="preserve"> </w:t>
+      </w:r>
+      <w:r>
+        <w:rPr>
+          <w:i/>
+          <w:iCs/>
+        </w:rPr>
+        <w:t xml:space="preserve">for</w:t>
+      </w:r>
+      <w:r>
+        <w:rPr>
+          <w:i/>
+          <w:iCs/>
+        </w:rPr>
+        <w:t xml:space="preserve"> </w:t>
+      </w:r>
+      <w:r>
+        <w:rPr>
+          <w:i/>
+          <w:iCs/>
+        </w:rPr>
+        <w:t xml:space="preserve">Appellee</w:t>
+      </w:r>
+      <w:r>
+        <w:rPr>
+          <w:i/>
+          <w:iCs/>
+        </w:rPr>
+        <w:t xml:space="preserve"> </w:t>
+      </w:r>
+      <w:r>
+        <w:rPr>
+          <w:i/>
+          <w:iCs/>
+        </w:rPr>
+        <w:t xml:space="preserve">Coldwell</w:t>
+      </w:r>
+      <w:r>
+        <w:rPr>
+          <w:i/>
+          <w:iCs/>
+        </w:rPr>
+        <w:t xml:space="preserve"> </w:t>
+      </w:r>
+      <w:r>
+        <w:rPr>
+          <w:i/>
+          <w:iCs/>
+        </w:rPr>
+        <w:t xml:space="preserve">Banker</w:t>
+      </w:r>
+      <w:r>
+        <w:rPr>
+          <w:i/>
+          <w:iCs/>
+        </w:rPr>
+        <w:t xml:space="preserve"> </w:t>
+      </w:r>
+      <w:r>
+        <w:rPr>
+          <w:i/>
+          <w:iCs/>
+        </w:rPr>
+        <w:t xml:space="preserve">Real</w:t>
+      </w:r>
+      <w:r>
+        <w:rPr>
+          <w:i/>
+          <w:iCs/>
+        </w:rPr>
+        <w:t xml:space="preserve"> </w:t>
+      </w:r>
+      <w:r>
+        <w:rPr>
+          <w:i/>
+          <w:iCs/>
+        </w:rPr>
+        <w:t xml:space="preserve">Estate</w:t>
+      </w:r>
+      <w:r>
+        <w:rPr>
+          <w:i/>
+          <w:iCs/>
+        </w:rPr>
+        <w:t xml:space="preserve"> </w:t>
+      </w:r>
+      <w:r>
+        <w:rPr>
+          <w:i/>
+          <w:iCs/>
+        </w:rPr>
+        <w:t xml:space="preserve">LLC</w:t>
+      </w:r>
     </w:p>
     <w:p>
       <w:pPr>
@@ -2701,9 +2686,7 @@
         <w:t xml:space="preserve"> </w:t>
       </w:r>
       <w:r>
-        <w:t xml:space="preserve">21</w:t>
-        <w:noBreakHyphen/>
-        <w:t xml:space="preserve">2862,</w:t>
+        <w:t xml:space="preserve">21-⁠2862,</w:t>
       </w:r>
       <w:r>
         <w:t xml:space="preserve"> </w:t>
@@ -4109,13 +4092,7 @@
         <w:t xml:space="preserve">Coldwell Banker Real Est. LLC v. Bellmarc Grp. LLC</w:t>
       </w:r>
       <w:r>
-        <w:t xml:space="preserve">, No. 21</w:t>
-      </w:r>
-      <w:r>
-        <w:noBreakHyphen/>
-      </w:r>
-      <w:r>
-        <w:t xml:space="preserve">2862, 2022 WL 3644183 (3d Cir. Aug. 24, 2022) (the “Prior Appeal”). For the Court’s ease of reference, the undisputed facts identified in the Prior Appeal are repeated below.</w:t>
+        <w:t xml:space="preserve">, No. 21-⁠2862, 2022 WL 3644183 (3d Cir. Aug. 24, 2022) (the “Prior Appeal”). For the Court’s ease of reference, the undisputed facts identified in the Prior Appeal are repeated below.</w:t>
       </w:r>
     </w:p>
     <w:p>
@@ -4756,13 +4733,7 @@
         <w:t xml:space="preserve">Montana v. United States</w:t>
       </w:r>
       <w:r>
-        <w:t xml:space="preserve">, 440 U.S. 147, 153</w:t>
-      </w:r>
-      <w:r>
-        <w:noBreakHyphen/>
-      </w:r>
-      <w:r>
-        <w:t xml:space="preserve">54 (1979).</w:t>
+        <w:t xml:space="preserve">, 440 U.S. 147, 153-⁠54 (1979).</w:t>
       </w:r>
     </w:p>
     <w:p>
@@ -4791,13 +4762,7 @@
         <w:pStyle w:val="BodyText"/>
       </w:pPr>
       <w:r>
-        <w:t xml:space="preserve">The third prong, the causes of action or “claims” extinguished by res judicata, include all rights of the plaintiff to remedies against the defendant with respect to the transaction or series of connected transactions out of which the suit arose. Restatement (Second) of Judgments § 24 (1982); United States v. Athlone Industries, Inc., 746 F.2d 977, 983</w:t>
-      </w:r>
-      <w:r>
-        <w:noBreakHyphen/>
-      </w:r>
-      <w:r>
-        <w:t xml:space="preserve">984 (3rd Cir. 1984).</w:t>
+        <w:t xml:space="preserve">The third prong, the causes of action or “claims” extinguished by res judicata, include all rights of the plaintiff to remedies against the defendant with respect to the transaction or series of connected transactions out of which the suit arose. Restatement (Second) of Judgments § 24 (1982); United States v. Athlone Industries, Inc., 746 F.2d 977, 983-⁠984 (3rd Cir. 1984).</w:t>
       </w:r>
     </w:p>
     <w:p>
@@ -4829,13 +4794,7 @@
         <w:pStyle w:val="BodyText"/>
       </w:pPr>
       <w:r>
-        <w:t xml:space="preserve">Instead, Mr. Binder argues that res judicata does not apply because he contends that he is challenging the prior judgment pursuant to Rule 60(d). Brief at 48</w:t>
-      </w:r>
-      <w:r>
-        <w:noBreakHyphen/>
-      </w:r>
-      <w:r>
-        <w:t xml:space="preserve">49. As further discussed in Section III of this brief, however, Mr. Binder cannot meet the exacting standard of seeking Relief pursuant to Rule 60(d). Critically, Mr. Binder does not plead any facts to explain when he learned of the alleged fraud by Coldwell Banker, nor does he plead any facts to refute what his brief makes obvious: his allegations of fraud are merely disagreements with the evidence presented in the Prior Appeal and the District Court’s rulings in that action. See *800 Servs., Inc. v. AT&amp;T Corp.*, 822 F. App’x 98 (3d Cir. 2020) (“Litigants routinely disagree about how courts should view evidence. But the losing party cannot just repackage that disagreement to claim that the winning party committed fraud on the court.”).</w:t>
+        <w:t xml:space="preserve">Instead, Mr. Binder argues that res judicata does not apply because he contends that he is challenging the prior judgment pursuant to Rule 60(d). Brief at 48-⁠49. As further discussed in Section III of this brief, however, Mr. Binder cannot meet the exacting standard of seeking Relief pursuant to Rule 60(d). Critically, Mr. Binder does not plead any facts to explain when he learned of the alleged fraud by Coldwell Banker, nor does he plead any facts to refute what his brief makes obvious: his allegations of fraud are merely disagreements with the evidence presented in the Prior Appeal and the District Court’s rulings in that action. See *800 Servs., Inc. v. AT&amp;T Corp.*, 822 F. App’x 98 (3d Cir. 2020) (“Litigants routinely disagree about how courts should view evidence. But the losing party cannot just repackage that disagreement to claim that the winning party committed fraud on the court.”).</w:t>
       </w:r>
     </w:p>
     <w:p>
@@ -5089,13 +5048,7 @@
         <w:pStyle w:val="BodyText"/>
       </w:pPr>
       <w:r>
-        <w:t xml:space="preserve">Mr. Binder does not dispute the District Court’s conclusion that Mr. Binder is merely re-litigating the same set of facts already litigated in the Prior Action. A005. Instead, Mr. Binder appears to argue that collateral estoppel does not apply because of his perception that Coldwell Banker had a “plan to deceive the Court.” Brief at 50</w:t>
-      </w:r>
-      <w:r>
-        <w:noBreakHyphen/>
-      </w:r>
-      <w:r>
-        <w:t xml:space="preserve">51. As addressed more fully in Section III below, to the extent Mr. Binder refers to relief under Rule 60(d)⁠(3), such relief is improper because the fraud on the court must have been committed by an “officer of the court.”</w:t>
+        <w:t xml:space="preserve">Mr. Binder does not dispute the District Court’s conclusion that Mr. Binder is merely re-litigating the same set of facts already litigated in the Prior Action. A005. Instead, Mr. Binder appears to argue that collateral estoppel does not apply because of his perception that Coldwell Banker had a “plan to deceive the Court.” Brief at 50-⁠51. As addressed more fully in Section III below, to the extent Mr. Binder refers to relief under Rule 60(d)⁠(3), such relief is improper because the fraud on the court must have been committed by an “officer of the court.”</w:t>
       </w:r>
       <w:r>
         <w:t xml:space="preserve"> </w:t>
@@ -6178,9 +6131,7 @@
           <w:i/>
           <w:iCs/>
         </w:rPr>
-        <w:t xml:space="preserve">848</w:t>
-        <w:noBreakHyphen/>
-        <w:t xml:space="preserve">4000</w:t>
+        <w:t xml:space="preserve">848-⁠4000</w:t>
       </w:r>
       <w:r>
         <w:rPr>
@@ -6468,9 +6419,7 @@
           <w:i/>
           <w:iCs/>
         </w:rPr>
-        <w:t xml:space="preserve">848</w:t>
-        <w:noBreakHyphen/>
-        <w:t xml:space="preserve">4000</w:t>
+        <w:t xml:space="preserve">848-⁠4000</w:t>
       </w:r>
       <w:r>
         <w:rPr>
@@ -6735,9 +6684,7 @@
           <w:i/>
           <w:iCs/>
         </w:rPr>
-        <w:t xml:space="preserve">848</w:t>
-        <w:noBreakHyphen/>
-        <w:t xml:space="preserve">4000</w:t>
+        <w:t xml:space="preserve">848-⁠4000</w:t>
       </w:r>
       <w:r>
         <w:rPr>
@@ -7011,9 +6958,7 @@
           <w:i/>
           <w:iCs/>
         </w:rPr>
-        <w:t xml:space="preserve">848</w:t>
-        <w:noBreakHyphen/>
-        <w:t xml:space="preserve">4000</w:t>
+        <w:t xml:space="preserve">848-⁠4000</w:t>
       </w:r>
       <w:r>
         <w:rPr>
@@ -7450,9 +7395,7 @@
           <w:i/>
           <w:iCs/>
         </w:rPr>
-        <w:t xml:space="preserve">848</w:t>
-        <w:noBreakHyphen/>
-        <w:t xml:space="preserve">4000</w:t>
+        <w:t xml:space="preserve">848-⁠4000</w:t>
       </w:r>
       <w:r>
         <w:rPr>
